--- a/5.Blender与动画序列/3.光棱塔动画尝试.docx
+++ b/5.Blender与动画序列/3.光棱塔动画尝试.docx
@@ -4,6 +4,244 @@
   <w:body>
     <w:p>
       <w:pPr>
+        <w:pStyle w:val="3"/>
+        <w:bidi w:val="0"/>
+        <w:rPr>
+          <w:rFonts w:hint="default"/>
+          <w:lang w:val="en-US" w:eastAsia="zh-CN"/>
+        </w:rPr>
+      </w:pPr>
+      <w:r>
+        <w:rPr>
+          <w:rFonts w:hint="eastAsia"/>
+          <w:lang w:val="en-US" w:eastAsia="zh-CN"/>
+        </w:rPr>
+        <w:t>开始</w:t>
+      </w:r>
+    </w:p>
+    <w:p>
+      <w:pPr>
+        <w:rPr>
+          <w:rFonts w:hint="eastAsia"/>
+          <w:lang w:val="en-US" w:eastAsia="zh-CN"/>
+        </w:rPr>
+      </w:pPr>
+      <w:r>
+        <w:rPr>
+          <w:rFonts w:hint="eastAsia"/>
+          <w:lang w:val="en-US" w:eastAsia="zh-CN"/>
+        </w:rPr>
+        <w:t>假设我们有一把枪，Ak还是AR无所谓，他们在动画上有个共同点</w:t>
+      </w:r>
+    </w:p>
+    <w:p>
+      <w:pPr>
+        <w:rPr>
+          <w:rFonts w:hint="eastAsia"/>
+          <w:lang w:val="en-US" w:eastAsia="zh-CN"/>
+        </w:rPr>
+      </w:pPr>
+      <w:r>
+        <w:rPr>
+          <w:rFonts w:hint="eastAsia"/>
+          <w:lang w:val="en-US" w:eastAsia="zh-CN"/>
+        </w:rPr>
+        <w:t>当发射子弹的时候，枪栓和扳机会跟随移动</w:t>
+      </w:r>
+    </w:p>
+    <w:p>
+      <w:pPr>
+        <w:rPr>
+          <w:rFonts w:hint="eastAsia"/>
+          <w:lang w:val="en-US" w:eastAsia="zh-CN"/>
+        </w:rPr>
+      </w:pPr>
+      <w:r>
+        <w:rPr>
+          <w:rFonts w:hint="eastAsia"/>
+          <w:lang w:val="en-US" w:eastAsia="zh-CN"/>
+        </w:rPr>
+        <w:t>当换子弹的时候，弹匣作为一个独立的静态网格体会脱离枪身</w:t>
+      </w:r>
+    </w:p>
+    <w:p>
+      <w:pPr>
+        <w:rPr>
+          <w:rFonts w:hint="eastAsia"/>
+          <w:lang w:val="en-US" w:eastAsia="zh-CN"/>
+        </w:rPr>
+      </w:pPr>
+      <w:r>
+        <w:rPr>
+          <w:rFonts w:hint="eastAsia"/>
+          <w:lang w:val="en-US" w:eastAsia="zh-CN"/>
+        </w:rPr>
+        <w:t>此时，我们可以发现：枪栓并不是一个独立的静态网格体，而弹匣则是一个独立的静态网格体</w:t>
+      </w:r>
+    </w:p>
+    <w:p>
+      <w:pPr>
+        <w:rPr>
+          <w:rFonts w:hint="default"/>
+          <w:lang w:val="en-US" w:eastAsia="zh-CN"/>
+        </w:rPr>
+      </w:pPr>
+      <w:r>
+        <w:rPr>
+          <w:rFonts w:hint="eastAsia"/>
+          <w:lang w:val="en-US" w:eastAsia="zh-CN"/>
+        </w:rPr>
+        <w:t>枪支的骨骼是绑定在枪身上的，枪支的枪栓骨骼绑定的是枪支这一骨骼网格体中的一部分，而弹匣的骨骼绑定的则是一个脱离于枪身骨骼网格体的一个独立的静态网格体。（但是骨骼是枪身上的骨骼）</w:t>
+      </w:r>
+    </w:p>
+    <w:p>
+      <w:pPr>
+        <w:rPr>
+          <w:rFonts w:hint="eastAsia"/>
+          <w:lang w:val="en-US" w:eastAsia="zh-CN"/>
+        </w:rPr>
+      </w:pPr>
+    </w:p>
+    <w:p>
+      <w:pPr>
+        <w:rPr>
+          <w:rFonts w:hint="eastAsia"/>
+          <w:lang w:val="en-US" w:eastAsia="zh-CN"/>
+        </w:rPr>
+      </w:pPr>
+      <w:r>
+        <w:rPr>
+          <w:rFonts w:hint="eastAsia"/>
+          <w:lang w:val="en-US" w:eastAsia="zh-CN"/>
+        </w:rPr>
+        <w:t>综上所述，对于骨骼绑定网格体，通常有两种情况</w:t>
+      </w:r>
+    </w:p>
+    <w:p>
+      <w:pPr>
+        <w:numPr>
+          <w:ilvl w:val="0"/>
+          <w:numId w:val="1"/>
+        </w:numPr>
+        <w:rPr>
+          <w:rFonts w:hint="eastAsia"/>
+          <w:lang w:val="en-US" w:eastAsia="zh-CN"/>
+        </w:rPr>
+      </w:pPr>
+      <w:r>
+        <w:rPr>
+          <w:rFonts w:hint="eastAsia"/>
+          <w:lang w:val="en-US" w:eastAsia="zh-CN"/>
+        </w:rPr>
+        <w:t>骨骼绑定的网格体是骨骼网格体的一部分</w:t>
+      </w:r>
+    </w:p>
+    <w:p>
+      <w:pPr>
+        <w:numPr>
+          <w:ilvl w:val="0"/>
+          <w:numId w:val="1"/>
+        </w:numPr>
+        <w:rPr>
+          <w:rFonts w:hint="default"/>
+          <w:lang w:val="en-US" w:eastAsia="zh-CN"/>
+        </w:rPr>
+      </w:pPr>
+      <w:r>
+        <w:rPr>
+          <w:rFonts w:hint="eastAsia"/>
+          <w:lang w:val="en-US" w:eastAsia="zh-CN"/>
+        </w:rPr>
+        <w:t>骨骼绑定的网格体是一个独立的静态网格体</w:t>
+      </w:r>
+    </w:p>
+    <w:p>
+      <w:pPr>
+        <w:rPr>
+          <w:rFonts w:hint="eastAsia"/>
+          <w:lang w:val="en-US" w:eastAsia="zh-CN"/>
+        </w:rPr>
+      </w:pPr>
+      <w:r>
+        <w:rPr>
+          <w:rFonts w:hint="eastAsia"/>
+          <w:lang w:val="en-US" w:eastAsia="zh-CN"/>
+        </w:rPr>
+        <w:t>而下文的光棱塔动画尝试，则是第一种情况。</w:t>
+      </w:r>
+    </w:p>
+    <w:p>
+      <w:pPr>
+        <w:rPr>
+          <w:rFonts w:hint="eastAsia"/>
+          <w:lang w:val="en-US" w:eastAsia="zh-CN"/>
+        </w:rPr>
+      </w:pPr>
+      <w:r>
+        <w:rPr>
+          <w:rFonts w:hint="eastAsia"/>
+          <w:lang w:val="en-US" w:eastAsia="zh-CN"/>
+        </w:rPr>
+        <w:t>光棱塔作为一个建筑，一般来说是不会有Transform的改变的。但是，光棱塔在运行的时候，头部的部分会持续旋转。这就是光棱塔的动画。</w:t>
+      </w:r>
+    </w:p>
+    <w:p>
+      <w:pPr>
+        <w:rPr>
+          <w:rFonts w:hint="eastAsia"/>
+          <w:lang w:val="en-US" w:eastAsia="zh-CN"/>
+        </w:rPr>
+      </w:pPr>
+      <w:r>
+        <w:rPr>
+          <w:rFonts w:hint="eastAsia"/>
+          <w:lang w:val="en-US" w:eastAsia="zh-CN"/>
+        </w:rPr>
+        <w:t>另外，光棱塔作为一个骨骼网格体，才能使用动画蓝图。蓝图类型通常为Pawn。</w:t>
+      </w:r>
+    </w:p>
+    <w:p>
+      <w:pPr>
+        <w:rPr>
+          <w:rFonts w:hint="default"/>
+          <w:lang w:val="en-US" w:eastAsia="zh-CN"/>
+        </w:rPr>
+      </w:pPr>
+    </w:p>
+    <w:p>
+      <w:pPr>
+        <w:rPr>
+          <w:rFonts w:hint="default"/>
+          <w:lang w:val="en-US" w:eastAsia="zh-CN"/>
+        </w:rPr>
+      </w:pPr>
+      <w:r>
+        <w:rPr>
+          <w:rFonts w:hint="eastAsia"/>
+          <w:lang w:val="en-US" w:eastAsia="zh-CN"/>
+        </w:rPr>
+        <w:t>本文只说第一种情况。第二种情况有很多需要额外注意的东西，特别是导出的时候。</w:t>
+      </w:r>
+    </w:p>
+    <w:p>
+      <w:pPr>
+        <w:pStyle w:val="3"/>
+        <w:bidi w:val="0"/>
+        <w:rPr>
+          <w:rFonts w:hint="default"/>
+          <w:lang w:val="en-US" w:eastAsia="zh-CN"/>
+        </w:rPr>
+      </w:pPr>
+      <w:r>
+        <w:rPr>
+          <w:rFonts w:hint="eastAsia"/>
+          <w:lang w:val="en-US" w:eastAsia="zh-CN"/>
+        </w:rPr>
+        <w:t>资源</w:t>
+      </w:r>
+    </w:p>
+    <w:p>
+      <w:pPr>
         <w:rPr>
           <w:rFonts w:hint="eastAsia"/>
           <w:lang w:val="en-US" w:eastAsia="zh-CN"/>
@@ -47,7 +285,7 @@
       </w:r>
       <w:r>
         <w:rPr>
-          <w:rStyle w:val="5"/>
+          <w:rStyle w:val="8"/>
           <w:rFonts w:hint="default"/>
           <w:lang w:val="en-US" w:eastAsia="zh-CN"/>
         </w:rPr>
@@ -73,15 +311,104 @@
           <w:rFonts w:hint="eastAsia"/>
           <w:lang w:val="en-US" w:eastAsia="zh-CN"/>
         </w:rPr>
+        <w:t>这个fbx已经可以导入UE中作为静态网格体</w:t>
+      </w:r>
+    </w:p>
+    <w:p>
+      <w:pPr>
+        <w:rPr>
+          <w:rFonts w:hint="eastAsia"/>
+          <w:lang w:val="en-US" w:eastAsia="zh-CN"/>
+        </w:rPr>
+      </w:pPr>
+      <w:r>
+        <w:rPr>
+          <w:rFonts w:hint="eastAsia"/>
+          <w:lang w:val="en-US" w:eastAsia="zh-CN"/>
+        </w:rPr>
+        <w:t>但是我们要给他创建动画，而且需要倒入成骨骼网格体</w:t>
+      </w:r>
+    </w:p>
+    <w:p>
+      <w:pPr>
+        <w:rPr>
+          <w:rFonts w:hint="eastAsia"/>
+          <w:lang w:val="en-US" w:eastAsia="zh-CN"/>
+        </w:rPr>
+      </w:pPr>
+      <w:r>
+        <w:rPr>
+          <w:rFonts w:hint="eastAsia"/>
+          <w:lang w:val="en-US" w:eastAsia="zh-CN"/>
+        </w:rPr>
+        <w:t>骨骼网格体前缀为SK_，Blender导出路径放在Mesh文件夹中</w:t>
+      </w:r>
+    </w:p>
+    <w:p>
+      <w:pPr>
+        <w:rPr>
+          <w:rFonts w:hint="default"/>
+          <w:lang w:val="en-US" w:eastAsia="zh-CN"/>
+        </w:rPr>
+      </w:pPr>
+      <w:r>
+        <w:rPr>
+          <w:rFonts w:hint="eastAsia"/>
+          <w:lang w:val="en-US" w:eastAsia="zh-CN"/>
+        </w:rPr>
+        <w:t>骨骼前缀为SKEL_，在UE中手动修改</w:t>
+      </w:r>
+    </w:p>
+    <w:p>
+      <w:pPr>
+        <w:rPr>
+          <w:rFonts w:hint="default"/>
+          <w:lang w:val="en-US" w:eastAsia="zh-CN"/>
+        </w:rPr>
+      </w:pPr>
+      <w:r>
+        <w:rPr>
+          <w:rFonts w:hint="eastAsia"/>
+          <w:lang w:val="en-US" w:eastAsia="zh-CN"/>
+        </w:rPr>
+        <w:t>动画前缀为AS_，标志AnimSequence</w:t>
+      </w:r>
+    </w:p>
+    <w:p>
+      <w:pPr>
+        <w:rPr>
+          <w:rFonts w:hint="default"/>
+          <w:lang w:val="en-US" w:eastAsia="zh-CN"/>
+        </w:rPr>
+      </w:pPr>
+    </w:p>
+    <w:p>
+      <w:pPr>
+        <w:rPr>
+          <w:rFonts w:hint="eastAsia"/>
+          <w:lang w:val="en-US" w:eastAsia="zh-CN"/>
+        </w:rPr>
+      </w:pPr>
+      <w:r>
+        <w:rPr>
+          <w:rFonts w:hint="eastAsia"/>
+          <w:lang w:val="en-US" w:eastAsia="zh-CN"/>
+        </w:rPr>
         <w:t>然后用blender打开这个fbx文件</w:t>
       </w:r>
     </w:p>
     <w:p>
+      <w:pPr>
+        <w:rPr>
+          <w:rFonts w:hint="eastAsia"/>
+          <w:lang w:val="en-US" w:eastAsia="zh-CN"/>
+        </w:rPr>
+      </w:pPr>
       <w:r>
         <w:drawing>
           <wp:inline distT="0" distB="0" distL="114300" distR="114300">
-            <wp:extent cx="1139190" cy="2538730"/>
-            <wp:effectExtent l="0" t="0" r="3810" b="4445"/>
+            <wp:extent cx="638810" cy="1424940"/>
+            <wp:effectExtent l="0" t="0" r="8890" b="3810"/>
             <wp:docPr id="1" name="图片 1"/>
             <wp:cNvGraphicFramePr>
               <a:graphicFrameLocks xmlns:a="http://schemas.openxmlformats.org/drawingml/2006/main" noChangeAspect="1"/>
@@ -104,7 +431,7 @@
                   <pic:spPr>
                     <a:xfrm>
                       <a:off x="0" y="0"/>
-                      <a:ext cx="1139190" cy="2538730"/>
+                      <a:ext cx="638810" cy="1424940"/>
                     </a:xfrm>
                     <a:prstGeom prst="rect">
                       <a:avLst/>
@@ -120,6 +447,49 @@
           </wp:inline>
         </w:drawing>
       </w:r>
+      <w:r>
+        <w:drawing>
+          <wp:inline distT="0" distB="0" distL="114300" distR="114300">
+            <wp:extent cx="3019425" cy="619125"/>
+            <wp:effectExtent l="0" t="0" r="0" b="0"/>
+            <wp:docPr id="23" name="图片 23"/>
+            <wp:cNvGraphicFramePr>
+              <a:graphicFrameLocks xmlns:a="http://schemas.openxmlformats.org/drawingml/2006/main" noChangeAspect="1"/>
+            </wp:cNvGraphicFramePr>
+            <a:graphic xmlns:a="http://schemas.openxmlformats.org/drawingml/2006/main">
+              <a:graphicData uri="http://schemas.openxmlformats.org/drawingml/2006/picture">
+                <pic:pic xmlns:pic="http://schemas.openxmlformats.org/drawingml/2006/picture">
+                  <pic:nvPicPr>
+                    <pic:cNvPr id="23" name="图片 23"/>
+                    <pic:cNvPicPr>
+                      <a:picLocks noChangeAspect="1"/>
+                    </pic:cNvPicPr>
+                  </pic:nvPicPr>
+                  <pic:blipFill>
+                    <a:blip r:embed="rId5"/>
+                    <a:stretch>
+                      <a:fillRect/>
+                    </a:stretch>
+                  </pic:blipFill>
+                  <pic:spPr>
+                    <a:xfrm>
+                      <a:off x="0" y="0"/>
+                      <a:ext cx="3019425" cy="619125"/>
+                    </a:xfrm>
+                    <a:prstGeom prst="rect">
+                      <a:avLst/>
+                    </a:prstGeom>
+                    <a:noFill/>
+                    <a:ln>
+                      <a:noFill/>
+                    </a:ln>
+                  </pic:spPr>
+                </pic:pic>
+              </a:graphicData>
+            </a:graphic>
+          </wp:inline>
+        </w:drawing>
+      </w:r>
     </w:p>
     <w:p>
       <w:pPr>
@@ -140,7 +510,7 @@
       <w:pPr>
         <w:numPr>
           <w:ilvl w:val="0"/>
-          <w:numId w:val="1"/>
+          <w:numId w:val="2"/>
         </w:numPr>
         <w:rPr>
           <w:rFonts w:hint="eastAsia"/>
@@ -159,7 +529,7 @@
       <w:pPr>
         <w:numPr>
           <w:ilvl w:val="0"/>
-          <w:numId w:val="1"/>
+          <w:numId w:val="2"/>
         </w:numPr>
         <w:rPr>
           <w:rFonts w:hint="default"/>
@@ -178,7 +548,7 @@
       <w:pPr>
         <w:numPr>
           <w:ilvl w:val="0"/>
-          <w:numId w:val="1"/>
+          <w:numId w:val="2"/>
         </w:numPr>
         <w:rPr>
           <w:rFonts w:hint="default"/>
@@ -197,7 +567,7 @@
       <w:pPr>
         <w:numPr>
           <w:ilvl w:val="0"/>
-          <w:numId w:val="1"/>
+          <w:numId w:val="2"/>
         </w:numPr>
         <w:rPr>
           <w:rFonts w:hint="default"/>
@@ -214,47 +584,25 @@
     </w:p>
     <w:p>
       <w:pPr>
-        <w:numPr>
-          <w:numId w:val="0"/>
-        </w:numPr>
-        <w:rPr>
-          <w:rFonts w:hint="eastAsia"/>
-          <w:lang w:val="en-US" w:eastAsia="zh-CN"/>
-        </w:rPr>
-      </w:pPr>
-    </w:p>
-    <w:p>
-      <w:pPr>
-        <w:numPr>
-          <w:numId w:val="0"/>
-        </w:numPr>
-        <w:rPr>
-          <w:rFonts w:hint="eastAsia"/>
-          <w:lang w:val="en-US" w:eastAsia="zh-CN"/>
-        </w:rPr>
-      </w:pPr>
-    </w:p>
-    <w:p>
-      <w:pPr>
-        <w:numPr>
-          <w:numId w:val="0"/>
-        </w:numPr>
-        <w:rPr>
-          <w:rFonts w:hint="eastAsia"/>
-          <w:lang w:val="en-US" w:eastAsia="zh-CN"/>
-        </w:rPr>
-      </w:pPr>
-      <w:r>
-        <w:rPr>
-          <w:rFonts w:hint="eastAsia"/>
-          <w:lang w:val="en-US" w:eastAsia="zh-CN"/>
-        </w:rPr>
-        <w:t>一个一个解决</w:t>
-      </w:r>
-    </w:p>
-    <w:p>
-      <w:pPr>
-        <w:numPr>
+        <w:pStyle w:val="3"/>
+        <w:bidi w:val="0"/>
+        <w:rPr>
+          <w:rFonts w:hint="default"/>
+          <w:lang w:val="en-US" w:eastAsia="zh-CN"/>
+        </w:rPr>
+      </w:pPr>
+      <w:r>
+        <w:rPr>
+          <w:rFonts w:hint="eastAsia"/>
+          <w:lang w:val="en-US" w:eastAsia="zh-CN"/>
+        </w:rPr>
+        <w:t>大纲中命名与动画帧率设置</w:t>
+      </w:r>
+    </w:p>
+    <w:p>
+      <w:pPr>
+        <w:numPr>
+          <w:ilvl w:val="0"/>
           <w:numId w:val="0"/>
         </w:numPr>
         <w:rPr>
@@ -273,6 +621,7 @@
     <w:p>
       <w:pPr>
         <w:numPr>
+          <w:ilvl w:val="0"/>
           <w:numId w:val="0"/>
         </w:numPr>
         <w:rPr>
@@ -291,6 +640,7 @@
     <w:p>
       <w:pPr>
         <w:numPr>
+          <w:ilvl w:val="0"/>
           <w:numId w:val="0"/>
         </w:numPr>
       </w:pPr>
@@ -341,6 +691,7 @@
     <w:p>
       <w:pPr>
         <w:numPr>
+          <w:ilvl w:val="0"/>
           <w:numId w:val="0"/>
         </w:numPr>
         <w:rPr>
@@ -359,6 +710,7 @@
     <w:p>
       <w:pPr>
         <w:numPr>
+          <w:ilvl w:val="0"/>
           <w:numId w:val="0"/>
         </w:numPr>
         <w:rPr>
@@ -413,6 +765,7 @@
     <w:p>
       <w:pPr>
         <w:numPr>
+          <w:ilvl w:val="0"/>
           <w:numId w:val="0"/>
         </w:numPr>
         <w:rPr>
@@ -423,8 +776,8 @@
       <w:r>
         <w:drawing>
           <wp:inline distT="0" distB="0" distL="114300" distR="114300">
-            <wp:extent cx="2353945" cy="1347470"/>
-            <wp:effectExtent l="0" t="0" r="8255" b="5080"/>
+            <wp:extent cx="2099310" cy="1202055"/>
+            <wp:effectExtent l="0" t="0" r="5715" b="7620"/>
             <wp:docPr id="6" name="图片 6"/>
             <wp:cNvGraphicFramePr>
               <a:graphicFrameLocks xmlns:a="http://schemas.openxmlformats.org/drawingml/2006/main" noChangeAspect="1"/>
@@ -447,7 +800,7 @@
                   <pic:spPr>
                     <a:xfrm>
                       <a:off x="0" y="0"/>
-                      <a:ext cx="2353945" cy="1347470"/>
+                      <a:ext cx="2099310" cy="1202055"/>
                     </a:xfrm>
                     <a:prstGeom prst="rect">
                       <a:avLst/>
@@ -466,51 +819,25 @@
     </w:p>
     <w:p>
       <w:pPr>
-        <w:numPr>
-          <w:numId w:val="0"/>
-        </w:numPr>
-        <w:rPr>
-          <w:rFonts w:hint="eastAsia"/>
-          <w:lang w:val="en-US" w:eastAsia="zh-CN"/>
-        </w:rPr>
-      </w:pPr>
-    </w:p>
-    <w:p>
-      <w:pPr>
-        <w:numPr>
-          <w:numId w:val="0"/>
-        </w:numPr>
-        <w:rPr>
-          <w:rFonts w:hint="eastAsia"/>
-          <w:lang w:val="en-US" w:eastAsia="zh-CN"/>
-        </w:rPr>
-      </w:pPr>
-    </w:p>
-    <w:p>
-      <w:pPr>
-        <w:numPr>
-          <w:numId w:val="0"/>
-        </w:numPr>
-        <w:rPr>
-          <w:rFonts w:hint="eastAsia"/>
-          <w:lang w:val="en-US" w:eastAsia="zh-CN"/>
-        </w:rPr>
-      </w:pPr>
-    </w:p>
-    <w:p>
-      <w:pPr>
-        <w:numPr>
-          <w:numId w:val="0"/>
-        </w:numPr>
-        <w:rPr>
-          <w:rFonts w:hint="eastAsia"/>
-          <w:lang w:val="en-US" w:eastAsia="zh-CN"/>
-        </w:rPr>
-      </w:pPr>
-    </w:p>
-    <w:p>
-      <w:pPr>
-        <w:numPr>
+        <w:pStyle w:val="3"/>
+        <w:bidi w:val="0"/>
+        <w:rPr>
+          <w:rFonts w:hint="default"/>
+          <w:lang w:val="en-US" w:eastAsia="zh-CN"/>
+        </w:rPr>
+      </w:pPr>
+      <w:r>
+        <w:rPr>
+          <w:rFonts w:hint="eastAsia"/>
+          <w:lang w:val="en-US" w:eastAsia="zh-CN"/>
+        </w:rPr>
+        <w:t>模型大小与UE间的大小</w:t>
+      </w:r>
+    </w:p>
+    <w:p>
+      <w:pPr>
+        <w:numPr>
+          <w:ilvl w:val="0"/>
           <w:numId w:val="0"/>
         </w:numPr>
         <w:rPr>
@@ -529,6 +856,7 @@
     <w:p>
       <w:pPr>
         <w:numPr>
+          <w:ilvl w:val="0"/>
           <w:numId w:val="0"/>
         </w:numPr>
         <w:rPr>
@@ -547,6 +875,7 @@
     <w:p>
       <w:pPr>
         <w:numPr>
+          <w:ilvl w:val="0"/>
           <w:numId w:val="0"/>
         </w:numPr>
         <w:rPr>
@@ -557,8 +886,8 @@
       <w:r>
         <w:drawing>
           <wp:inline distT="0" distB="0" distL="114300" distR="114300">
-            <wp:extent cx="3181350" cy="1266825"/>
-            <wp:effectExtent l="0" t="0" r="0" b="0"/>
+            <wp:extent cx="2701925" cy="1075690"/>
+            <wp:effectExtent l="0" t="0" r="3175" b="635"/>
             <wp:docPr id="3" name="图片 3"/>
             <wp:cNvGraphicFramePr>
               <a:graphicFrameLocks xmlns:a="http://schemas.openxmlformats.org/drawingml/2006/main" noChangeAspect="1"/>
@@ -581,7 +910,7 @@
                   <pic:spPr>
                     <a:xfrm>
                       <a:off x="0" y="0"/>
-                      <a:ext cx="3181350" cy="1266825"/>
+                      <a:ext cx="2701925" cy="1075690"/>
                     </a:xfrm>
                     <a:prstGeom prst="rect">
                       <a:avLst/>
@@ -601,6 +930,7 @@
     <w:p>
       <w:pPr>
         <w:numPr>
+          <w:ilvl w:val="0"/>
           <w:numId w:val="0"/>
         </w:numPr>
         <w:rPr>
@@ -619,14 +949,15 @@
     <w:p>
       <w:pPr>
         <w:numPr>
+          <w:ilvl w:val="0"/>
           <w:numId w:val="0"/>
         </w:numPr>
       </w:pPr>
       <w:r>
         <w:drawing>
           <wp:inline distT="0" distB="0" distL="114300" distR="114300">
-            <wp:extent cx="2676525" cy="1514475"/>
-            <wp:effectExtent l="0" t="0" r="0" b="0"/>
+            <wp:extent cx="2057400" cy="1163955"/>
+            <wp:effectExtent l="0" t="0" r="0" b="7620"/>
             <wp:docPr id="4" name="图片 4"/>
             <wp:cNvGraphicFramePr>
               <a:graphicFrameLocks xmlns:a="http://schemas.openxmlformats.org/drawingml/2006/main" noChangeAspect="1"/>
@@ -649,7 +980,7 @@
                   <pic:spPr>
                     <a:xfrm>
                       <a:off x="0" y="0"/>
-                      <a:ext cx="2676525" cy="1514475"/>
+                      <a:ext cx="2057400" cy="1163955"/>
                     </a:xfrm>
                     <a:prstGeom prst="rect">
                       <a:avLst/>
@@ -669,6 +1000,7 @@
     <w:p>
       <w:pPr>
         <w:numPr>
+          <w:ilvl w:val="0"/>
           <w:numId w:val="0"/>
         </w:numPr>
         <w:rPr>
@@ -687,6 +1019,7 @@
     <w:p>
       <w:pPr>
         <w:numPr>
+          <w:ilvl w:val="0"/>
           <w:numId w:val="0"/>
         </w:numPr>
         <w:rPr>
@@ -705,6 +1038,7 @@
     <w:p>
       <w:pPr>
         <w:numPr>
+          <w:ilvl w:val="0"/>
           <w:numId w:val="0"/>
         </w:numPr>
       </w:pPr>
@@ -755,126 +1089,15 @@
     <w:p>
       <w:pPr>
         <w:numPr>
-          <w:numId w:val="0"/>
-        </w:numPr>
-        <w:rPr>
-          <w:rFonts w:hint="eastAsia"/>
-          <w:lang w:val="en-US" w:eastAsia="zh-CN"/>
-        </w:rPr>
-      </w:pPr>
-      <w:r>
-        <w:rPr>
-          <w:rFonts w:hint="eastAsia"/>
-          <w:lang w:val="en-US" w:eastAsia="zh-CN"/>
-        </w:rPr>
-        <w:t>然后用测量工具测量一下高度</w:t>
-      </w:r>
-    </w:p>
-    <w:p>
-      <w:pPr>
-        <w:numPr>
-          <w:numId w:val="0"/>
-        </w:numPr>
-        <w:rPr>
-          <w:rFonts w:hint="default"/>
-          <w:lang w:val="en-US" w:eastAsia="zh-CN"/>
-        </w:rPr>
-      </w:pPr>
-      <w:r>
-        <w:rPr>
-          <w:rFonts w:hint="eastAsia"/>
-          <w:lang w:val="en-US" w:eastAsia="zh-CN"/>
-        </w:rPr>
-        <w:t>目前显示为0.01m，肯定不行</w:t>
-      </w:r>
-    </w:p>
-    <w:p>
-      <w:pPr>
-        <w:numPr>
-          <w:numId w:val="0"/>
-        </w:numPr>
-      </w:pPr>
-    </w:p>
-    <w:p>
-      <w:pPr>
-        <w:numPr>
-          <w:numId w:val="0"/>
-        </w:numPr>
-      </w:pPr>
-    </w:p>
-    <w:p>
-      <w:pPr>
-        <w:numPr>
-          <w:numId w:val="0"/>
-        </w:numPr>
-      </w:pPr>
-    </w:p>
-    <w:p>
-      <w:pPr>
-        <w:numPr>
-          <w:numId w:val="0"/>
-        </w:numPr>
-      </w:pPr>
-    </w:p>
-    <w:p>
-      <w:pPr>
-        <w:numPr>
-          <w:numId w:val="0"/>
-        </w:numPr>
-      </w:pPr>
-    </w:p>
-    <w:p>
-      <w:pPr>
-        <w:numPr>
-          <w:numId w:val="0"/>
-        </w:numPr>
-      </w:pPr>
-    </w:p>
-    <w:p>
-      <w:pPr>
-        <w:numPr>
-          <w:numId w:val="0"/>
-        </w:numPr>
-      </w:pPr>
-    </w:p>
-    <w:p>
-      <w:pPr>
-        <w:numPr>
-          <w:numId w:val="0"/>
-        </w:numPr>
-      </w:pPr>
-    </w:p>
-    <w:p>
-      <w:pPr>
-        <w:numPr>
-          <w:numId w:val="0"/>
-        </w:numPr>
-      </w:pPr>
-    </w:p>
-    <w:p>
-      <w:pPr>
-        <w:numPr>
-          <w:numId w:val="0"/>
-        </w:numPr>
-      </w:pPr>
-    </w:p>
-    <w:p>
-      <w:pPr>
-        <w:numPr>
-          <w:numId w:val="0"/>
-        </w:numPr>
-      </w:pPr>
-    </w:p>
-    <w:p>
-      <w:pPr>
-        <w:numPr>
-          <w:numId w:val="0"/>
-        </w:numPr>
-      </w:pPr>
-    </w:p>
-    <w:p>
-      <w:pPr>
-        <w:numPr>
+          <w:ilvl w:val="0"/>
+          <w:numId w:val="0"/>
+        </w:numPr>
+      </w:pPr>
+    </w:p>
+    <w:p>
+      <w:pPr>
+        <w:numPr>
+          <w:ilvl w:val="0"/>
           <w:numId w:val="0"/>
         </w:numPr>
         <w:rPr>
@@ -893,6 +1116,7 @@
     <w:p>
       <w:pPr>
         <w:numPr>
+          <w:ilvl w:val="0"/>
           <w:numId w:val="0"/>
         </w:numPr>
         <w:rPr>
@@ -911,6 +1135,7 @@
     <w:p>
       <w:pPr>
         <w:numPr>
+          <w:ilvl w:val="0"/>
           <w:numId w:val="0"/>
         </w:numPr>
         <w:rPr>
@@ -965,6 +1190,7 @@
     <w:p>
       <w:pPr>
         <w:numPr>
+          <w:ilvl w:val="0"/>
           <w:numId w:val="0"/>
         </w:numPr>
         <w:rPr>
@@ -983,30 +1209,51 @@
     <w:p>
       <w:pPr>
         <w:numPr>
-          <w:numId w:val="0"/>
-        </w:numPr>
-        <w:rPr>
-          <w:rFonts w:hint="eastAsia"/>
-          <w:lang w:val="en-US" w:eastAsia="zh-CN"/>
-        </w:rPr>
-      </w:pPr>
-    </w:p>
-    <w:p>
-      <w:pPr>
-        <w:numPr>
-          <w:numId w:val="0"/>
-        </w:numPr>
-        <w:rPr>
-          <w:rFonts w:hint="default"/>
-          <w:lang w:val="en-US" w:eastAsia="zh-CN"/>
-        </w:rPr>
-      </w:pPr>
-      <w:r>
-        <w:rPr>
-          <w:rFonts w:hint="eastAsia"/>
-          <w:lang w:val="en-US" w:eastAsia="zh-CN"/>
-        </w:rPr>
-        <w:t>接下来确定模型缩放</w:t>
+          <w:ilvl w:val="0"/>
+          <w:numId w:val="0"/>
+        </w:numPr>
+        <w:rPr>
+          <w:rFonts w:hint="eastAsia"/>
+          <w:lang w:val="en-US" w:eastAsia="zh-CN"/>
+        </w:rPr>
+      </w:pPr>
+    </w:p>
+    <w:p>
+      <w:pPr>
+        <w:numPr>
+          <w:ilvl w:val="0"/>
+          <w:numId w:val="0"/>
+        </w:numPr>
+        <w:rPr>
+          <w:rFonts w:hint="eastAsia"/>
+          <w:lang w:val="en-US" w:eastAsia="zh-CN"/>
+        </w:rPr>
+      </w:pPr>
+      <w:r>
+        <w:rPr>
+          <w:rFonts w:hint="eastAsia"/>
+          <w:lang w:val="en-US" w:eastAsia="zh-CN"/>
+        </w:rPr>
+        <w:t>然后用测量工具测量一下高度</w:t>
+      </w:r>
+    </w:p>
+    <w:p>
+      <w:pPr>
+        <w:numPr>
+          <w:ilvl w:val="0"/>
+          <w:numId w:val="0"/>
+        </w:numPr>
+        <w:rPr>
+          <w:rFonts w:hint="default"/>
+          <w:lang w:val="en-US" w:eastAsia="zh-CN"/>
+        </w:rPr>
+      </w:pPr>
+      <w:r>
+        <w:rPr>
+          <w:rFonts w:hint="eastAsia"/>
+          <w:lang w:val="en-US" w:eastAsia="zh-CN"/>
+        </w:rPr>
+        <w:t>目前显示为0.01m，肯定不行。所以接下来确定模型缩放</w:t>
       </w:r>
     </w:p>
     <w:p>
@@ -1031,6 +1278,7 @@
     <w:p>
       <w:pPr>
         <w:numPr>
+          <w:ilvl w:val="0"/>
           <w:numId w:val="0"/>
         </w:numPr>
         <w:rPr>
@@ -1049,6 +1297,7 @@
     <w:p>
       <w:pPr>
         <w:numPr>
+          <w:ilvl w:val="0"/>
           <w:numId w:val="0"/>
         </w:numPr>
         <w:rPr>
@@ -1067,10 +1316,11 @@
     <w:p>
       <w:pPr>
         <w:numPr>
-          <w:numId w:val="0"/>
-        </w:numPr>
-        <w:rPr>
-          <w:rFonts w:hint="default"/>
+          <w:ilvl w:val="0"/>
+          <w:numId w:val="0"/>
+        </w:numPr>
+        <w:rPr>
+          <w:rFonts w:hint="eastAsia"/>
           <w:lang w:val="en-US" w:eastAsia="zh-CN"/>
         </w:rPr>
       </w:pPr>
@@ -1084,29 +1334,25 @@
     </w:p>
     <w:p>
       <w:pPr>
-        <w:numPr>
-          <w:numId w:val="0"/>
-        </w:numPr>
-        <w:rPr>
-          <w:rFonts w:hint="eastAsia"/>
-          <w:lang w:val="en-US" w:eastAsia="zh-CN"/>
-        </w:rPr>
-      </w:pPr>
-    </w:p>
-    <w:p>
-      <w:pPr>
-        <w:numPr>
-          <w:numId w:val="0"/>
-        </w:numPr>
-        <w:rPr>
-          <w:rFonts w:hint="default"/>
-          <w:lang w:val="en-US" w:eastAsia="zh-CN"/>
-        </w:rPr>
-      </w:pPr>
-    </w:p>
-    <w:p>
-      <w:pPr>
-        <w:numPr>
+        <w:pStyle w:val="3"/>
+        <w:bidi w:val="0"/>
+        <w:rPr>
+          <w:rFonts w:hint="default"/>
+          <w:lang w:val="en-US" w:eastAsia="zh-CN"/>
+        </w:rPr>
+      </w:pPr>
+      <w:r>
+        <w:rPr>
+          <w:rFonts w:hint="eastAsia"/>
+          <w:lang w:val="en-US" w:eastAsia="zh-CN"/>
+        </w:rPr>
+        <w:t>模型的转点</w:t>
+      </w:r>
+    </w:p>
+    <w:p>
+      <w:pPr>
+        <w:numPr>
+          <w:ilvl w:val="0"/>
           <w:numId w:val="0"/>
         </w:numPr>
         <w:rPr>
@@ -1125,6 +1371,7 @@
     <w:p>
       <w:pPr>
         <w:numPr>
+          <w:ilvl w:val="0"/>
           <w:numId w:val="0"/>
         </w:numPr>
         <w:rPr>
@@ -1143,6 +1390,7 @@
     <w:p>
       <w:pPr>
         <w:numPr>
+          <w:ilvl w:val="0"/>
           <w:numId w:val="0"/>
         </w:numPr>
         <w:rPr>
@@ -1161,6 +1409,7 @@
     <w:p>
       <w:pPr>
         <w:numPr>
+          <w:ilvl w:val="0"/>
           <w:numId w:val="0"/>
         </w:numPr>
         <w:rPr>
@@ -1179,6 +1428,7 @@
     <w:p>
       <w:pPr>
         <w:numPr>
+          <w:ilvl w:val="0"/>
           <w:numId w:val="0"/>
         </w:numPr>
         <w:rPr>
@@ -1197,192 +1447,116 @@
     <w:p>
       <w:pPr>
         <w:numPr>
-          <w:numId w:val="0"/>
-        </w:numPr>
-        <w:rPr>
-          <w:rFonts w:hint="default"/>
-          <w:lang w:val="en-US" w:eastAsia="zh-CN"/>
-        </w:rPr>
-      </w:pPr>
-    </w:p>
-    <w:p>
-      <w:pPr>
-        <w:numPr>
-          <w:numId w:val="0"/>
-        </w:numPr>
-        <w:rPr>
-          <w:rFonts w:hint="default"/>
-          <w:lang w:val="en-US" w:eastAsia="zh-CN"/>
-        </w:rPr>
-      </w:pPr>
-    </w:p>
-    <w:p>
-      <w:pPr>
-        <w:numPr>
-          <w:numId w:val="0"/>
-        </w:numPr>
-        <w:rPr>
-          <w:rFonts w:hint="default"/>
-          <w:lang w:val="en-US" w:eastAsia="zh-CN"/>
-        </w:rPr>
-      </w:pPr>
-    </w:p>
-    <w:p>
-      <w:pPr>
-        <w:numPr>
-          <w:numId w:val="0"/>
-        </w:numPr>
-        <w:rPr>
-          <w:rFonts w:hint="eastAsia"/>
-          <w:lang w:val="en-US" w:eastAsia="zh-CN"/>
-        </w:rPr>
-      </w:pPr>
-      <w:r>
-        <w:rPr>
-          <w:rFonts w:hint="eastAsia"/>
-          <w:lang w:val="en-US" w:eastAsia="zh-CN"/>
-        </w:rPr>
-        <w:t>下面准备制作动画动作</w:t>
-      </w:r>
-    </w:p>
-    <w:p>
-      <w:pPr>
-        <w:numPr>
-          <w:numId w:val="0"/>
-        </w:numPr>
-        <w:rPr>
-          <w:rFonts w:hint="eastAsia"/>
-          <w:lang w:val="en-US" w:eastAsia="zh-CN"/>
-        </w:rPr>
-      </w:pPr>
-      <w:r>
-        <w:rPr>
-          <w:rFonts w:hint="eastAsia"/>
-          <w:lang w:val="en-US" w:eastAsia="zh-CN"/>
-        </w:rPr>
-        <w:t>首先分离模型</w:t>
-      </w:r>
-    </w:p>
-    <w:p>
-      <w:pPr>
-        <w:numPr>
-          <w:numId w:val="0"/>
-        </w:numPr>
-        <w:rPr>
-          <w:rFonts w:hint="default"/>
-          <w:lang w:val="en-US" w:eastAsia="zh-CN"/>
-        </w:rPr>
-      </w:pPr>
-      <w:r>
-        <w:rPr>
-          <w:rFonts w:hint="eastAsia"/>
-          <w:lang w:val="en-US" w:eastAsia="zh-CN"/>
-        </w:rPr>
-        <w:t>在编辑模式下，选中光棱塔顶部的旋转位置，然后P键分离</w:t>
-      </w:r>
-    </w:p>
-    <w:p>
-      <w:pPr>
-        <w:numPr>
-          <w:numId w:val="0"/>
-        </w:numPr>
-        <w:rPr>
-          <w:rFonts w:hint="eastAsia"/>
-          <w:lang w:val="en-US" w:eastAsia="zh-CN"/>
-        </w:rPr>
-      </w:pPr>
-      <w:r>
-        <w:rPr>
-          <w:rFonts w:hint="eastAsia"/>
-          <w:lang w:val="en-US" w:eastAsia="zh-CN"/>
-        </w:rPr>
-        <w:t>然后在大纲中会出现SK_LightRay.001，重命名成SM_LightRay_Head</w:t>
-      </w:r>
-    </w:p>
-    <w:p>
-      <w:pPr>
-        <w:numPr>
-          <w:numId w:val="0"/>
-        </w:numPr>
-        <w:rPr>
-          <w:rFonts w:hint="eastAsia"/>
-          <w:lang w:val="en-US" w:eastAsia="zh-CN"/>
-        </w:rPr>
-      </w:pPr>
-      <w:r>
-        <w:rPr>
-          <w:rFonts w:hint="eastAsia"/>
-          <w:lang w:val="en-US" w:eastAsia="zh-CN"/>
-        </w:rPr>
-        <w:t>然后修复头部的转点</w:t>
-      </w:r>
-    </w:p>
-    <w:p>
-      <w:pPr>
-        <w:numPr>
-          <w:numId w:val="0"/>
-        </w:numPr>
-        <w:rPr>
-          <w:rFonts w:hint="default"/>
-          <w:lang w:val="en-US" w:eastAsia="zh-CN"/>
-        </w:rPr>
-      </w:pPr>
-      <w:r>
-        <w:rPr>
-          <w:rFonts w:hint="eastAsia"/>
-          <w:lang w:val="en-US" w:eastAsia="zh-CN"/>
-        </w:rPr>
-        <w:t>在物体模式下，在左上角的“物体--SetOrigin”</w:t>
-      </w:r>
-    </w:p>
-    <w:p>
-      <w:pPr>
-        <w:numPr>
-          <w:numId w:val="0"/>
-        </w:numPr>
-        <w:rPr>
-          <w:rFonts w:hint="eastAsia"/>
-          <w:lang w:val="en-US" w:eastAsia="zh-CN"/>
-        </w:rPr>
-      </w:pPr>
-    </w:p>
-    <w:p>
-      <w:pPr>
-        <w:numPr>
-          <w:numId w:val="0"/>
-        </w:numPr>
-        <w:rPr>
-          <w:rFonts w:hint="eastAsia"/>
-          <w:lang w:val="en-US" w:eastAsia="zh-CN"/>
-        </w:rPr>
-      </w:pPr>
-    </w:p>
-    <w:p>
-      <w:pPr>
-        <w:numPr>
-          <w:numId w:val="0"/>
-        </w:numPr>
-        <w:rPr>
-          <w:rFonts w:hint="eastAsia"/>
-          <w:lang w:val="en-US" w:eastAsia="zh-CN"/>
-        </w:rPr>
-      </w:pPr>
-    </w:p>
-    <w:p>
-      <w:pPr>
-        <w:pStyle w:val="2"/>
+          <w:ilvl w:val="0"/>
+          <w:numId w:val="0"/>
+        </w:numPr>
+        <w:rPr>
+          <w:rFonts w:hint="default"/>
+          <w:lang w:val="en-US" w:eastAsia="zh-CN"/>
+        </w:rPr>
+      </w:pPr>
+    </w:p>
+    <w:p>
+      <w:pPr>
+        <w:numPr>
+          <w:ilvl w:val="0"/>
+          <w:numId w:val="0"/>
+        </w:numPr>
+        <w:rPr>
+          <w:rFonts w:hint="default"/>
+          <w:lang w:val="en-US" w:eastAsia="zh-CN"/>
+        </w:rPr>
+      </w:pPr>
+    </w:p>
+    <w:p>
+      <w:pPr>
+        <w:pStyle w:val="3"/>
         <w:bidi w:val="0"/>
         <w:rPr>
-          <w:rFonts w:hint="eastAsia"/>
-          <w:lang w:val="en-US" w:eastAsia="zh-CN"/>
-        </w:rPr>
-      </w:pPr>
-      <w:r>
-        <w:rPr>
-          <w:rFonts w:hint="eastAsia"/>
-          <w:lang w:val="en-US" w:eastAsia="zh-CN"/>
-        </w:rPr>
-        <w:t>装配Rig</w:t>
+          <w:rFonts w:hint="default"/>
+          <w:lang w:val="en-US" w:eastAsia="zh-CN"/>
+        </w:rPr>
+      </w:pPr>
+      <w:r>
+        <w:rPr>
+          <w:rFonts w:hint="eastAsia"/>
+          <w:lang w:val="en-US" w:eastAsia="zh-CN"/>
+        </w:rPr>
+        <w:t>骨骼绑定</w:t>
+      </w:r>
+    </w:p>
+    <w:p>
+      <w:pPr>
+        <w:numPr>
+          <w:ilvl w:val="0"/>
+          <w:numId w:val="0"/>
+        </w:numPr>
+        <w:rPr>
+          <w:rFonts w:hint="eastAsia"/>
+          <w:lang w:val="en-US" w:eastAsia="zh-CN"/>
+        </w:rPr>
+      </w:pPr>
+      <w:r>
+        <w:rPr>
+          <w:rFonts w:hint="eastAsia"/>
+          <w:lang w:val="en-US" w:eastAsia="zh-CN"/>
+        </w:rPr>
+        <w:t>下面制作骨骼</w:t>
+      </w:r>
+    </w:p>
+    <w:p>
+      <w:pPr>
+        <w:numPr>
+          <w:ilvl w:val="0"/>
+          <w:numId w:val="0"/>
+        </w:numPr>
+        <w:rPr>
+          <w:rFonts w:hint="default"/>
+          <w:lang w:val="en-US" w:eastAsia="zh-CN"/>
+        </w:rPr>
+      </w:pPr>
+      <w:r>
+        <w:rPr>
+          <w:rFonts w:hint="eastAsia"/>
+          <w:lang w:val="en-US" w:eastAsia="zh-CN"/>
+        </w:rPr>
+        <w:t>根据光棱塔的动作行为，很容易想到，光棱塔有一个Body骨骼作为根骨骼，有一个Head骨骼控制头部动画。</w:t>
+      </w:r>
+    </w:p>
+    <w:p>
+      <w:pPr>
+        <w:numPr>
+          <w:ilvl w:val="0"/>
+          <w:numId w:val="0"/>
+        </w:numPr>
+        <w:rPr>
+          <w:rFonts w:hint="eastAsia"/>
+          <w:lang w:val="en-US" w:eastAsia="zh-CN"/>
+        </w:rPr>
+      </w:pPr>
+      <w:r>
+        <w:rPr>
+          <w:rFonts w:hint="eastAsia"/>
+          <w:lang w:val="en-US" w:eastAsia="zh-CN"/>
+        </w:rPr>
+        <w:t>光棱塔的头部并不会像弹匣一样脱离塔身，所以我们并不需要将头部分离模型</w:t>
+      </w:r>
+    </w:p>
+    <w:p>
+      <w:pPr>
+        <w:pStyle w:val="4"/>
+        <w:bidi w:val="0"/>
+        <w:rPr>
+          <w:rFonts w:hint="eastAsia"/>
+          <w:lang w:val="en-US" w:eastAsia="zh-CN"/>
+        </w:rPr>
+      </w:pPr>
+      <w:r>
+        <w:rPr>
+          <w:rFonts w:hint="eastAsia"/>
+          <w:lang w:val="en-US" w:eastAsia="zh-CN"/>
+        </w:rPr>
+        <w:t>创建骨架</w:t>
       </w:r>
     </w:p>
     <w:p>
@@ -1403,6 +1577,26 @@
     <w:p>
       <w:pPr>
         <w:numPr>
+          <w:ilvl w:val="0"/>
+          <w:numId w:val="0"/>
+        </w:numPr>
+        <w:rPr>
+          <w:rFonts w:hint="eastAsia"/>
+          <w:lang w:val="en-US" w:eastAsia="zh-CN"/>
+        </w:rPr>
+      </w:pPr>
+      <w:r>
+        <w:rPr>
+          <w:rFonts w:hint="eastAsia"/>
+          <w:lang w:val="en-US" w:eastAsia="zh-CN"/>
+        </w:rPr>
+        <w:t>在物体模式下，什么都不用选，Shift A创建骨架</w:t>
+      </w:r>
+    </w:p>
+    <w:p>
+      <w:pPr>
+        <w:numPr>
+          <w:ilvl w:val="0"/>
           <w:numId w:val="0"/>
         </w:numPr>
         <w:rPr>
@@ -1421,24 +1615,42 @@
     <w:p>
       <w:pPr>
         <w:numPr>
-          <w:numId w:val="0"/>
-        </w:numPr>
-        <w:rPr>
-          <w:rFonts w:hint="eastAsia"/>
-          <w:lang w:val="en-US" w:eastAsia="zh-CN"/>
-        </w:rPr>
-      </w:pPr>
-      <w:r>
-        <w:rPr>
-          <w:rFonts w:hint="eastAsia"/>
-          <w:lang w:val="en-US" w:eastAsia="zh-CN"/>
-        </w:rPr>
-        <w:t>进入编辑模式，编辑骨骼</w:t>
-      </w:r>
-    </w:p>
-    <w:p>
-      <w:pPr>
-        <w:numPr>
+          <w:ilvl w:val="0"/>
+          <w:numId w:val="0"/>
+        </w:numPr>
+        <w:rPr>
+          <w:rFonts w:hint="eastAsia"/>
+          <w:lang w:val="en-US" w:eastAsia="zh-CN"/>
+        </w:rPr>
+      </w:pPr>
+      <w:r>
+        <w:rPr>
+          <w:rFonts w:hint="eastAsia"/>
+          <w:lang w:val="en-US" w:eastAsia="zh-CN"/>
+        </w:rPr>
+        <w:t>进入</w:t>
+      </w:r>
+      <w:r>
+        <w:rPr>
+          <w:rFonts w:hint="eastAsia"/>
+          <w:b/>
+          <w:bCs/>
+          <w:lang w:val="en-US" w:eastAsia="zh-CN"/>
+        </w:rPr>
+        <w:t>编辑模式</w:t>
+      </w:r>
+      <w:r>
+        <w:rPr>
+          <w:rFonts w:hint="eastAsia"/>
+          <w:lang w:val="en-US" w:eastAsia="zh-CN"/>
+        </w:rPr>
+        <w:t>，编辑骨骼</w:t>
+      </w:r>
+    </w:p>
+    <w:p>
+      <w:pPr>
+        <w:numPr>
+          <w:ilvl w:val="0"/>
           <w:numId w:val="0"/>
         </w:numPr>
         <w:rPr>
@@ -1457,16 +1669,19 @@
     <w:p>
       <w:pPr>
         <w:numPr>
-          <w:numId w:val="0"/>
-        </w:numPr>
-        <w:rPr>
-          <w:rFonts w:hint="eastAsia"/>
-          <w:lang w:val="en-US" w:eastAsia="zh-CN"/>
-        </w:rPr>
-      </w:pPr>
-      <w:r>
-        <w:rPr>
-          <w:rFonts w:hint="eastAsia"/>
+          <w:ilvl w:val="0"/>
+          <w:numId w:val="0"/>
+        </w:numPr>
+        <w:rPr>
+          <w:rFonts w:hint="eastAsia"/>
+          <w:color w:val="0000FF"/>
+          <w:lang w:val="en-US" w:eastAsia="zh-CN"/>
+        </w:rPr>
+      </w:pPr>
+      <w:r>
+        <w:rPr>
+          <w:rFonts w:hint="eastAsia"/>
+          <w:color w:val="0000FF"/>
           <w:lang w:val="en-US" w:eastAsia="zh-CN"/>
         </w:rPr>
         <w:t>为了让骨骼更容易被看到，在细节面板中找到“视图显示--在前面”，勾选。</w:t>
@@ -1475,10 +1690,11 @@
     <w:p>
       <w:pPr>
         <w:numPr>
-          <w:numId w:val="0"/>
-        </w:numPr>
-        <w:rPr>
-          <w:rFonts w:hint="default"/>
+          <w:ilvl w:val="0"/>
+          <w:numId w:val="0"/>
+        </w:numPr>
+        <w:rPr>
+          <w:rFonts w:hint="eastAsia"/>
           <w:lang w:val="en-US" w:eastAsia="zh-CN"/>
         </w:rPr>
       </w:pPr>
@@ -1493,489 +1709,16 @@
     <w:p>
       <w:pPr>
         <w:numPr>
-          <w:numId w:val="0"/>
-        </w:numPr>
-        <w:rPr>
-          <w:rFonts w:hint="eastAsia"/>
-          <w:lang w:val="en-US" w:eastAsia="zh-CN"/>
-        </w:rPr>
-      </w:pPr>
-    </w:p>
-    <w:p>
-      <w:pPr>
-        <w:numPr>
-          <w:numId w:val="0"/>
-        </w:numPr>
-        <w:rPr>
-          <w:rFonts w:hint="default"/>
-          <w:lang w:val="en-US" w:eastAsia="zh-CN"/>
-        </w:rPr>
-      </w:pPr>
-      <w:r>
-        <w:rPr>
-          <w:rFonts w:hint="eastAsia"/>
-          <w:lang w:val="en-US" w:eastAsia="zh-CN"/>
-        </w:rPr>
-        <w:t>接下来添加头部骨骼</w:t>
-      </w:r>
-    </w:p>
-    <w:p>
-      <w:pPr>
-        <w:numPr>
-          <w:numId w:val="0"/>
-        </w:numPr>
-        <w:rPr>
-          <w:rFonts w:hint="eastAsia"/>
-          <w:lang w:val="en-US" w:eastAsia="zh-CN"/>
-        </w:rPr>
-      </w:pPr>
-      <w:r>
-        <w:rPr>
-          <w:rFonts w:hint="eastAsia"/>
-          <w:lang w:val="en-US" w:eastAsia="zh-CN"/>
-        </w:rPr>
-        <w:t>通过给上面的身体骨骼Shift D复制一个骨骼</w:t>
-      </w:r>
-    </w:p>
-    <w:p>
-      <w:pPr>
-        <w:numPr>
-          <w:numId w:val="0"/>
-        </w:numPr>
-        <w:rPr>
-          <w:rFonts w:hint="default"/>
-          <w:lang w:val="en-US" w:eastAsia="zh-CN"/>
-        </w:rPr>
-      </w:pPr>
-      <w:r>
-        <w:rPr>
-          <w:rFonts w:hint="eastAsia"/>
-          <w:lang w:val="en-US" w:eastAsia="zh-CN"/>
-        </w:rPr>
-        <w:t>这个骨骼命名为Head</w:t>
-      </w:r>
-    </w:p>
-    <w:p>
-      <w:pPr>
-        <w:numPr>
-          <w:numId w:val="0"/>
-        </w:numPr>
-        <w:rPr>
-          <w:rFonts w:hint="default"/>
-          <w:lang w:val="en-US" w:eastAsia="zh-CN"/>
-        </w:rPr>
-      </w:pPr>
-      <w:r>
-        <w:rPr>
-          <w:rFonts w:hint="eastAsia"/>
-          <w:lang w:val="en-US" w:eastAsia="zh-CN"/>
-        </w:rPr>
-        <w:t>我们需要让Head骨骼作为Body的子骨骼，选中Head骨骼在细节面板中找到“骨骼属性--关系--父级”</w:t>
-      </w:r>
-    </w:p>
-    <w:p>
-      <w:pPr>
-        <w:numPr>
-          <w:numId w:val="0"/>
-        </w:numPr>
-        <w:rPr>
-          <w:rFonts w:hint="eastAsia"/>
-          <w:lang w:val="en-US" w:eastAsia="zh-CN"/>
-        </w:rPr>
-      </w:pPr>
-    </w:p>
-    <w:p>
-      <w:pPr>
-        <w:numPr>
-          <w:numId w:val="0"/>
-        </w:numPr>
-        <w:rPr>
-          <w:rFonts w:hint="eastAsia"/>
-          <w:lang w:val="en-US" w:eastAsia="zh-CN"/>
-        </w:rPr>
-      </w:pPr>
-      <w:r>
-        <w:rPr>
-          <w:rFonts w:hint="eastAsia"/>
-          <w:lang w:val="en-US" w:eastAsia="zh-CN"/>
-        </w:rPr>
-        <w:t>然后设置骨骼转点</w:t>
-      </w:r>
-    </w:p>
-    <w:p>
-      <w:pPr>
-        <w:numPr>
-          <w:numId w:val="0"/>
-        </w:numPr>
-        <w:rPr>
-          <w:rFonts w:hint="eastAsia"/>
-          <w:lang w:val="en-US" w:eastAsia="zh-CN"/>
-        </w:rPr>
-      </w:pPr>
-      <w:r>
-        <w:rPr>
-          <w:rFonts w:hint="eastAsia"/>
-          <w:lang w:val="en-US" w:eastAsia="zh-CN"/>
-        </w:rPr>
-        <w:t>特别是头部的转点和Head骨骼，希望骨骼是基于Head的转点</w:t>
-      </w:r>
-    </w:p>
-    <w:p>
-      <w:pPr>
-        <w:numPr>
-          <w:numId w:val="0"/>
-        </w:numPr>
-        <w:rPr>
-          <w:rFonts w:hint="default"/>
-          <w:lang w:val="en-US" w:eastAsia="zh-CN"/>
-        </w:rPr>
-      </w:pPr>
-      <w:r>
-        <w:rPr>
-          <w:rFonts w:hint="eastAsia"/>
-          <w:lang w:val="en-US" w:eastAsia="zh-CN"/>
-        </w:rPr>
-        <w:t>首先进入物体模式，选中头部静态网格体，Shift S选择 游标-&gt;选中项 。</w:t>
-      </w:r>
-    </w:p>
-    <w:p>
-      <w:pPr>
-        <w:rPr>
-          <w:rFonts w:hint="default"/>
-          <w:lang w:val="en-US" w:eastAsia="zh-CN"/>
-        </w:rPr>
-      </w:pPr>
-      <w:r>
-        <w:rPr>
-          <w:rFonts w:hint="eastAsia"/>
-          <w:lang w:val="en-US" w:eastAsia="zh-CN"/>
-        </w:rPr>
-        <w:t>然后回到编辑模式下的头部骨骼，Shift S选择Selection to Cursor选中项-&gt;游标</w:t>
-      </w:r>
-    </w:p>
-    <w:p>
-      <w:pPr>
-        <w:rPr>
-          <w:rFonts w:hint="default"/>
-          <w:lang w:val="en-US" w:eastAsia="zh-CN"/>
-        </w:rPr>
-      </w:pPr>
-      <w:r>
-        <w:rPr>
-          <w:rFonts w:hint="eastAsia"/>
-          <w:lang w:val="en-US" w:eastAsia="zh-CN"/>
-        </w:rPr>
-        <w:t>看骨骼的点有没有对齐到头部的支点</w:t>
-      </w:r>
-    </w:p>
-    <w:p>
-      <w:pPr>
-        <w:numPr>
-          <w:numId w:val="0"/>
-        </w:numPr>
-        <w:rPr>
-          <w:rFonts w:hint="default"/>
-          <w:lang w:val="en-US" w:eastAsia="zh-CN"/>
-        </w:rPr>
-      </w:pPr>
-    </w:p>
-    <w:p>
-      <w:pPr>
-        <w:numPr>
-          <w:numId w:val="0"/>
-        </w:numPr>
-        <w:rPr>
-          <w:rFonts w:hint="eastAsia"/>
-          <w:lang w:val="en-US" w:eastAsia="zh-CN"/>
-        </w:rPr>
-      </w:pPr>
-    </w:p>
-    <w:p>
-      <w:pPr>
-        <w:pStyle w:val="2"/>
-        <w:bidi w:val="0"/>
-        <w:rPr>
-          <w:rFonts w:hint="eastAsia"/>
-          <w:lang w:val="en-US" w:eastAsia="zh-CN"/>
-        </w:rPr>
-      </w:pPr>
-      <w:r>
-        <w:rPr>
-          <w:rFonts w:hint="eastAsia"/>
-          <w:lang w:val="en-US" w:eastAsia="zh-CN"/>
-        </w:rPr>
-        <w:t>为模型创建顶点组</w:t>
-      </w:r>
-    </w:p>
-    <w:p>
-      <w:pPr>
-        <w:rPr>
-          <w:rFonts w:hint="eastAsia"/>
-          <w:lang w:val="en-US" w:eastAsia="zh-CN"/>
-        </w:rPr>
-      </w:pPr>
-      <w:r>
-        <w:rPr>
-          <w:rFonts w:hint="eastAsia"/>
-          <w:lang w:val="en-US" w:eastAsia="zh-CN"/>
-        </w:rPr>
-        <w:t>为模型创建定点组，以便每个部分实际上都遵循其正确的骨骼。</w:t>
-      </w:r>
-    </w:p>
-    <w:p>
-      <w:pPr>
-        <w:rPr>
-          <w:rFonts w:hint="eastAsia"/>
-          <w:lang w:val="en-US" w:eastAsia="zh-CN"/>
-        </w:rPr>
-      </w:pPr>
-      <w:r>
-        <w:rPr>
-          <w:rFonts w:hint="eastAsia"/>
-          <w:lang w:val="en-US" w:eastAsia="zh-CN"/>
-        </w:rPr>
-        <w:t>添加之前先检查有没有已经添加了</w:t>
-      </w:r>
-    </w:p>
-    <w:p>
-      <w:pPr>
-        <w:rPr>
-          <w:rFonts w:hint="eastAsia"/>
-          <w:lang w:val="en-US" w:eastAsia="zh-CN"/>
-        </w:rPr>
-      </w:pPr>
-      <w:r>
-        <w:rPr>
-          <w:rFonts w:hint="eastAsia"/>
-          <w:lang w:val="en-US" w:eastAsia="zh-CN"/>
-        </w:rPr>
-        <w:t>点击骨骼网格体，在右下角的细节面板中搜顶点组</w:t>
-      </w:r>
-    </w:p>
-    <w:p>
-      <w:pPr>
-        <w:rPr>
-          <w:rFonts w:hint="default"/>
-          <w:lang w:val="en-US" w:eastAsia="zh-CN"/>
-        </w:rPr>
-      </w:pPr>
-    </w:p>
-    <w:p>
-      <w:pPr>
-        <w:rPr>
-          <w:rFonts w:hint="eastAsia"/>
-          <w:lang w:val="en-US" w:eastAsia="zh-CN"/>
-        </w:rPr>
-      </w:pPr>
-      <w:r>
-        <w:rPr>
-          <w:rFonts w:hint="eastAsia"/>
-          <w:lang w:val="en-US" w:eastAsia="zh-CN"/>
-        </w:rPr>
-        <w:t>添加顶点组，在物体模式下Shift按住并同时选择LightRayBody骨骼网格体和骨骼，然后按下Ctrl P，选择附带空顶点组</w:t>
-      </w:r>
-    </w:p>
-    <w:p>
-      <w:pPr>
-        <w:numPr>
-          <w:numId w:val="0"/>
-        </w:numPr>
-        <w:rPr>
-          <w:rFonts w:hint="default"/>
-          <w:lang w:val="en-US" w:eastAsia="zh-CN"/>
-        </w:rPr>
-      </w:pPr>
-    </w:p>
-    <w:p>
-      <w:pPr>
-        <w:numPr>
-          <w:numId w:val="0"/>
-        </w:numPr>
-        <w:rPr>
-          <w:rFonts w:hint="default"/>
-          <w:lang w:val="en-US" w:eastAsia="zh-CN"/>
-        </w:rPr>
-      </w:pPr>
-      <w:r>
-        <w:rPr>
-          <w:rFonts w:hint="eastAsia"/>
-          <w:lang w:val="en-US" w:eastAsia="zh-CN"/>
-        </w:rPr>
-        <w:t>然后分配顶点组到网格体</w:t>
-      </w:r>
-    </w:p>
-    <w:p>
-      <w:pPr>
-        <w:numPr>
-          <w:numId w:val="0"/>
-        </w:numPr>
-        <w:rPr>
-          <w:rFonts w:hint="default"/>
-          <w:lang w:val="en-US" w:eastAsia="zh-CN"/>
-        </w:rPr>
-      </w:pPr>
-      <w:r>
-        <w:rPr>
-          <w:rFonts w:hint="eastAsia"/>
-          <w:lang w:val="en-US" w:eastAsia="zh-CN"/>
-        </w:rPr>
-        <w:t>首先在编辑模式下选择整个骨骼网格体，A键全选骨骼网格体，然后将其指定给Body</w:t>
-      </w:r>
-    </w:p>
-    <w:p>
-      <w:pPr>
-        <w:numPr>
-          <w:numId w:val="0"/>
-        </w:numPr>
-        <w:rPr>
-          <w:rFonts w:hint="eastAsia"/>
-          <w:lang w:val="en-US" w:eastAsia="zh-CN"/>
-        </w:rPr>
-      </w:pPr>
-      <w:r>
-        <w:rPr>
-          <w:rFonts w:hint="eastAsia"/>
-          <w:lang w:val="en-US" w:eastAsia="zh-CN"/>
-        </w:rPr>
-        <w:t>然后分配子骨骼</w:t>
-      </w:r>
-    </w:p>
-    <w:p>
-      <w:pPr>
-        <w:numPr>
-          <w:numId w:val="0"/>
-        </w:numPr>
-        <w:rPr>
-          <w:rFonts w:hint="default"/>
-          <w:lang w:val="en-US" w:eastAsia="zh-CN"/>
-        </w:rPr>
-      </w:pPr>
-      <w:r>
-        <w:rPr>
-          <w:rFonts w:hint="eastAsia"/>
-          <w:lang w:val="en-US" w:eastAsia="zh-CN"/>
-        </w:rPr>
-        <w:t>在顶点组中选择Head，然后取消全选骨骼网格体，然后L键全选头部部分，然后点击顶点组中的指定。然后将其从Body中移除：点击顶点组中的Body，点击移除</w:t>
-      </w:r>
-    </w:p>
-    <w:p>
-      <w:pPr>
-        <w:numPr>
-          <w:numId w:val="0"/>
-        </w:numPr>
-        <w:rPr>
-          <w:rFonts w:hint="default"/>
-          <w:lang w:val="en-US" w:eastAsia="zh-CN"/>
-        </w:rPr>
-      </w:pPr>
-    </w:p>
-    <w:p>
-      <w:pPr>
-        <w:numPr>
-          <w:numId w:val="0"/>
-        </w:numPr>
-        <w:rPr>
-          <w:rFonts w:hint="default"/>
-          <w:lang w:val="en-US" w:eastAsia="zh-CN"/>
-        </w:rPr>
-      </w:pPr>
-    </w:p>
-    <w:p>
-      <w:pPr>
-        <w:pStyle w:val="2"/>
-        <w:bidi w:val="0"/>
-        <w:rPr>
-          <w:rFonts w:hint="eastAsia"/>
-          <w:lang w:val="en-US" w:eastAsia="zh-CN"/>
-        </w:rPr>
-      </w:pPr>
-      <w:r>
-        <w:rPr>
-          <w:rFonts w:hint="eastAsia"/>
-          <w:lang w:val="en-US" w:eastAsia="zh-CN"/>
-        </w:rPr>
-        <w:t>骨骼约束</w:t>
-      </w:r>
-    </w:p>
-    <w:p>
-      <w:pPr>
-        <w:numPr>
-          <w:numId w:val="0"/>
-        </w:numPr>
-        <w:rPr>
-          <w:rFonts w:hint="eastAsia"/>
-          <w:lang w:val="en-US" w:eastAsia="zh-CN"/>
-        </w:rPr>
-      </w:pPr>
-      <w:r>
-        <w:rPr>
-          <w:rFonts w:hint="eastAsia"/>
-          <w:lang w:val="en-US" w:eastAsia="zh-CN"/>
-        </w:rPr>
-        <w:t>我们希望在骨骼移动的时候带动着乡音的位置的东西进行移动</w:t>
-      </w:r>
-    </w:p>
-    <w:p>
-      <w:pPr>
-        <w:rPr>
-          <w:rFonts w:hint="eastAsia"/>
-          <w:lang w:val="en-US" w:eastAsia="zh-CN"/>
-        </w:rPr>
-      </w:pPr>
-      <w:r>
-        <w:rPr>
-          <w:rFonts w:hint="eastAsia"/>
-          <w:lang w:val="en-US" w:eastAsia="zh-CN"/>
-        </w:rPr>
-        <w:t>首先在物体模式下，</w:t>
-      </w:r>
-    </w:p>
-    <w:p>
-      <w:pPr>
-        <w:numPr>
-          <w:numId w:val="0"/>
-        </w:numPr>
-        <w:rPr>
-          <w:rFonts w:hint="default"/>
-          <w:lang w:val="en-US" w:eastAsia="zh-CN"/>
-        </w:rPr>
-      </w:pPr>
-      <w:r>
-        <w:rPr>
-          <w:rFonts w:hint="eastAsia"/>
-          <w:lang w:val="en-US" w:eastAsia="zh-CN"/>
-        </w:rPr>
-        <w:t>选择骨骼网格体SK，先看一下她下面有没有修改器Modifier，有就删了</w:t>
-      </w:r>
-    </w:p>
-    <w:p>
-      <w:pPr>
-        <w:rPr>
-          <w:rFonts w:hint="default"/>
-          <w:lang w:val="en-US" w:eastAsia="zh-CN"/>
-        </w:rPr>
-      </w:pPr>
-      <w:r>
-        <w:rPr>
-          <w:rFonts w:hint="eastAsia"/>
-          <w:lang w:val="en-US" w:eastAsia="zh-CN"/>
-        </w:rPr>
-        <w:t>然后在修饰符选项卡中</w:t>
-      </w:r>
-    </w:p>
-    <w:p>
-      <w:pPr>
-        <w:rPr>
-          <w:rFonts w:hint="default"/>
-          <w:lang w:val="en-US" w:eastAsia="zh-CN"/>
-        </w:rPr>
+          <w:ilvl w:val="0"/>
+          <w:numId w:val="0"/>
+        </w:numPr>
       </w:pPr>
       <w:r>
         <w:drawing>
           <wp:inline distT="0" distB="0" distL="114300" distR="114300">
-            <wp:extent cx="5266690" cy="3091815"/>
-            <wp:effectExtent l="0" t="0" r="635" b="3810"/>
-            <wp:docPr id="47" name="图片 47"/>
+            <wp:extent cx="3121660" cy="835025"/>
+            <wp:effectExtent l="0" t="0" r="2540" b="3175"/>
+            <wp:docPr id="12" name="图片 1"/>
             <wp:cNvGraphicFramePr>
               <a:graphicFrameLocks xmlns:a="http://schemas.openxmlformats.org/drawingml/2006/main" noChangeAspect="1"/>
             </wp:cNvGraphicFramePr>
@@ -1983,7 +1726,7 @@
               <a:graphicData uri="http://schemas.openxmlformats.org/drawingml/2006/picture">
                 <pic:pic xmlns:pic="http://schemas.openxmlformats.org/drawingml/2006/picture">
                   <pic:nvPicPr>
-                    <pic:cNvPr id="47" name="图片 47"/>
+                    <pic:cNvPr id="12" name="图片 1"/>
                     <pic:cNvPicPr>
                       <a:picLocks noChangeAspect="1"/>
                     </pic:cNvPicPr>
@@ -1997,7 +1740,7 @@
                   <pic:spPr>
                     <a:xfrm>
                       <a:off x="0" y="0"/>
-                      <a:ext cx="5266690" cy="3091815"/>
+                      <a:ext cx="3121660" cy="835025"/>
                     </a:xfrm>
                     <a:prstGeom prst="rect">
                       <a:avLst/>
@@ -2016,32 +1759,36 @@
     </w:p>
     <w:p>
       <w:pPr>
-        <w:rPr>
-          <w:rFonts w:hint="eastAsia"/>
-          <w:lang w:val="en-US" w:eastAsia="zh-CN"/>
-        </w:rPr>
-      </w:pPr>
-      <w:r>
-        <w:rPr>
-          <w:rFonts w:hint="eastAsia"/>
-          <w:lang w:val="en-US" w:eastAsia="zh-CN"/>
-        </w:rPr>
-        <w:t>然后将对象指定为骨骼</w:t>
-      </w:r>
-    </w:p>
-    <w:p>
-      <w:pPr>
-        <w:rPr>
-          <w:rFonts w:hint="default"/>
-          <w:lang w:val="en-US" w:eastAsia="zh-CN"/>
-        </w:rPr>
+        <w:numPr>
+          <w:ilvl w:val="0"/>
+          <w:numId w:val="0"/>
+        </w:numPr>
+        <w:rPr>
+          <w:rFonts w:hint="eastAsia"/>
+          <w:lang w:val="en-US" w:eastAsia="zh-CN"/>
+        </w:rPr>
+      </w:pPr>
+      <w:r>
+        <w:rPr>
+          <w:rFonts w:hint="eastAsia"/>
+          <w:lang w:val="en-US" w:eastAsia="zh-CN"/>
+        </w:rPr>
+        <w:t>命名位置时细节面板的“骨骼属性”的表头</w:t>
+      </w:r>
+    </w:p>
+    <w:p>
+      <w:pPr>
+        <w:numPr>
+          <w:ilvl w:val="0"/>
+          <w:numId w:val="0"/>
+        </w:numPr>
       </w:pPr>
       <w:r>
         <w:drawing>
           <wp:inline distT="0" distB="0" distL="114300" distR="114300">
-            <wp:extent cx="5273040" cy="2323465"/>
-            <wp:effectExtent l="0" t="0" r="3810" b="635"/>
-            <wp:docPr id="48" name="图片 48"/>
+            <wp:extent cx="499110" cy="393065"/>
+            <wp:effectExtent l="0" t="0" r="5715" b="6985"/>
+            <wp:docPr id="13" name="图片 2"/>
             <wp:cNvGraphicFramePr>
               <a:graphicFrameLocks xmlns:a="http://schemas.openxmlformats.org/drawingml/2006/main" noChangeAspect="1"/>
             </wp:cNvGraphicFramePr>
@@ -2049,7 +1796,7 @@
               <a:graphicData uri="http://schemas.openxmlformats.org/drawingml/2006/picture">
                 <pic:pic xmlns:pic="http://schemas.openxmlformats.org/drawingml/2006/picture">
                   <pic:nvPicPr>
-                    <pic:cNvPr id="48" name="图片 48"/>
+                    <pic:cNvPr id="13" name="图片 2"/>
                     <pic:cNvPicPr>
                       <a:picLocks noChangeAspect="1"/>
                     </pic:cNvPicPr>
@@ -2063,7 +1810,7 @@
                   <pic:spPr>
                     <a:xfrm>
                       <a:off x="0" y="0"/>
-                      <a:ext cx="5273040" cy="2323465"/>
+                      <a:ext cx="499110" cy="393065"/>
                     </a:xfrm>
                     <a:prstGeom prst="rect">
                       <a:avLst/>
@@ -2079,87 +1826,12 @@
           </wp:inline>
         </w:drawing>
       </w:r>
-    </w:p>
-    <w:p>
-      <w:pPr>
-        <w:rPr>
-          <w:rFonts w:hint="default"/>
-          <w:lang w:val="en-US" w:eastAsia="zh-CN"/>
-        </w:rPr>
-      </w:pPr>
-      <w:r>
-        <w:rPr>
-          <w:rFonts w:hint="eastAsia"/>
-          <w:lang w:val="en-US" w:eastAsia="zh-CN"/>
-        </w:rPr>
-        <w:t>这个时候就会起作用，当你控制骨骼的时候防御塔身体也会跟着动</w:t>
-      </w:r>
-    </w:p>
-    <w:p>
-      <w:pPr>
-        <w:numPr>
-          <w:numId w:val="0"/>
-        </w:numPr>
-        <w:rPr>
-          <w:rFonts w:hint="default"/>
-          <w:lang w:val="en-US" w:eastAsia="zh-CN"/>
-        </w:rPr>
-      </w:pPr>
-    </w:p>
-    <w:p>
-      <w:pPr>
-        <w:pStyle w:val="2"/>
-        <w:bidi w:val="0"/>
-        <w:rPr>
-          <w:rFonts w:hint="eastAsia"/>
-          <w:lang w:val="en-US" w:eastAsia="zh-CN"/>
-        </w:rPr>
-      </w:pPr>
-      <w:r>
-        <w:rPr>
-          <w:rFonts w:hint="eastAsia"/>
-          <w:lang w:val="en-US" w:eastAsia="zh-CN"/>
-        </w:rPr>
-        <w:t>头部网格体跟随骨骼</w:t>
-      </w:r>
-    </w:p>
-    <w:p>
-      <w:pPr>
-        <w:rPr>
-          <w:rFonts w:hint="default"/>
-          <w:lang w:val="en-US" w:eastAsia="zh-CN"/>
-        </w:rPr>
-      </w:pPr>
-      <w:r>
-        <w:rPr>
-          <w:rFonts w:hint="eastAsia"/>
-          <w:lang w:val="en-US" w:eastAsia="zh-CN"/>
-        </w:rPr>
-        <w:t>选择头部静态网格体，</w:t>
-      </w:r>
-    </w:p>
-    <w:p>
-      <w:pPr>
-        <w:rPr>
-          <w:rFonts w:hint="default"/>
-          <w:lang w:val="en-US" w:eastAsia="zh-CN"/>
-        </w:rPr>
-      </w:pPr>
-      <w:r>
-        <w:rPr>
-          <w:rFonts w:hint="eastAsia"/>
-          <w:lang w:val="en-US" w:eastAsia="zh-CN"/>
-        </w:rPr>
-        <w:t>然后细节面板进入约束选项卡，添加物体约束，选择复制变换Copy Transforms</w:t>
-      </w:r>
-    </w:p>
-    <w:p>
       <w:r>
         <w:drawing>
           <wp:inline distT="0" distB="0" distL="114300" distR="114300">
-            <wp:extent cx="3334385" cy="1561465"/>
-            <wp:effectExtent l="0" t="0" r="8890" b="635"/>
-            <wp:docPr id="49" name="图片 49"/>
+            <wp:extent cx="2075180" cy="401320"/>
+            <wp:effectExtent l="0" t="0" r="1270" b="8255"/>
+            <wp:docPr id="14" name="图片 3"/>
             <wp:cNvGraphicFramePr>
               <a:graphicFrameLocks xmlns:a="http://schemas.openxmlformats.org/drawingml/2006/main" noChangeAspect="1"/>
             </wp:cNvGraphicFramePr>
@@ -2167,7 +1839,7 @@
               <a:graphicData uri="http://schemas.openxmlformats.org/drawingml/2006/picture">
                 <pic:pic xmlns:pic="http://schemas.openxmlformats.org/drawingml/2006/picture">
                   <pic:nvPicPr>
-                    <pic:cNvPr id="49" name="图片 49"/>
+                    <pic:cNvPr id="14" name="图片 3"/>
                     <pic:cNvPicPr>
                       <a:picLocks noChangeAspect="1"/>
                     </pic:cNvPicPr>
@@ -2181,7 +1853,7 @@
                   <pic:spPr>
                     <a:xfrm>
                       <a:off x="0" y="0"/>
-                      <a:ext cx="3334385" cy="1561465"/>
+                      <a:ext cx="2075180" cy="401320"/>
                     </a:xfrm>
                     <a:prstGeom prst="rect">
                       <a:avLst/>
@@ -2200,21 +1872,10 @@
     </w:p>
     <w:p>
       <w:pPr>
-        <w:rPr>
-          <w:rFonts w:hint="default" w:eastAsiaTheme="minorEastAsia"/>
-          <w:lang w:val="en-US" w:eastAsia="zh-CN"/>
-        </w:rPr>
-      </w:pPr>
-      <w:r>
-        <w:rPr>
-          <w:rFonts w:hint="eastAsia"/>
-          <w:lang w:val="en-US" w:eastAsia="zh-CN"/>
-        </w:rPr>
-        <w:t>目标选择SKEL，骨骼为Head</w:t>
-      </w:r>
-    </w:p>
-    <w:p>
-      <w:pPr>
+        <w:numPr>
+          <w:ilvl w:val="0"/>
+          <w:numId w:val="0"/>
+        </w:numPr>
         <w:rPr>
           <w:rFonts w:hint="default"/>
           <w:lang w:val="en-US" w:eastAsia="zh-CN"/>
@@ -2223,9 +1884,9 @@
       <w:r>
         <w:drawing>
           <wp:inline distT="0" distB="0" distL="114300" distR="114300">
-            <wp:extent cx="2952115" cy="3048000"/>
-            <wp:effectExtent l="0" t="0" r="635" b="0"/>
-            <wp:docPr id="50" name="图片 50"/>
+            <wp:extent cx="2409825" cy="868045"/>
+            <wp:effectExtent l="0" t="0" r="0" b="8255"/>
+            <wp:docPr id="15" name="图片 4"/>
             <wp:cNvGraphicFramePr>
               <a:graphicFrameLocks xmlns:a="http://schemas.openxmlformats.org/drawingml/2006/main" noChangeAspect="1"/>
             </wp:cNvGraphicFramePr>
@@ -2233,7 +1894,7 @@
               <a:graphicData uri="http://schemas.openxmlformats.org/drawingml/2006/picture">
                 <pic:pic xmlns:pic="http://schemas.openxmlformats.org/drawingml/2006/picture">
                   <pic:nvPicPr>
-                    <pic:cNvPr id="50" name="图片 50"/>
+                    <pic:cNvPr id="15" name="图片 4"/>
                     <pic:cNvPicPr>
                       <a:picLocks noChangeAspect="1"/>
                     </pic:cNvPicPr>
@@ -2247,7 +1908,7 @@
                   <pic:spPr>
                     <a:xfrm>
                       <a:off x="0" y="0"/>
-                      <a:ext cx="2952115" cy="3048000"/>
+                      <a:ext cx="2409825" cy="868045"/>
                     </a:xfrm>
                     <a:prstGeom prst="rect">
                       <a:avLst/>
@@ -2266,41 +1927,1658 @@
     </w:p>
     <w:p>
       <w:pPr>
-        <w:rPr>
-          <w:rFonts w:hint="eastAsia"/>
-          <w:lang w:val="en-US" w:eastAsia="zh-CN"/>
-        </w:rPr>
-      </w:pPr>
-      <w:r>
-        <w:rPr>
-          <w:rFonts w:hint="eastAsia"/>
-          <w:lang w:val="en-US" w:eastAsia="zh-CN"/>
-        </w:rPr>
-        <w:t>然后可以在姿态模式下进行测试。</w:t>
-      </w:r>
-    </w:p>
-    <w:p>
-      <w:pPr>
-        <w:rPr>
-          <w:rFonts w:hint="eastAsia"/>
-          <w:lang w:val="en-US" w:eastAsia="zh-CN"/>
-        </w:rPr>
-      </w:pPr>
-      <w:r>
-        <w:rPr>
-          <w:rFonts w:hint="eastAsia"/>
-          <w:lang w:val="en-US" w:eastAsia="zh-CN"/>
-        </w:rPr>
-        <w:t>尽管头部是一个单独的网格体，他也是跟随着骨骼进行移动的。</w:t>
-      </w:r>
-    </w:p>
-    <w:p>
-      <w:pPr>
-        <w:rPr>
-          <w:rFonts w:hint="eastAsia"/>
-          <w:lang w:val="en-US" w:eastAsia="zh-CN"/>
-        </w:rPr>
-      </w:pPr>
+        <w:pStyle w:val="4"/>
+        <w:bidi w:val="0"/>
+        <w:rPr>
+          <w:rFonts w:hint="default"/>
+          <w:lang w:val="en-US" w:eastAsia="zh-CN"/>
+        </w:rPr>
+      </w:pPr>
+      <w:r>
+        <w:rPr>
+          <w:rFonts w:hint="eastAsia"/>
+          <w:lang w:val="en-US" w:eastAsia="zh-CN"/>
+        </w:rPr>
+        <w:t>添加骨骼</w:t>
+      </w:r>
+    </w:p>
+    <w:p>
+      <w:pPr>
+        <w:numPr>
+          <w:ilvl w:val="0"/>
+          <w:numId w:val="0"/>
+        </w:numPr>
+        <w:rPr>
+          <w:rFonts w:hint="default"/>
+          <w:lang w:val="en-US" w:eastAsia="zh-CN"/>
+        </w:rPr>
+      </w:pPr>
+      <w:r>
+        <w:rPr>
+          <w:rFonts w:hint="eastAsia"/>
+          <w:lang w:val="en-US" w:eastAsia="zh-CN"/>
+        </w:rPr>
+        <w:t>接下来添加头部骨骼</w:t>
+      </w:r>
+    </w:p>
+    <w:p>
+      <w:pPr>
+        <w:numPr>
+          <w:ilvl w:val="0"/>
+          <w:numId w:val="0"/>
+        </w:numPr>
+        <w:rPr>
+          <w:rFonts w:hint="eastAsia"/>
+          <w:lang w:val="en-US" w:eastAsia="zh-CN"/>
+        </w:rPr>
+      </w:pPr>
+      <w:r>
+        <w:rPr>
+          <w:rFonts w:hint="eastAsia"/>
+          <w:lang w:val="en-US" w:eastAsia="zh-CN"/>
+        </w:rPr>
+        <w:t>通过给上面的身体骨骼Shift D复制一个骨骼</w:t>
+      </w:r>
+    </w:p>
+    <w:p>
+      <w:pPr>
+        <w:numPr>
+          <w:ilvl w:val="0"/>
+          <w:numId w:val="0"/>
+        </w:numPr>
+        <w:rPr>
+          <w:rFonts w:hint="default"/>
+          <w:lang w:val="en-US" w:eastAsia="zh-CN"/>
+        </w:rPr>
+      </w:pPr>
+      <w:r>
+        <w:rPr>
+          <w:rFonts w:hint="eastAsia"/>
+          <w:lang w:val="en-US" w:eastAsia="zh-CN"/>
+        </w:rPr>
+        <w:t>这个骨骼命名为Head</w:t>
+      </w:r>
+    </w:p>
+    <w:p>
+      <w:pPr>
+        <w:numPr>
+          <w:ilvl w:val="0"/>
+          <w:numId w:val="0"/>
+        </w:numPr>
+        <w:rPr>
+          <w:rFonts w:hint="eastAsia"/>
+          <w:lang w:val="en-US" w:eastAsia="zh-CN"/>
+        </w:rPr>
+      </w:pPr>
+      <w:r>
+        <w:rPr>
+          <w:rFonts w:hint="eastAsia"/>
+          <w:lang w:val="en-US" w:eastAsia="zh-CN"/>
+        </w:rPr>
+        <w:t>我们需要让Head骨骼作为Body的子骨骼，选中Head骨骼在细节面板中找到“骨骼属性--关系--父级”</w:t>
+      </w:r>
+    </w:p>
+    <w:p>
+      <w:pPr>
+        <w:numPr>
+          <w:ilvl w:val="0"/>
+          <w:numId w:val="0"/>
+        </w:numPr>
+        <w:rPr>
+          <w:rFonts w:hint="eastAsia"/>
+          <w:lang w:val="en-US" w:eastAsia="zh-CN"/>
+        </w:rPr>
+      </w:pPr>
+    </w:p>
+    <w:p>
+      <w:pPr>
+        <w:pStyle w:val="4"/>
+        <w:bidi w:val="0"/>
+        <w:rPr>
+          <w:rFonts w:hint="default"/>
+          <w:lang w:val="en-US" w:eastAsia="zh-CN"/>
+        </w:rPr>
+      </w:pPr>
+      <w:r>
+        <w:rPr>
+          <w:rFonts w:hint="eastAsia"/>
+          <w:lang w:val="en-US" w:eastAsia="zh-CN"/>
+        </w:rPr>
+        <w:t>给骨骼分配顶点组</w:t>
+      </w:r>
+    </w:p>
+    <w:p>
+      <w:pPr>
+        <w:numPr>
+          <w:ilvl w:val="0"/>
+          <w:numId w:val="0"/>
+        </w:numPr>
+        <w:rPr>
+          <w:rFonts w:hint="eastAsia"/>
+          <w:lang w:val="en-US" w:eastAsia="zh-CN"/>
+        </w:rPr>
+      </w:pPr>
+      <w:r>
+        <w:rPr>
+          <w:rFonts w:hint="eastAsia"/>
+          <w:lang w:val="en-US" w:eastAsia="zh-CN"/>
+        </w:rPr>
+        <w:t>然后给模型创建顶点组（先看他自己有没有顶点组，有就都删了）</w:t>
+      </w:r>
+    </w:p>
+    <w:p>
+      <w:pPr>
+        <w:numPr>
+          <w:ilvl w:val="0"/>
+          <w:numId w:val="0"/>
+        </w:numPr>
+        <w:rPr>
+          <w:rFonts w:hint="eastAsia"/>
+          <w:lang w:val="en-US" w:eastAsia="zh-CN"/>
+        </w:rPr>
+      </w:pPr>
+      <w:r>
+        <w:rPr>
+          <w:rFonts w:hint="eastAsia"/>
+          <w:lang w:val="en-US" w:eastAsia="zh-CN"/>
+        </w:rPr>
+        <w:t>这样的目的是每个部分能够跟随正确的骨头</w:t>
+      </w:r>
+    </w:p>
+    <w:p>
+      <w:pPr>
+        <w:numPr>
+          <w:ilvl w:val="0"/>
+          <w:numId w:val="0"/>
+        </w:numPr>
+        <w:rPr>
+          <w:rFonts w:hint="eastAsia"/>
+          <w:lang w:val="en-US" w:eastAsia="zh-CN"/>
+        </w:rPr>
+      </w:pPr>
+      <w:r>
+        <w:rPr>
+          <w:rFonts w:hint="eastAsia"/>
+          <w:lang w:val="en-US" w:eastAsia="zh-CN"/>
+        </w:rPr>
+        <w:t>在物体模式下，首先选择网格体，然后Shift同时选择SKEL（顺序不能错）</w:t>
+      </w:r>
+    </w:p>
+    <w:p>
+      <w:pPr>
+        <w:numPr>
+          <w:ilvl w:val="0"/>
+          <w:numId w:val="0"/>
+        </w:numPr>
+        <w:rPr>
+          <w:rFonts w:hint="eastAsia"/>
+          <w:lang w:val="en-US" w:eastAsia="zh-CN"/>
+        </w:rPr>
+      </w:pPr>
+      <w:r>
+        <w:rPr>
+          <w:rFonts w:hint="eastAsia"/>
+          <w:lang w:val="en-US" w:eastAsia="zh-CN"/>
+        </w:rPr>
+        <w:t>Ctrl P，选择“附带空顶点组”</w:t>
+      </w:r>
+    </w:p>
+    <w:p>
+      <w:pPr>
+        <w:numPr>
+          <w:ilvl w:val="0"/>
+          <w:numId w:val="0"/>
+        </w:numPr>
+        <w:rPr>
+          <w:rFonts w:hint="default"/>
+          <w:lang w:val="en-US" w:eastAsia="zh-CN"/>
+        </w:rPr>
+      </w:pPr>
+      <w:r>
+        <w:drawing>
+          <wp:inline distT="0" distB="0" distL="114300" distR="114300">
+            <wp:extent cx="1727835" cy="1511300"/>
+            <wp:effectExtent l="0" t="0" r="5715" b="3175"/>
+            <wp:docPr id="16" name="图片 5"/>
+            <wp:cNvGraphicFramePr>
+              <a:graphicFrameLocks xmlns:a="http://schemas.openxmlformats.org/drawingml/2006/main" noChangeAspect="1"/>
+            </wp:cNvGraphicFramePr>
+            <a:graphic xmlns:a="http://schemas.openxmlformats.org/drawingml/2006/main">
+              <a:graphicData uri="http://schemas.openxmlformats.org/drawingml/2006/picture">
+                <pic:pic xmlns:pic="http://schemas.openxmlformats.org/drawingml/2006/picture">
+                  <pic:nvPicPr>
+                    <pic:cNvPr id="16" name="图片 5"/>
+                    <pic:cNvPicPr>
+                      <a:picLocks noChangeAspect="1"/>
+                    </pic:cNvPicPr>
+                  </pic:nvPicPr>
+                  <pic:blipFill>
+                    <a:blip r:embed="rId16"/>
+                    <a:stretch>
+                      <a:fillRect/>
+                    </a:stretch>
+                  </pic:blipFill>
+                  <pic:spPr>
+                    <a:xfrm>
+                      <a:off x="0" y="0"/>
+                      <a:ext cx="1727835" cy="1511300"/>
+                    </a:xfrm>
+                    <a:prstGeom prst="rect">
+                      <a:avLst/>
+                    </a:prstGeom>
+                    <a:noFill/>
+                    <a:ln>
+                      <a:noFill/>
+                    </a:ln>
+                  </pic:spPr>
+                </pic:pic>
+              </a:graphicData>
+            </a:graphic>
+          </wp:inline>
+        </w:drawing>
+      </w:r>
+    </w:p>
+    <w:p>
+      <w:pPr>
+        <w:numPr>
+          <w:ilvl w:val="0"/>
+          <w:numId w:val="0"/>
+        </w:numPr>
+      </w:pPr>
+      <w:r>
+        <w:drawing>
+          <wp:inline distT="0" distB="0" distL="114300" distR="114300">
+            <wp:extent cx="2031365" cy="1419225"/>
+            <wp:effectExtent l="0" t="0" r="6985" b="0"/>
+            <wp:docPr id="17" name="图片 6"/>
+            <wp:cNvGraphicFramePr>
+              <a:graphicFrameLocks xmlns:a="http://schemas.openxmlformats.org/drawingml/2006/main" noChangeAspect="1"/>
+            </wp:cNvGraphicFramePr>
+            <a:graphic xmlns:a="http://schemas.openxmlformats.org/drawingml/2006/main">
+              <a:graphicData uri="http://schemas.openxmlformats.org/drawingml/2006/picture">
+                <pic:pic xmlns:pic="http://schemas.openxmlformats.org/drawingml/2006/picture">
+                  <pic:nvPicPr>
+                    <pic:cNvPr id="17" name="图片 6"/>
+                    <pic:cNvPicPr>
+                      <a:picLocks noChangeAspect="1"/>
+                    </pic:cNvPicPr>
+                  </pic:nvPicPr>
+                  <pic:blipFill>
+                    <a:blip r:embed="rId17"/>
+                    <a:stretch>
+                      <a:fillRect/>
+                    </a:stretch>
+                  </pic:blipFill>
+                  <pic:spPr>
+                    <a:xfrm>
+                      <a:off x="0" y="0"/>
+                      <a:ext cx="2031365" cy="1419225"/>
+                    </a:xfrm>
+                    <a:prstGeom prst="rect">
+                      <a:avLst/>
+                    </a:prstGeom>
+                    <a:noFill/>
+                    <a:ln>
+                      <a:noFill/>
+                    </a:ln>
+                  </pic:spPr>
+                </pic:pic>
+              </a:graphicData>
+            </a:graphic>
+          </wp:inline>
+        </w:drawing>
+      </w:r>
+    </w:p>
+    <w:p>
+      <w:pPr>
+        <w:numPr>
+          <w:ilvl w:val="0"/>
+          <w:numId w:val="0"/>
+        </w:numPr>
+        <w:rPr>
+          <w:rFonts w:hint="eastAsia"/>
+          <w:lang w:val="en-US" w:eastAsia="zh-CN"/>
+        </w:rPr>
+      </w:pPr>
+      <w:r>
+        <w:rPr>
+          <w:rFonts w:hint="eastAsia"/>
+          <w:lang w:val="en-US" w:eastAsia="zh-CN"/>
+        </w:rPr>
+        <w:t>然后物体模式选择大纲中的SK，在属性面板中“物体数据属性</w:t>
+      </w:r>
+      <w:r>
+        <w:drawing>
+          <wp:inline distT="0" distB="0" distL="114300" distR="114300">
+            <wp:extent cx="127635" cy="148590"/>
+            <wp:effectExtent l="0" t="0" r="5715" b="3810"/>
+            <wp:docPr id="18" name="图片 7"/>
+            <wp:cNvGraphicFramePr>
+              <a:graphicFrameLocks xmlns:a="http://schemas.openxmlformats.org/drawingml/2006/main" noChangeAspect="1"/>
+            </wp:cNvGraphicFramePr>
+            <a:graphic xmlns:a="http://schemas.openxmlformats.org/drawingml/2006/main">
+              <a:graphicData uri="http://schemas.openxmlformats.org/drawingml/2006/picture">
+                <pic:pic xmlns:pic="http://schemas.openxmlformats.org/drawingml/2006/picture">
+                  <pic:nvPicPr>
+                    <pic:cNvPr id="18" name="图片 7"/>
+                    <pic:cNvPicPr>
+                      <a:picLocks noChangeAspect="1"/>
+                    </pic:cNvPicPr>
+                  </pic:nvPicPr>
+                  <pic:blipFill>
+                    <a:blip r:embed="rId18"/>
+                    <a:stretch>
+                      <a:fillRect/>
+                    </a:stretch>
+                  </pic:blipFill>
+                  <pic:spPr>
+                    <a:xfrm>
+                      <a:off x="0" y="0"/>
+                      <a:ext cx="127635" cy="148590"/>
+                    </a:xfrm>
+                    <a:prstGeom prst="rect">
+                      <a:avLst/>
+                    </a:prstGeom>
+                    <a:noFill/>
+                    <a:ln>
+                      <a:noFill/>
+                    </a:ln>
+                  </pic:spPr>
+                </pic:pic>
+              </a:graphicData>
+            </a:graphic>
+          </wp:inline>
+        </w:drawing>
+      </w:r>
+      <w:r>
+        <w:rPr>
+          <w:rFonts w:hint="eastAsia"/>
+          <w:lang w:val="en-US" w:eastAsia="zh-CN"/>
+        </w:rPr>
+        <w:t>”里看顶点组。这一套操作过后，顶点组中会添加所有骨骼</w:t>
+      </w:r>
+    </w:p>
+    <w:p>
+      <w:pPr>
+        <w:numPr>
+          <w:ilvl w:val="0"/>
+          <w:numId w:val="0"/>
+        </w:numPr>
+        <w:rPr>
+          <w:rFonts w:hint="default"/>
+          <w:lang w:val="en-US" w:eastAsia="zh-CN"/>
+        </w:rPr>
+      </w:pPr>
+      <w:r>
+        <w:drawing>
+          <wp:inline distT="0" distB="0" distL="114300" distR="114300">
+            <wp:extent cx="2030095" cy="655955"/>
+            <wp:effectExtent l="0" t="0" r="8255" b="1270"/>
+            <wp:docPr id="19" name="图片 8"/>
+            <wp:cNvGraphicFramePr>
+              <a:graphicFrameLocks xmlns:a="http://schemas.openxmlformats.org/drawingml/2006/main" noChangeAspect="1"/>
+            </wp:cNvGraphicFramePr>
+            <a:graphic xmlns:a="http://schemas.openxmlformats.org/drawingml/2006/main">
+              <a:graphicData uri="http://schemas.openxmlformats.org/drawingml/2006/picture">
+                <pic:pic xmlns:pic="http://schemas.openxmlformats.org/drawingml/2006/picture">
+                  <pic:nvPicPr>
+                    <pic:cNvPr id="19" name="图片 8"/>
+                    <pic:cNvPicPr>
+                      <a:picLocks noChangeAspect="1"/>
+                    </pic:cNvPicPr>
+                  </pic:nvPicPr>
+                  <pic:blipFill>
+                    <a:blip r:embed="rId19"/>
+                    <a:stretch>
+                      <a:fillRect/>
+                    </a:stretch>
+                  </pic:blipFill>
+                  <pic:spPr>
+                    <a:xfrm>
+                      <a:off x="0" y="0"/>
+                      <a:ext cx="2030095" cy="655955"/>
+                    </a:xfrm>
+                    <a:prstGeom prst="rect">
+                      <a:avLst/>
+                    </a:prstGeom>
+                    <a:noFill/>
+                    <a:ln>
+                      <a:noFill/>
+                    </a:ln>
+                  </pic:spPr>
+                </pic:pic>
+              </a:graphicData>
+            </a:graphic>
+          </wp:inline>
+        </w:drawing>
+      </w:r>
+    </w:p>
+    <w:p>
+      <w:pPr>
+        <w:numPr>
+          <w:ilvl w:val="0"/>
+          <w:numId w:val="0"/>
+        </w:numPr>
+        <w:rPr>
+          <w:rFonts w:hint="default"/>
+          <w:lang w:val="en-US" w:eastAsia="zh-CN"/>
+        </w:rPr>
+      </w:pPr>
+      <w:r>
+        <w:rPr>
+          <w:rFonts w:hint="eastAsia"/>
+          <w:lang w:val="en-US" w:eastAsia="zh-CN"/>
+        </w:rPr>
+        <w:t>顶点组这里可以删除一些。如果是像弹匣这样的骨骼网格体之外独立的静态网格体，可以把顶点组中的弹匣骨骼删掉。但是在光棱塔这里，并没有独立的静态网格体，所以可以不删。</w:t>
+      </w:r>
+    </w:p>
+    <w:p>
+      <w:pPr>
+        <w:numPr>
+          <w:ilvl w:val="0"/>
+          <w:numId w:val="0"/>
+        </w:numPr>
+        <w:rPr>
+          <w:rFonts w:hint="eastAsia"/>
+          <w:lang w:val="en-US" w:eastAsia="zh-CN"/>
+        </w:rPr>
+      </w:pPr>
+    </w:p>
+    <w:p>
+      <w:pPr>
+        <w:numPr>
+          <w:ilvl w:val="0"/>
+          <w:numId w:val="0"/>
+        </w:numPr>
+        <w:rPr>
+          <w:rFonts w:hint="eastAsia"/>
+          <w:lang w:val="en-US" w:eastAsia="zh-CN"/>
+        </w:rPr>
+      </w:pPr>
+      <w:r>
+        <w:rPr>
+          <w:rFonts w:hint="eastAsia"/>
+          <w:lang w:val="en-US" w:eastAsia="zh-CN"/>
+        </w:rPr>
+        <w:t>接下来开始给网格体分配顶点组</w:t>
+      </w:r>
+    </w:p>
+    <w:p>
+      <w:pPr>
+        <w:numPr>
+          <w:ilvl w:val="0"/>
+          <w:numId w:val="0"/>
+        </w:numPr>
+        <w:rPr>
+          <w:rFonts w:hint="eastAsia"/>
+          <w:lang w:val="en-US" w:eastAsia="zh-CN"/>
+        </w:rPr>
+      </w:pPr>
+      <w:r>
+        <w:rPr>
+          <w:rFonts w:hint="eastAsia"/>
+          <w:lang w:val="en-US" w:eastAsia="zh-CN"/>
+        </w:rPr>
+        <w:t>在编辑模式下，首先全选所有网格点，包括头部，将它们指定分配给顶点组中的Body</w:t>
+      </w:r>
+    </w:p>
+    <w:p>
+      <w:pPr>
+        <w:numPr>
+          <w:ilvl w:val="0"/>
+          <w:numId w:val="0"/>
+        </w:numPr>
+        <w:rPr>
+          <w:rFonts w:hint="eastAsia"/>
+          <w:lang w:val="en-US" w:eastAsia="zh-CN"/>
+        </w:rPr>
+      </w:pPr>
+      <w:r>
+        <w:rPr>
+          <w:rFonts w:hint="eastAsia"/>
+          <w:lang w:val="en-US" w:eastAsia="zh-CN"/>
+        </w:rPr>
+        <w:t>然后我们将头部网格分配给Head骨骼</w:t>
+      </w:r>
+    </w:p>
+    <w:p>
+      <w:pPr>
+        <w:numPr>
+          <w:ilvl w:val="0"/>
+          <w:numId w:val="0"/>
+        </w:numPr>
+        <w:rPr>
+          <w:rFonts w:hint="eastAsia"/>
+          <w:lang w:val="en-US" w:eastAsia="zh-CN"/>
+        </w:rPr>
+      </w:pPr>
+      <w:r>
+        <w:rPr>
+          <w:rFonts w:hint="eastAsia"/>
+          <w:lang w:val="en-US" w:eastAsia="zh-CN"/>
+        </w:rPr>
+        <w:t>编辑模式下，首先点击顶点组中的Head，然后选择3D视图中的头部的网格点</w:t>
+      </w:r>
+    </w:p>
+    <w:p>
+      <w:pPr>
+        <w:numPr>
+          <w:ilvl w:val="0"/>
+          <w:numId w:val="0"/>
+        </w:numPr>
+        <w:rPr>
+          <w:rFonts w:hint="eastAsia"/>
+          <w:lang w:val="en-US" w:eastAsia="zh-CN"/>
+        </w:rPr>
+      </w:pPr>
+      <w:r>
+        <w:rPr>
+          <w:rFonts w:hint="eastAsia"/>
+          <w:lang w:val="en-US" w:eastAsia="zh-CN"/>
+        </w:rPr>
+        <w:t>Shift Z来切换透视模式，这样方便选择</w:t>
+      </w:r>
+    </w:p>
+    <w:p>
+      <w:pPr>
+        <w:numPr>
+          <w:ilvl w:val="0"/>
+          <w:numId w:val="0"/>
+        </w:numPr>
+        <w:rPr>
+          <w:rFonts w:hint="eastAsia"/>
+          <w:lang w:val="en-US" w:eastAsia="zh-CN"/>
+        </w:rPr>
+      </w:pPr>
+      <w:r>
+        <w:rPr>
+          <w:rFonts w:hint="eastAsia"/>
+          <w:lang w:val="en-US" w:eastAsia="zh-CN"/>
+        </w:rPr>
+        <w:t>（对于一些设计的好的fbx3D模型，L键能直接选择指定模块的网格点）</w:t>
+      </w:r>
+    </w:p>
+    <w:p>
+      <w:pPr>
+        <w:numPr>
+          <w:ilvl w:val="0"/>
+          <w:numId w:val="0"/>
+        </w:numPr>
+        <w:rPr>
+          <w:rFonts w:hint="eastAsia"/>
+          <w:lang w:val="en-US" w:eastAsia="zh-CN"/>
+        </w:rPr>
+      </w:pPr>
+      <w:r>
+        <w:rPr>
+          <w:rFonts w:hint="eastAsia"/>
+          <w:lang w:val="en-US" w:eastAsia="zh-CN"/>
+        </w:rPr>
+        <w:t>然后将编辑模式下选择的头部网格点分配给顶点组中的Head骨骼</w:t>
+      </w:r>
+    </w:p>
+    <w:p>
+      <w:pPr>
+        <w:numPr>
+          <w:ilvl w:val="0"/>
+          <w:numId w:val="0"/>
+        </w:numPr>
+        <w:rPr>
+          <w:rFonts w:hint="eastAsia"/>
+          <w:lang w:val="en-US" w:eastAsia="zh-CN"/>
+        </w:rPr>
+      </w:pPr>
+      <w:r>
+        <w:rPr>
+          <w:rFonts w:hint="eastAsia"/>
+          <w:lang w:val="en-US" w:eastAsia="zh-CN"/>
+        </w:rPr>
+        <w:t>（然后不要取消选择）</w:t>
+      </w:r>
+    </w:p>
+    <w:p>
+      <w:pPr>
+        <w:numPr>
+          <w:ilvl w:val="0"/>
+          <w:numId w:val="0"/>
+        </w:numPr>
+        <w:rPr>
+          <w:rFonts w:hint="eastAsia"/>
+          <w:lang w:val="en-US" w:eastAsia="zh-CN"/>
+        </w:rPr>
+      </w:pPr>
+      <w:r>
+        <w:rPr>
+          <w:rFonts w:hint="eastAsia"/>
+          <w:lang w:val="en-US" w:eastAsia="zh-CN"/>
+        </w:rPr>
+        <w:t>然后将刚才选择的顶点从Body顶点组中移除</w:t>
+      </w:r>
+    </w:p>
+    <w:p>
+      <w:pPr>
+        <w:numPr>
+          <w:ilvl w:val="0"/>
+          <w:numId w:val="0"/>
+        </w:numPr>
+        <w:rPr>
+          <w:rFonts w:hint="eastAsia"/>
+          <w:lang w:val="en-US" w:eastAsia="zh-CN"/>
+        </w:rPr>
+      </w:pPr>
+    </w:p>
+    <w:p>
+      <w:pPr>
+        <w:numPr>
+          <w:ilvl w:val="0"/>
+          <w:numId w:val="0"/>
+        </w:numPr>
+        <w:rPr>
+          <w:rFonts w:hint="default"/>
+          <w:lang w:val="en-US" w:eastAsia="zh-CN"/>
+        </w:rPr>
+      </w:pPr>
+      <w:r>
+        <w:rPr>
+          <w:rFonts w:hint="eastAsia"/>
+          <w:lang w:val="en-US" w:eastAsia="zh-CN"/>
+        </w:rPr>
+        <w:t>然后测试，首先取消选择3D视图中的顶点，点击选择顶点组中的某一个组，再点击顶点组右下角的选择，就能在3D视图中看到分配给这个顶点组的顶点</w:t>
+      </w:r>
+    </w:p>
+    <w:p>
+      <w:pPr>
+        <w:numPr>
+          <w:ilvl w:val="0"/>
+          <w:numId w:val="0"/>
+        </w:numPr>
+        <w:rPr>
+          <w:rFonts w:hint="default" w:eastAsiaTheme="minorEastAsia"/>
+          <w:lang w:val="en-US" w:eastAsia="zh-CN"/>
+        </w:rPr>
+      </w:pPr>
+      <w:r>
+        <w:rPr>
+          <w:rFonts w:hint="eastAsia"/>
+          <w:lang w:val="en-US" w:eastAsia="zh-CN"/>
+        </w:rPr>
+        <w:t>接下来还测试。在姿态模式下，选择某个骨骼，移动这个骨骼，观察现象。现象应该是：当你移动头部骨骼的时候，头部顶点组会跟着移动；当你移动身体骨骼的时候，所有的都会跟着移动。</w:t>
+      </w:r>
+    </w:p>
+    <w:p>
+      <w:pPr>
+        <w:pStyle w:val="4"/>
+        <w:bidi w:val="0"/>
+        <w:rPr>
+          <w:rFonts w:hint="default"/>
+          <w:lang w:val="en-US" w:eastAsia="zh-CN"/>
+        </w:rPr>
+      </w:pPr>
+      <w:r>
+        <w:rPr>
+          <w:rFonts w:hint="eastAsia"/>
+          <w:lang w:val="en-US" w:eastAsia="zh-CN"/>
+        </w:rPr>
+        <w:t>应用骨架形变</w:t>
+      </w:r>
+    </w:p>
+    <w:p>
+      <w:pPr>
+        <w:numPr>
+          <w:ilvl w:val="0"/>
+          <w:numId w:val="0"/>
+        </w:numPr>
+        <w:rPr>
+          <w:rFonts w:hint="eastAsia"/>
+          <w:lang w:val="en-US" w:eastAsia="zh-CN"/>
+        </w:rPr>
+      </w:pPr>
+      <w:r>
+        <w:rPr>
+          <w:rFonts w:hint="eastAsia"/>
+          <w:lang w:val="en-US" w:eastAsia="zh-CN"/>
+        </w:rPr>
+        <w:t>然后看骨架有没有应用骨架形变</w:t>
+      </w:r>
+    </w:p>
+    <w:p>
+      <w:pPr>
+        <w:numPr>
+          <w:ilvl w:val="0"/>
+          <w:numId w:val="0"/>
+        </w:numPr>
+        <w:rPr>
+          <w:rFonts w:hint="eastAsia"/>
+          <w:lang w:val="en-US" w:eastAsia="zh-CN"/>
+        </w:rPr>
+      </w:pPr>
+      <w:r>
+        <w:rPr>
+          <w:rFonts w:hint="eastAsia"/>
+          <w:lang w:val="en-US" w:eastAsia="zh-CN"/>
+        </w:rPr>
+        <w:t>如果没有的话，（没有的话，网格体不会跟着骨架移动）</w:t>
+      </w:r>
+    </w:p>
+    <w:p>
+      <w:pPr>
+        <w:numPr>
+          <w:ilvl w:val="0"/>
+          <w:numId w:val="0"/>
+        </w:numPr>
+        <w:rPr>
+          <w:rFonts w:hint="default"/>
+          <w:lang w:val="en-US" w:eastAsia="zh-CN"/>
+        </w:rPr>
+      </w:pPr>
+      <w:r>
+        <w:rPr>
+          <w:rFonts w:hint="eastAsia"/>
+          <w:lang w:val="en-US" w:eastAsia="zh-CN"/>
+        </w:rPr>
+        <w:t>在物体模式下，选择大纲中的SK，在属性面板的修改器属性中，添加修改器，选择“形变--骨架”</w:t>
+      </w:r>
+    </w:p>
+    <w:p>
+      <w:pPr>
+        <w:numPr>
+          <w:ilvl w:val="0"/>
+          <w:numId w:val="0"/>
+        </w:numPr>
+      </w:pPr>
+      <w:r>
+        <w:drawing>
+          <wp:inline distT="0" distB="0" distL="114300" distR="114300">
+            <wp:extent cx="3394710" cy="1129665"/>
+            <wp:effectExtent l="0" t="0" r="5715" b="3810"/>
+            <wp:docPr id="20" name="图片 9"/>
+            <wp:cNvGraphicFramePr>
+              <a:graphicFrameLocks xmlns:a="http://schemas.openxmlformats.org/drawingml/2006/main" noChangeAspect="1"/>
+            </wp:cNvGraphicFramePr>
+            <a:graphic xmlns:a="http://schemas.openxmlformats.org/drawingml/2006/main">
+              <a:graphicData uri="http://schemas.openxmlformats.org/drawingml/2006/picture">
+                <pic:pic xmlns:pic="http://schemas.openxmlformats.org/drawingml/2006/picture">
+                  <pic:nvPicPr>
+                    <pic:cNvPr id="20" name="图片 9"/>
+                    <pic:cNvPicPr>
+                      <a:picLocks noChangeAspect="1"/>
+                    </pic:cNvPicPr>
+                  </pic:nvPicPr>
+                  <pic:blipFill>
+                    <a:blip r:embed="rId20"/>
+                    <a:stretch>
+                      <a:fillRect/>
+                    </a:stretch>
+                  </pic:blipFill>
+                  <pic:spPr>
+                    <a:xfrm>
+                      <a:off x="0" y="0"/>
+                      <a:ext cx="3394710" cy="1129665"/>
+                    </a:xfrm>
+                    <a:prstGeom prst="rect">
+                      <a:avLst/>
+                    </a:prstGeom>
+                    <a:noFill/>
+                    <a:ln>
+                      <a:noFill/>
+                    </a:ln>
+                  </pic:spPr>
+                </pic:pic>
+              </a:graphicData>
+            </a:graphic>
+          </wp:inline>
+        </w:drawing>
+      </w:r>
+    </w:p>
+    <w:p>
+      <w:pPr>
+        <w:numPr>
+          <w:ilvl w:val="0"/>
+          <w:numId w:val="0"/>
+        </w:numPr>
+        <w:rPr>
+          <w:rFonts w:hint="eastAsia"/>
+          <w:lang w:val="en-US" w:eastAsia="zh-CN"/>
+        </w:rPr>
+      </w:pPr>
+      <w:r>
+        <w:drawing>
+          <wp:inline distT="0" distB="0" distL="114300" distR="114300">
+            <wp:extent cx="2040255" cy="1283970"/>
+            <wp:effectExtent l="0" t="0" r="7620" b="1905"/>
+            <wp:docPr id="21" name="图片 10"/>
+            <wp:cNvGraphicFramePr>
+              <a:graphicFrameLocks xmlns:a="http://schemas.openxmlformats.org/drawingml/2006/main" noChangeAspect="1"/>
+            </wp:cNvGraphicFramePr>
+            <a:graphic xmlns:a="http://schemas.openxmlformats.org/drawingml/2006/main">
+              <a:graphicData uri="http://schemas.openxmlformats.org/drawingml/2006/picture">
+                <pic:pic xmlns:pic="http://schemas.openxmlformats.org/drawingml/2006/picture">
+                  <pic:nvPicPr>
+                    <pic:cNvPr id="21" name="图片 10"/>
+                    <pic:cNvPicPr>
+                      <a:picLocks noChangeAspect="1"/>
+                    </pic:cNvPicPr>
+                  </pic:nvPicPr>
+                  <pic:blipFill>
+                    <a:blip r:embed="rId21"/>
+                    <a:stretch>
+                      <a:fillRect/>
+                    </a:stretch>
+                  </pic:blipFill>
+                  <pic:spPr>
+                    <a:xfrm>
+                      <a:off x="0" y="0"/>
+                      <a:ext cx="2040255" cy="1283970"/>
+                    </a:xfrm>
+                    <a:prstGeom prst="rect">
+                      <a:avLst/>
+                    </a:prstGeom>
+                    <a:noFill/>
+                    <a:ln>
+                      <a:noFill/>
+                    </a:ln>
+                  </pic:spPr>
+                </pic:pic>
+              </a:graphicData>
+            </a:graphic>
+          </wp:inline>
+        </w:drawing>
+      </w:r>
+    </w:p>
+    <w:p>
+      <w:pPr>
+        <w:pStyle w:val="4"/>
+        <w:bidi w:val="0"/>
+        <w:rPr>
+          <w:rFonts w:hint="default"/>
+          <w:lang w:val="en-US" w:eastAsia="zh-CN"/>
+        </w:rPr>
+      </w:pPr>
+      <w:r>
+        <w:rPr>
+          <w:rFonts w:hint="eastAsia"/>
+          <w:lang w:val="en-US" w:eastAsia="zh-CN"/>
+        </w:rPr>
+        <w:t>限制骨骼变换</w:t>
+      </w:r>
+    </w:p>
+    <w:p>
+      <w:pPr>
+        <w:numPr>
+          <w:ilvl w:val="0"/>
+          <w:numId w:val="0"/>
+        </w:numPr>
+        <w:rPr>
+          <w:rFonts w:hint="eastAsia"/>
+          <w:lang w:val="en-US" w:eastAsia="zh-CN"/>
+        </w:rPr>
+      </w:pPr>
+      <w:r>
+        <w:rPr>
+          <w:rFonts w:hint="eastAsia"/>
+          <w:lang w:val="en-US" w:eastAsia="zh-CN"/>
+        </w:rPr>
+        <w:t>然后开始锁定变换</w:t>
+      </w:r>
+    </w:p>
+    <w:p>
+      <w:pPr>
+        <w:numPr>
+          <w:ilvl w:val="0"/>
+          <w:numId w:val="0"/>
+        </w:numPr>
+        <w:rPr>
+          <w:rFonts w:hint="eastAsia"/>
+          <w:lang w:val="en-US" w:eastAsia="zh-CN"/>
+        </w:rPr>
+      </w:pPr>
+      <w:r>
+        <w:rPr>
+          <w:rFonts w:hint="eastAsia"/>
+          <w:lang w:val="en-US" w:eastAsia="zh-CN"/>
+        </w:rPr>
+        <w:t>首先在</w:t>
+      </w:r>
+      <w:r>
+        <w:rPr>
+          <w:rFonts w:hint="eastAsia"/>
+          <w:b/>
+          <w:bCs/>
+          <w:lang w:val="en-US" w:eastAsia="zh-CN"/>
+        </w:rPr>
+        <w:t>姿态模式</w:t>
+      </w:r>
+      <w:r>
+        <w:rPr>
+          <w:rFonts w:hint="eastAsia"/>
+          <w:lang w:val="en-US" w:eastAsia="zh-CN"/>
+        </w:rPr>
+        <w:t>下选择大纲中的SKEL，在属性面板的</w:t>
+      </w:r>
+      <w:r>
+        <w:rPr>
+          <w:rFonts w:hint="eastAsia"/>
+          <w:b/>
+          <w:bCs/>
+          <w:lang w:val="en-US" w:eastAsia="zh-CN"/>
+        </w:rPr>
+        <w:t>骨骼属性</w:t>
+      </w:r>
+      <w:r>
+        <w:rPr>
+          <w:rFonts w:hint="eastAsia"/>
+          <w:lang w:val="en-US" w:eastAsia="zh-CN"/>
+        </w:rPr>
+        <w:t>中，将变换的模式改成XYZ欧拉。每一个骨骼都要设置一次。</w:t>
+      </w:r>
+    </w:p>
+    <w:p>
+      <w:pPr>
+        <w:numPr>
+          <w:ilvl w:val="0"/>
+          <w:numId w:val="0"/>
+        </w:numPr>
+        <w:rPr>
+          <w:rFonts w:hint="eastAsia"/>
+          <w:lang w:val="en-US" w:eastAsia="zh-CN"/>
+        </w:rPr>
+      </w:pPr>
+      <w:r>
+        <w:rPr>
+          <w:rFonts w:hint="eastAsia"/>
+          <w:lang w:val="en-US" w:eastAsia="zh-CN"/>
+        </w:rPr>
+        <w:t>然后锁定骨骼属性中的不需要变换的属性。像Location、Scale这种都不需要改变，旋转也只有Z轴需要改变。（绕着Z轴旋转，锁定的是X和Z轴，Y轴不用锁定。）每个骨骼都设置。Body骨骼甚至哪个变换都不会改变。</w:t>
+      </w:r>
+    </w:p>
+    <w:p>
+      <w:pPr>
+        <w:numPr>
+          <w:ilvl w:val="0"/>
+          <w:numId w:val="0"/>
+        </w:numPr>
+        <w:rPr>
+          <w:rFonts w:hint="eastAsia"/>
+          <w:lang w:val="en-US" w:eastAsia="zh-CN"/>
+        </w:rPr>
+      </w:pPr>
+    </w:p>
+    <w:p>
+      <w:pPr>
+        <w:numPr>
+          <w:ilvl w:val="0"/>
+          <w:numId w:val="0"/>
+        </w:numPr>
+        <w:rPr>
+          <w:rFonts w:hint="eastAsia"/>
+          <w:lang w:val="en-US" w:eastAsia="zh-CN"/>
+        </w:rPr>
+      </w:pPr>
+      <w:r>
+        <w:rPr>
+          <w:rFonts w:hint="eastAsia"/>
+          <w:lang w:val="en-US" w:eastAsia="zh-CN"/>
+        </w:rPr>
+        <w:t>然后添加骨骼限制</w:t>
+      </w:r>
+    </w:p>
+    <w:p>
+      <w:pPr>
+        <w:numPr>
+          <w:ilvl w:val="0"/>
+          <w:numId w:val="0"/>
+        </w:numPr>
+        <w:rPr>
+          <w:rFonts w:hint="eastAsia"/>
+          <w:lang w:val="en-US" w:eastAsia="zh-CN"/>
+        </w:rPr>
+      </w:pPr>
+      <w:r>
+        <w:rPr>
+          <w:rFonts w:hint="eastAsia"/>
+          <w:lang w:val="en-US" w:eastAsia="zh-CN"/>
+        </w:rPr>
+        <w:t>头部只能旋转，且旋转的角度范围为[0,360]。</w:t>
+      </w:r>
+    </w:p>
+    <w:p>
+      <w:pPr>
+        <w:numPr>
+          <w:ilvl w:val="0"/>
+          <w:numId w:val="0"/>
+        </w:numPr>
+        <w:rPr>
+          <w:rFonts w:hint="eastAsia"/>
+          <w:lang w:val="en-US" w:eastAsia="zh-CN"/>
+        </w:rPr>
+      </w:pPr>
+      <w:r>
+        <w:rPr>
+          <w:rFonts w:hint="eastAsia"/>
+          <w:lang w:val="en-US" w:eastAsia="zh-CN"/>
+        </w:rPr>
+        <w:t>在姿态模式下，选择Head骨骼，在属性面板的骨骼约束属性中加一个限定旋转，限定Z轴，拥有者为局部空间</w:t>
+      </w:r>
+    </w:p>
+    <w:p>
+      <w:pPr>
+        <w:numPr>
+          <w:ilvl w:val="0"/>
+          <w:numId w:val="0"/>
+        </w:numPr>
+        <w:rPr>
+          <w:rFonts w:hint="default"/>
+          <w:lang w:val="en-US" w:eastAsia="zh-CN"/>
+        </w:rPr>
+      </w:pPr>
+    </w:p>
+    <w:p>
+      <w:pPr>
+        <w:numPr>
+          <w:ilvl w:val="0"/>
+          <w:numId w:val="0"/>
+        </w:numPr>
+        <w:rPr>
+          <w:rFonts w:hint="default"/>
+          <w:lang w:val="en-US" w:eastAsia="zh-CN"/>
+        </w:rPr>
+      </w:pPr>
+    </w:p>
+    <w:p>
+      <w:pPr>
+        <w:pStyle w:val="3"/>
+        <w:bidi w:val="0"/>
+        <w:rPr>
+          <w:rFonts w:hint="default"/>
+          <w:lang w:val="en-US" w:eastAsia="zh-CN"/>
+        </w:rPr>
+      </w:pPr>
+      <w:r>
+        <w:rPr>
+          <w:rFonts w:hint="eastAsia"/>
+          <w:lang w:val="en-US" w:eastAsia="zh-CN"/>
+        </w:rPr>
+        <w:t>动画准备</w:t>
+      </w:r>
+    </w:p>
+    <w:p>
+      <w:pPr>
+        <w:numPr>
+          <w:ilvl w:val="0"/>
+          <w:numId w:val="0"/>
+        </w:numPr>
+        <w:rPr>
+          <w:rFonts w:hint="eastAsia"/>
+          <w:lang w:val="en-US" w:eastAsia="zh-CN"/>
+        </w:rPr>
+      </w:pPr>
+      <w:r>
+        <w:rPr>
+          <w:rFonts w:hint="eastAsia"/>
+          <w:lang w:val="en-US" w:eastAsia="zh-CN"/>
+        </w:rPr>
+        <w:t>然后设置骨骼形状，方便我们做动画</w:t>
+      </w:r>
+    </w:p>
+    <w:p>
+      <w:pPr>
+        <w:numPr>
+          <w:ilvl w:val="0"/>
+          <w:numId w:val="0"/>
+        </w:numPr>
+        <w:rPr>
+          <w:rFonts w:hint="eastAsia"/>
+          <w:lang w:val="en-US" w:eastAsia="zh-CN"/>
+        </w:rPr>
+      </w:pPr>
+      <w:r>
+        <w:rPr>
+          <w:rFonts w:hint="eastAsia"/>
+          <w:lang w:val="en-US" w:eastAsia="zh-CN"/>
+        </w:rPr>
+        <w:t>首先在物体模式下，Shift A创建一个Cube，命名为CS_CustomShapes（只创建一个）</w:t>
+      </w:r>
+    </w:p>
+    <w:p>
+      <w:pPr>
+        <w:numPr>
+          <w:ilvl w:val="0"/>
+          <w:numId w:val="0"/>
+        </w:numPr>
+        <w:rPr>
+          <w:rFonts w:hint="default"/>
+          <w:lang w:val="en-US" w:eastAsia="zh-CN"/>
+        </w:rPr>
+      </w:pPr>
+      <w:r>
+        <w:rPr>
+          <w:rFonts w:hint="eastAsia"/>
+          <w:lang w:val="en-US" w:eastAsia="zh-CN"/>
+        </w:rPr>
+        <w:t>然后我们将这个CustomShapes分配给骨骼</w:t>
+      </w:r>
+    </w:p>
+    <w:p>
+      <w:pPr>
+        <w:numPr>
+          <w:ilvl w:val="0"/>
+          <w:numId w:val="0"/>
+        </w:numPr>
+        <w:rPr>
+          <w:rFonts w:hint="eastAsia"/>
+          <w:lang w:val="en-US" w:eastAsia="zh-CN"/>
+        </w:rPr>
+      </w:pPr>
+      <w:r>
+        <w:rPr>
+          <w:rFonts w:hint="eastAsia"/>
+          <w:lang w:val="en-US" w:eastAsia="zh-CN"/>
+        </w:rPr>
+        <w:t>在</w:t>
+      </w:r>
+      <w:r>
+        <w:rPr>
+          <w:rFonts w:hint="eastAsia"/>
+          <w:b/>
+          <w:bCs/>
+          <w:lang w:val="en-US" w:eastAsia="zh-CN"/>
+        </w:rPr>
+        <w:t>姿态模式</w:t>
+      </w:r>
+      <w:r>
+        <w:rPr>
+          <w:rFonts w:hint="eastAsia"/>
+          <w:lang w:val="en-US" w:eastAsia="zh-CN"/>
+        </w:rPr>
+        <w:t>下，选择要分配的骨骼。选择Body骨骼，在属性面板的骨骼面板中，找到“视图显示--自定义形状--自定义物体”，选择这个CS即可</w:t>
+      </w:r>
+    </w:p>
+    <w:p>
+      <w:pPr>
+        <w:numPr>
+          <w:ilvl w:val="0"/>
+          <w:numId w:val="0"/>
+        </w:numPr>
+        <w:rPr>
+          <w:rFonts w:hint="eastAsia"/>
+          <w:lang w:val="en-US" w:eastAsia="zh-CN"/>
+        </w:rPr>
+      </w:pPr>
+      <w:r>
+        <w:rPr>
+          <w:rFonts w:hint="eastAsia"/>
+          <w:lang w:val="en-US" w:eastAsia="zh-CN"/>
+        </w:rPr>
+        <w:t>选择之后就会在骨骼的位置生成一个CustomShapes的引用实例。然后设置一下它的大小</w:t>
+      </w:r>
+    </w:p>
+    <w:p>
+      <w:pPr>
+        <w:numPr>
+          <w:ilvl w:val="0"/>
+          <w:numId w:val="0"/>
+        </w:numPr>
+        <w:rPr>
+          <w:rFonts w:hint="eastAsia"/>
+          <w:lang w:val="en-US" w:eastAsia="zh-CN"/>
+        </w:rPr>
+      </w:pPr>
+      <w:r>
+        <w:rPr>
+          <w:rFonts w:hint="eastAsia"/>
+          <w:lang w:val="en-US" w:eastAsia="zh-CN"/>
+        </w:rPr>
+        <w:t>勾选“线框”，取消勾选“缩放到骨骼长度”，然后设置缩放到合适的大小</w:t>
+      </w:r>
+    </w:p>
+    <w:p>
+      <w:pPr>
+        <w:numPr>
+          <w:ilvl w:val="0"/>
+          <w:numId w:val="0"/>
+        </w:numPr>
+        <w:rPr>
+          <w:rFonts w:hint="default"/>
+          <w:lang w:val="en-US" w:eastAsia="zh-CN"/>
+        </w:rPr>
+      </w:pPr>
+      <w:r>
+        <w:rPr>
+          <w:rFonts w:hint="eastAsia"/>
+          <w:lang w:val="en-US" w:eastAsia="zh-CN"/>
+        </w:rPr>
+        <w:t>然后设置骨骼形状的位置</w:t>
+      </w:r>
+    </w:p>
+    <w:p>
+      <w:pPr>
+        <w:numPr>
+          <w:ilvl w:val="0"/>
+          <w:numId w:val="0"/>
+        </w:numPr>
+        <w:rPr>
+          <w:rFonts w:hint="eastAsia"/>
+          <w:lang w:val="en-US" w:eastAsia="zh-CN"/>
+        </w:rPr>
+      </w:pPr>
+    </w:p>
+    <w:p>
+      <w:pPr>
+        <w:numPr>
+          <w:ilvl w:val="0"/>
+          <w:numId w:val="0"/>
+        </w:numPr>
+        <w:rPr>
+          <w:rFonts w:hint="eastAsia"/>
+          <w:lang w:val="en-US" w:eastAsia="zh-CN"/>
+        </w:rPr>
+      </w:pPr>
+      <w:r>
+        <w:rPr>
+          <w:rFonts w:hint="eastAsia"/>
+          <w:lang w:val="en-US" w:eastAsia="zh-CN"/>
+        </w:rPr>
+        <w:t>然后给Head骨骼做同样的事情</w:t>
+      </w:r>
+    </w:p>
+    <w:p>
+      <w:pPr>
+        <w:pStyle w:val="3"/>
+        <w:bidi w:val="0"/>
+        <w:rPr>
+          <w:rFonts w:hint="default"/>
+          <w:lang w:val="en-US" w:eastAsia="zh-CN"/>
+        </w:rPr>
+      </w:pPr>
+      <w:r>
+        <w:rPr>
+          <w:rFonts w:hint="eastAsia"/>
+          <w:lang w:val="en-US" w:eastAsia="zh-CN"/>
+        </w:rPr>
+        <w:t>导出fbx并导入到UE</w:t>
+      </w:r>
+    </w:p>
+    <w:p>
+      <w:pPr>
+        <w:rPr>
+          <w:rFonts w:hint="eastAsia"/>
+          <w:lang w:val="en-US" w:eastAsia="zh-CN"/>
+        </w:rPr>
+      </w:pPr>
+      <w:r>
+        <w:rPr>
+          <w:rFonts w:hint="eastAsia"/>
+          <w:lang w:val="en-US" w:eastAsia="zh-CN"/>
+        </w:rPr>
+        <w:t>已经实现了如图部分</w:t>
+      </w:r>
+    </w:p>
+    <w:p>
+      <w:r>
+        <w:drawing>
+          <wp:inline distT="0" distB="0" distL="114300" distR="114300">
+            <wp:extent cx="2256155" cy="1817370"/>
+            <wp:effectExtent l="0" t="0" r="1270" b="1905"/>
+            <wp:docPr id="22" name="图片 11"/>
+            <wp:cNvGraphicFramePr>
+              <a:graphicFrameLocks xmlns:a="http://schemas.openxmlformats.org/drawingml/2006/main" noChangeAspect="1"/>
+            </wp:cNvGraphicFramePr>
+            <a:graphic xmlns:a="http://schemas.openxmlformats.org/drawingml/2006/main">
+              <a:graphicData uri="http://schemas.openxmlformats.org/drawingml/2006/picture">
+                <pic:pic xmlns:pic="http://schemas.openxmlformats.org/drawingml/2006/picture">
+                  <pic:nvPicPr>
+                    <pic:cNvPr id="22" name="图片 11"/>
+                    <pic:cNvPicPr>
+                      <a:picLocks noChangeAspect="1"/>
+                    </pic:cNvPicPr>
+                  </pic:nvPicPr>
+                  <pic:blipFill>
+                    <a:blip r:embed="rId22"/>
+                    <a:stretch>
+                      <a:fillRect/>
+                    </a:stretch>
+                  </pic:blipFill>
+                  <pic:spPr>
+                    <a:xfrm>
+                      <a:off x="0" y="0"/>
+                      <a:ext cx="2256155" cy="1817370"/>
+                    </a:xfrm>
+                    <a:prstGeom prst="rect">
+                      <a:avLst/>
+                    </a:prstGeom>
+                    <a:noFill/>
+                    <a:ln>
+                      <a:noFill/>
+                    </a:ln>
+                  </pic:spPr>
+                </pic:pic>
+              </a:graphicData>
+            </a:graphic>
+          </wp:inline>
+        </w:drawing>
+      </w:r>
+    </w:p>
+    <w:p>
+      <w:pPr>
+        <w:rPr>
+          <w:rFonts w:hint="eastAsia"/>
+          <w:lang w:val="en-US" w:eastAsia="zh-CN"/>
+        </w:rPr>
+      </w:pPr>
+      <w:r>
+        <w:rPr>
+          <w:rFonts w:hint="eastAsia"/>
+          <w:lang w:val="en-US" w:eastAsia="zh-CN"/>
+        </w:rPr>
+        <w:t>接下来导出FBX</w:t>
+      </w:r>
+    </w:p>
+    <w:p>
+      <w:pPr>
+        <w:rPr>
+          <w:rFonts w:hint="default"/>
+          <w:lang w:val="en-US" w:eastAsia="zh-CN"/>
+        </w:rPr>
+      </w:pPr>
+      <w:r>
+        <w:rPr>
+          <w:rFonts w:hint="eastAsia"/>
+          <w:lang w:val="en-US" w:eastAsia="zh-CN"/>
+        </w:rPr>
+        <w:t>导出之前先检查所有的网格体SK、SM和SKEL的物体属性中有没有 没有标准化 的网格体。</w:t>
+      </w:r>
+    </w:p>
+    <w:p>
+      <w:pPr>
+        <w:numPr>
+          <w:ilvl w:val="0"/>
+          <w:numId w:val="0"/>
+        </w:numPr>
+        <w:rPr>
+          <w:rFonts w:hint="eastAsia"/>
+          <w:lang w:val="en-US" w:eastAsia="zh-CN"/>
+        </w:rPr>
+      </w:pPr>
+      <w:r>
+        <w:rPr>
+          <w:rFonts w:hint="eastAsia"/>
+          <w:lang w:val="en-US" w:eastAsia="zh-CN"/>
+        </w:rPr>
+        <w:t>如果有，直接标准化，即使他的世界坐标并没有在原点，也直接标准化位置、旋转等。</w:t>
+      </w:r>
+    </w:p>
+    <w:p>
+      <w:pPr>
+        <w:numPr>
+          <w:ilvl w:val="0"/>
+          <w:numId w:val="0"/>
+        </w:numPr>
+        <w:rPr>
+          <w:rFonts w:hint="default"/>
+          <w:lang w:val="en-US" w:eastAsia="zh-CN"/>
+        </w:rPr>
+      </w:pPr>
+      <w:r>
+        <w:rPr>
+          <w:rFonts w:hint="eastAsia"/>
+          <w:lang w:val="en-US" w:eastAsia="zh-CN"/>
+        </w:rPr>
+        <w:t>然后在3D视口中，在物体模式下，首先选择骨骼，然后Shift同时选择网格体，然后导出为fbx</w:t>
+      </w:r>
+    </w:p>
+    <w:p>
+      <w:pPr>
+        <w:numPr>
+          <w:ilvl w:val="0"/>
+          <w:numId w:val="0"/>
+        </w:numPr>
+        <w:rPr>
+          <w:rFonts w:hint="eastAsia"/>
+          <w:lang w:val="en-US" w:eastAsia="zh-CN"/>
+        </w:rPr>
+      </w:pPr>
+      <w:r>
+        <w:rPr>
+          <w:rFonts w:hint="eastAsia"/>
+          <w:lang w:val="en-US" w:eastAsia="zh-CN"/>
+        </w:rPr>
+        <w:t>导出时，因为是骨骼网格体，导出预设如下</w:t>
+      </w:r>
+    </w:p>
+    <w:p>
+      <w:pPr>
+        <w:numPr>
+          <w:ilvl w:val="0"/>
+          <w:numId w:val="0"/>
+        </w:numPr>
+        <w:rPr>
+          <w:rFonts w:hint="eastAsia"/>
+          <w:lang w:val="en-US" w:eastAsia="zh-CN"/>
+        </w:rPr>
+      </w:pPr>
+      <w:r>
+        <w:rPr>
+          <w:rFonts w:hint="eastAsia"/>
+          <w:lang w:val="en-US" w:eastAsia="zh-CN"/>
+        </w:rPr>
+        <w:t>导出限定到选择的物体，物体类型为骨架和网格</w:t>
+      </w:r>
+    </w:p>
+    <w:p>
+      <w:pPr>
+        <w:numPr>
+          <w:ilvl w:val="0"/>
+          <w:numId w:val="0"/>
+        </w:numPr>
+        <w:rPr>
+          <w:rFonts w:hint="eastAsia"/>
+          <w:lang w:val="en-US" w:eastAsia="zh-CN"/>
+        </w:rPr>
+      </w:pPr>
+      <w:r>
+        <w:rPr>
+          <w:rFonts w:hint="eastAsia"/>
+          <w:lang w:val="en-US" w:eastAsia="zh-CN"/>
+        </w:rPr>
+        <w:t>几何数据的平滑为 边 。（否则在引擎中会更平滑，而失去这种低多边形的外观）</w:t>
+      </w:r>
+    </w:p>
+    <w:p>
+      <w:pPr>
+        <w:numPr>
+          <w:ilvl w:val="0"/>
+          <w:numId w:val="0"/>
+        </w:numPr>
+        <w:rPr>
+          <w:rFonts w:hint="eastAsia"/>
+          <w:lang w:val="en-US" w:eastAsia="zh-CN"/>
+        </w:rPr>
+      </w:pPr>
+    </w:p>
+    <w:p>
+      <w:pPr>
+        <w:numPr>
+          <w:ilvl w:val="0"/>
+          <w:numId w:val="0"/>
+        </w:numPr>
+        <w:rPr>
+          <w:rFonts w:hint="eastAsia"/>
+          <w:lang w:val="en-US" w:eastAsia="zh-CN"/>
+        </w:rPr>
+      </w:pPr>
+      <w:r>
+        <w:rPr>
+          <w:rFonts w:hint="eastAsia"/>
+          <w:lang w:val="en-US" w:eastAsia="zh-CN"/>
+        </w:rPr>
+        <w:t>不需要导出动画</w:t>
+      </w:r>
+    </w:p>
+    <w:p>
+      <w:pPr>
+        <w:numPr>
+          <w:ilvl w:val="0"/>
+          <w:numId w:val="0"/>
+        </w:numPr>
+        <w:rPr>
+          <w:rFonts w:hint="eastAsia"/>
+          <w:lang w:val="en-US" w:eastAsia="zh-CN"/>
+        </w:rPr>
+      </w:pPr>
+      <w:r>
+        <w:rPr>
+          <w:rFonts w:hint="eastAsia"/>
+          <w:lang w:val="en-US" w:eastAsia="zh-CN"/>
+        </w:rPr>
+        <w:t>命名为SK_LightRay.fbx</w:t>
+      </w:r>
+    </w:p>
+    <w:p>
+      <w:pPr>
+        <w:numPr>
+          <w:ilvl w:val="0"/>
+          <w:numId w:val="0"/>
+        </w:numPr>
+        <w:rPr>
+          <w:rFonts w:hint="eastAsia"/>
+          <w:lang w:val="en-US" w:eastAsia="zh-CN"/>
+        </w:rPr>
+      </w:pPr>
+      <w:r>
+        <w:rPr>
+          <w:rFonts w:hint="eastAsia"/>
+          <w:lang w:val="en-US" w:eastAsia="zh-CN"/>
+        </w:rPr>
+        <w:t>导入到虚幻引擎中</w:t>
+      </w:r>
+    </w:p>
+    <w:p>
+      <w:pPr>
+        <w:numPr>
+          <w:ilvl w:val="0"/>
+          <w:numId w:val="0"/>
+        </w:numPr>
+        <w:rPr>
+          <w:rFonts w:hint="default"/>
+          <w:lang w:val="en-US" w:eastAsia="zh-CN"/>
+        </w:rPr>
+      </w:pPr>
+      <w:r>
+        <w:rPr>
+          <w:rFonts w:hint="eastAsia"/>
+          <w:lang w:val="en-US" w:eastAsia="zh-CN"/>
+        </w:rPr>
+        <w:t>导入设置</w:t>
+      </w:r>
+    </w:p>
+    <w:p>
+      <w:pPr>
+        <w:rPr>
+          <w:rFonts w:hint="eastAsia"/>
+          <w:lang w:val="en-US" w:eastAsia="zh-CN"/>
+        </w:rPr>
+      </w:pPr>
+      <w:r>
+        <w:rPr>
+          <w:rFonts w:hint="eastAsia"/>
+          <w:lang w:val="en-US" w:eastAsia="zh-CN"/>
+        </w:rPr>
+        <w:t>骨架：不设置，留空。因为它必须创建一个新的骨架</w:t>
+      </w:r>
+    </w:p>
+    <w:p>
+      <w:pPr>
+        <w:numPr>
+          <w:ilvl w:val="0"/>
+          <w:numId w:val="0"/>
+        </w:numPr>
+        <w:rPr>
+          <w:rFonts w:hint="default"/>
+          <w:lang w:val="en-US" w:eastAsia="zh-CN"/>
+        </w:rPr>
+      </w:pPr>
+      <w:r>
+        <w:rPr>
+          <w:rFonts w:hint="eastAsia"/>
+          <w:lang w:val="en-US" w:eastAsia="zh-CN"/>
+        </w:rPr>
+        <w:t>导入骨骼网格体：勾选</w:t>
+      </w:r>
+    </w:p>
+    <w:p>
+      <w:pPr>
+        <w:rPr>
+          <w:rFonts w:hint="eastAsia"/>
+          <w:lang w:val="en-US" w:eastAsia="zh-CN"/>
+        </w:rPr>
+      </w:pPr>
+      <w:r>
+        <w:rPr>
+          <w:rFonts w:hint="eastAsia"/>
+          <w:lang w:val="en-US" w:eastAsia="zh-CN"/>
+        </w:rPr>
+        <w:t>导入动画（Import Animations）为否，因为这个东西里面没有动画、</w:t>
+      </w:r>
+    </w:p>
+    <w:p>
+      <w:pPr>
+        <w:rPr>
+          <w:rFonts w:hint="eastAsia"/>
+          <w:lang w:val="en-US" w:eastAsia="zh-CN"/>
+        </w:rPr>
+      </w:pPr>
+      <w:r>
+        <w:rPr>
+          <w:rFonts w:hint="eastAsia"/>
+          <w:lang w:val="en-US" w:eastAsia="zh-CN"/>
+        </w:rPr>
+        <w:t>“Materials--搜索位置”为不搜索</w:t>
+      </w:r>
+    </w:p>
+    <w:p>
+      <w:pPr>
+        <w:rPr>
+          <w:rFonts w:hint="default"/>
+          <w:lang w:val="en-US" w:eastAsia="zh-CN"/>
+        </w:rPr>
+      </w:pPr>
+      <w:r>
+        <w:rPr>
+          <w:rFonts w:hint="eastAsia"/>
+          <w:lang w:val="en-US" w:eastAsia="zh-CN"/>
+        </w:rPr>
+        <w:t>也可以导入材质</w:t>
+      </w:r>
+    </w:p>
+    <w:p>
+      <w:pPr>
+        <w:rPr>
+          <w:rFonts w:hint="default"/>
+          <w:lang w:val="en-US" w:eastAsia="zh-CN"/>
+        </w:rPr>
+      </w:pPr>
+      <w:r>
+        <w:rPr>
+          <w:rFonts w:hint="eastAsia"/>
+          <w:lang w:val="en-US" w:eastAsia="zh-CN"/>
+        </w:rPr>
+        <w:t>“Material--Material Import Method”为Do Not Create Material（新版UE好像没有这个东西）</w:t>
+      </w:r>
+    </w:p>
+    <w:p>
+      <w:pPr>
+        <w:rPr>
+          <w:rFonts w:hint="default"/>
+          <w:lang w:val="en-US" w:eastAsia="zh-CN"/>
+        </w:rPr>
+      </w:pPr>
+      <w:r>
+        <w:rPr>
+          <w:rFonts w:hint="eastAsia"/>
+          <w:lang w:val="en-US" w:eastAsia="zh-CN"/>
+        </w:rPr>
+        <w:t>“Textures--Import Texture”为否（可以为True）</w:t>
+      </w:r>
     </w:p>
     <w:p>
       <w:pPr>
@@ -2316,22 +3594,1455 @@
           <w:rFonts w:hint="eastAsia"/>
           <w:lang w:val="en-US" w:eastAsia="zh-CN"/>
         </w:rPr>
-        <w:t>添加骨骼限制</w:t>
-      </w:r>
-    </w:p>
-    <w:p>
-      <w:pPr>
-        <w:rPr>
-          <w:rFonts w:hint="default"/>
-          <w:lang w:val="en-US" w:eastAsia="zh-CN"/>
-        </w:rPr>
-      </w:pPr>
-      <w:r>
-        <w:rPr>
-          <w:rFonts w:hint="eastAsia"/>
-          <w:lang w:val="en-US" w:eastAsia="zh-CN"/>
-        </w:rPr>
-        <w:t>在姿态模式下选择Head骨骼，在骨骼约束中加一个限定旋转约束</w:t>
+        <w:t>制作动画</w:t>
+      </w:r>
+    </w:p>
+    <w:p>
+      <w:pPr>
+        <w:rPr>
+          <w:rFonts w:hint="eastAsia"/>
+          <w:lang w:val="en-US" w:eastAsia="zh-CN"/>
+        </w:rPr>
+      </w:pPr>
+      <w:r>
+        <w:rPr>
+          <w:rFonts w:hint="eastAsia"/>
+          <w:lang w:val="en-US" w:eastAsia="zh-CN"/>
+        </w:rPr>
+        <w:t>首先把上面的blender工程保存</w:t>
+      </w:r>
+    </w:p>
+    <w:p>
+      <w:pPr>
+        <w:rPr>
+          <w:rFonts w:hint="eastAsia"/>
+          <w:lang w:val="en-US" w:eastAsia="zh-CN"/>
+        </w:rPr>
+      </w:pPr>
+      <w:r>
+        <w:rPr>
+          <w:rFonts w:hint="eastAsia"/>
+          <w:lang w:val="en-US" w:eastAsia="zh-CN"/>
+        </w:rPr>
+        <w:t>然后创建新的blender工程，开三个窗口：</w:t>
+      </w:r>
+    </w:p>
+    <w:p>
+      <w:pPr>
+        <w:rPr>
+          <w:rFonts w:hint="eastAsia"/>
+          <w:lang w:val="en-US" w:eastAsia="zh-CN"/>
+        </w:rPr>
+      </w:pPr>
+      <w:r>
+        <w:rPr>
+          <w:rFonts w:hint="eastAsia"/>
+          <w:lang w:val="en-US" w:eastAsia="zh-CN"/>
+        </w:rPr>
+        <w:t>动画摄影表--动作编辑器、</w:t>
+      </w:r>
+    </w:p>
+    <w:p>
+      <w:pPr>
+        <w:rPr>
+          <w:rFonts w:hint="eastAsia"/>
+          <w:lang w:val="en-US" w:eastAsia="zh-CN"/>
+        </w:rPr>
+      </w:pPr>
+      <w:r>
+        <w:rPr>
+          <w:rFonts w:hint="eastAsia"/>
+          <w:lang w:val="en-US" w:eastAsia="zh-CN"/>
+        </w:rPr>
+        <w:t>曲线编辑器、</w:t>
+      </w:r>
+    </w:p>
+    <w:p>
+      <w:pPr>
+        <w:rPr>
+          <w:rFonts w:hint="default"/>
+          <w:lang w:val="en-US" w:eastAsia="zh-CN"/>
+        </w:rPr>
+      </w:pPr>
+      <w:r>
+        <w:rPr>
+          <w:rFonts w:hint="eastAsia"/>
+          <w:lang w:val="en-US" w:eastAsia="zh-CN"/>
+        </w:rPr>
+        <w:t>3D视口</w:t>
+      </w:r>
+    </w:p>
+    <w:p>
+      <w:pPr>
+        <w:rPr>
+          <w:rFonts w:hint="eastAsia"/>
+          <w:lang w:val="en-US" w:eastAsia="zh-CN"/>
+        </w:rPr>
+      </w:pPr>
+      <w:r>
+        <w:rPr>
+          <w:rFonts w:hint="eastAsia"/>
+          <w:lang w:val="en-US" w:eastAsia="zh-CN"/>
+        </w:rPr>
+        <w:t>新工程也需要做设置</w:t>
+      </w:r>
+    </w:p>
+    <w:p>
+      <w:pPr>
+        <w:numPr>
+          <w:ilvl w:val="0"/>
+          <w:numId w:val="0"/>
+        </w:numPr>
+        <w:rPr>
+          <w:rFonts w:hint="eastAsia"/>
+          <w:lang w:val="en-US" w:eastAsia="zh-CN"/>
+        </w:rPr>
+      </w:pPr>
+      <w:r>
+        <w:rPr>
+          <w:rFonts w:hint="eastAsia"/>
+          <w:lang w:val="en-US" w:eastAsia="zh-CN"/>
+        </w:rPr>
+        <w:t>首先在右下角设置缩放单位为0.01</w:t>
+      </w:r>
+    </w:p>
+    <w:p>
+      <w:pPr>
+        <w:numPr>
+          <w:ilvl w:val="0"/>
+          <w:numId w:val="0"/>
+        </w:numPr>
+        <w:rPr>
+          <w:rFonts w:hint="default"/>
+          <w:lang w:val="en-US" w:eastAsia="zh-CN"/>
+        </w:rPr>
+      </w:pPr>
+      <w:r>
+        <w:drawing>
+          <wp:inline distT="0" distB="0" distL="114300" distR="114300">
+            <wp:extent cx="2701925" cy="1075690"/>
+            <wp:effectExtent l="0" t="0" r="3175" b="635"/>
+            <wp:docPr id="24" name="图片 24"/>
+            <wp:cNvGraphicFramePr>
+              <a:graphicFrameLocks xmlns:a="http://schemas.openxmlformats.org/drawingml/2006/main" noChangeAspect="1"/>
+            </wp:cNvGraphicFramePr>
+            <a:graphic xmlns:a="http://schemas.openxmlformats.org/drawingml/2006/main">
+              <a:graphicData uri="http://schemas.openxmlformats.org/drawingml/2006/picture">
+                <pic:pic xmlns:pic="http://schemas.openxmlformats.org/drawingml/2006/picture">
+                  <pic:nvPicPr>
+                    <pic:cNvPr id="24" name="图片 24"/>
+                    <pic:cNvPicPr>
+                      <a:picLocks noChangeAspect="1"/>
+                    </pic:cNvPicPr>
+                  </pic:nvPicPr>
+                  <pic:blipFill>
+                    <a:blip r:embed="rId8"/>
+                    <a:stretch>
+                      <a:fillRect/>
+                    </a:stretch>
+                  </pic:blipFill>
+                  <pic:spPr>
+                    <a:xfrm>
+                      <a:off x="0" y="0"/>
+                      <a:ext cx="2701925" cy="1075690"/>
+                    </a:xfrm>
+                    <a:prstGeom prst="rect">
+                      <a:avLst/>
+                    </a:prstGeom>
+                    <a:noFill/>
+                    <a:ln>
+                      <a:noFill/>
+                    </a:ln>
+                  </pic:spPr>
+                </pic:pic>
+              </a:graphicData>
+            </a:graphic>
+          </wp:inline>
+        </w:drawing>
+      </w:r>
+    </w:p>
+    <w:p>
+      <w:pPr>
+        <w:numPr>
+          <w:ilvl w:val="0"/>
+          <w:numId w:val="0"/>
+        </w:numPr>
+        <w:rPr>
+          <w:rFonts w:hint="eastAsia"/>
+          <w:lang w:val="en-US" w:eastAsia="zh-CN"/>
+        </w:rPr>
+      </w:pPr>
+      <w:r>
+        <w:rPr>
+          <w:rFonts w:hint="eastAsia"/>
+          <w:lang w:val="en-US" w:eastAsia="zh-CN"/>
+        </w:rPr>
+        <w:t>然后在右上角改变网格比例</w:t>
+      </w:r>
+    </w:p>
+    <w:p>
+      <w:pPr>
+        <w:numPr>
+          <w:ilvl w:val="0"/>
+          <w:numId w:val="0"/>
+        </w:numPr>
+      </w:pPr>
+      <w:r>
+        <w:drawing>
+          <wp:inline distT="0" distB="0" distL="114300" distR="114300">
+            <wp:extent cx="2057400" cy="1163955"/>
+            <wp:effectExtent l="0" t="0" r="0" b="7620"/>
+            <wp:docPr id="25" name="图片 25"/>
+            <wp:cNvGraphicFramePr>
+              <a:graphicFrameLocks xmlns:a="http://schemas.openxmlformats.org/drawingml/2006/main" noChangeAspect="1"/>
+            </wp:cNvGraphicFramePr>
+            <a:graphic xmlns:a="http://schemas.openxmlformats.org/drawingml/2006/main">
+              <a:graphicData uri="http://schemas.openxmlformats.org/drawingml/2006/picture">
+                <pic:pic xmlns:pic="http://schemas.openxmlformats.org/drawingml/2006/picture">
+                  <pic:nvPicPr>
+                    <pic:cNvPr id="25" name="图片 25"/>
+                    <pic:cNvPicPr>
+                      <a:picLocks noChangeAspect="1"/>
+                    </pic:cNvPicPr>
+                  </pic:nvPicPr>
+                  <pic:blipFill>
+                    <a:blip r:embed="rId9"/>
+                    <a:stretch>
+                      <a:fillRect/>
+                    </a:stretch>
+                  </pic:blipFill>
+                  <pic:spPr>
+                    <a:xfrm>
+                      <a:off x="0" y="0"/>
+                      <a:ext cx="2057400" cy="1163955"/>
+                    </a:xfrm>
+                    <a:prstGeom prst="rect">
+                      <a:avLst/>
+                    </a:prstGeom>
+                    <a:noFill/>
+                    <a:ln>
+                      <a:noFill/>
+                    </a:ln>
+                  </pic:spPr>
+                </pic:pic>
+              </a:graphicData>
+            </a:graphic>
+          </wp:inline>
+        </w:drawing>
+      </w:r>
+    </w:p>
+    <w:p>
+      <w:pPr>
+        <w:numPr>
+          <w:ilvl w:val="0"/>
+          <w:numId w:val="0"/>
+        </w:numPr>
+        <w:rPr>
+          <w:rFonts w:hint="eastAsia"/>
+          <w:lang w:val="en-US" w:eastAsia="zh-CN"/>
+        </w:rPr>
+      </w:pPr>
+      <w:r>
+        <w:rPr>
+          <w:rFonts w:hint="eastAsia"/>
+          <w:lang w:val="en-US" w:eastAsia="zh-CN"/>
+        </w:rPr>
+        <w:t>然后修改视距</w:t>
+      </w:r>
+    </w:p>
+    <w:p>
+      <w:pPr>
+        <w:numPr>
+          <w:ilvl w:val="0"/>
+          <w:numId w:val="0"/>
+        </w:numPr>
+        <w:rPr>
+          <w:rFonts w:hint="default"/>
+          <w:lang w:val="en-US" w:eastAsia="zh-CN"/>
+        </w:rPr>
+      </w:pPr>
+      <w:r>
+        <w:rPr>
+          <w:rFonts w:hint="eastAsia"/>
+          <w:lang w:val="en-US" w:eastAsia="zh-CN"/>
+        </w:rPr>
+        <w:t>N键</w:t>
+      </w:r>
+    </w:p>
+    <w:p>
+      <w:pPr>
+        <w:numPr>
+          <w:ilvl w:val="0"/>
+          <w:numId w:val="0"/>
+        </w:numPr>
+      </w:pPr>
+      <w:r>
+        <w:drawing>
+          <wp:inline distT="0" distB="0" distL="114300" distR="114300">
+            <wp:extent cx="2743200" cy="1276350"/>
+            <wp:effectExtent l="0" t="0" r="0" b="0"/>
+            <wp:docPr id="26" name="图片 26"/>
+            <wp:cNvGraphicFramePr>
+              <a:graphicFrameLocks xmlns:a="http://schemas.openxmlformats.org/drawingml/2006/main" noChangeAspect="1"/>
+            </wp:cNvGraphicFramePr>
+            <a:graphic xmlns:a="http://schemas.openxmlformats.org/drawingml/2006/main">
+              <a:graphicData uri="http://schemas.openxmlformats.org/drawingml/2006/picture">
+                <pic:pic xmlns:pic="http://schemas.openxmlformats.org/drawingml/2006/picture">
+                  <pic:nvPicPr>
+                    <pic:cNvPr id="26" name="图片 26"/>
+                    <pic:cNvPicPr>
+                      <a:picLocks noChangeAspect="1"/>
+                    </pic:cNvPicPr>
+                  </pic:nvPicPr>
+                  <pic:blipFill>
+                    <a:blip r:embed="rId10"/>
+                    <a:stretch>
+                      <a:fillRect/>
+                    </a:stretch>
+                  </pic:blipFill>
+                  <pic:spPr>
+                    <a:xfrm>
+                      <a:off x="0" y="0"/>
+                      <a:ext cx="2743200" cy="1276350"/>
+                    </a:xfrm>
+                    <a:prstGeom prst="rect">
+                      <a:avLst/>
+                    </a:prstGeom>
+                    <a:noFill/>
+                    <a:ln>
+                      <a:noFill/>
+                    </a:ln>
+                  </pic:spPr>
+                </pic:pic>
+              </a:graphicData>
+            </a:graphic>
+          </wp:inline>
+        </w:drawing>
+      </w:r>
+    </w:p>
+    <w:p>
+      <w:pPr>
+        <w:rPr>
+          <w:rFonts w:hint="eastAsia"/>
+          <w:lang w:val="en-US" w:eastAsia="zh-CN"/>
+        </w:rPr>
+      </w:pPr>
+      <w:r>
+        <w:rPr>
+          <w:rFonts w:hint="eastAsia"/>
+          <w:lang w:val="en-US" w:eastAsia="zh-CN"/>
+        </w:rPr>
+        <w:t>然后设置帧率为30</w:t>
+      </w:r>
+    </w:p>
+    <w:p>
+      <w:pPr>
+        <w:rPr>
+          <w:rFonts w:hint="eastAsia"/>
+          <w:lang w:val="en-US" w:eastAsia="zh-CN"/>
+        </w:rPr>
+      </w:pPr>
+      <w:r>
+        <w:rPr>
+          <w:rFonts w:hint="eastAsia"/>
+          <w:lang w:val="en-US" w:eastAsia="zh-CN"/>
+        </w:rPr>
+        <w:t>然后进入偏好设置</w:t>
+      </w:r>
+    </w:p>
+    <w:p>
+      <w:pPr>
+        <w:rPr>
+          <w:rFonts w:hint="default"/>
+          <w:lang w:val="en-US" w:eastAsia="zh-CN"/>
+        </w:rPr>
+      </w:pPr>
+      <w:r>
+        <w:rPr>
+          <w:rFonts w:hint="eastAsia"/>
+          <w:lang w:val="en-US" w:eastAsia="zh-CN"/>
+        </w:rPr>
+        <w:t>“动画--关键帧--插入关键帧--可视插帧”关闭勾选，“只在可用曲线上插入InsertNeed”勾选，“函数曲线--通道组颜色”勾选。</w:t>
+      </w:r>
+    </w:p>
+    <w:p>
+      <w:pPr>
+        <w:pStyle w:val="3"/>
+        <w:bidi w:val="0"/>
+        <w:rPr>
+          <w:rFonts w:hint="eastAsia"/>
+          <w:lang w:val="en-US" w:eastAsia="zh-CN"/>
+        </w:rPr>
+      </w:pPr>
+      <w:r>
+        <w:rPr>
+          <w:rFonts w:hint="eastAsia"/>
+          <w:lang w:val="en-US" w:eastAsia="zh-CN"/>
+        </w:rPr>
+        <w:t>链接模型</w:t>
+      </w:r>
+    </w:p>
+    <w:p>
+      <w:pPr>
+        <w:rPr>
+          <w:rFonts w:hint="eastAsia"/>
+          <w:lang w:val="en-US" w:eastAsia="zh-CN"/>
+        </w:rPr>
+      </w:pPr>
+      <w:r>
+        <w:rPr>
+          <w:rFonts w:hint="eastAsia"/>
+          <w:lang w:val="en-US" w:eastAsia="zh-CN"/>
+        </w:rPr>
+        <w:t>将打开的新的blender工程链接到前面的blender工程。</w:t>
+      </w:r>
+    </w:p>
+    <w:p>
+      <w:pPr>
+        <w:rPr>
+          <w:rFonts w:hint="eastAsia"/>
+          <w:lang w:val="en-US" w:eastAsia="zh-CN"/>
+        </w:rPr>
+      </w:pPr>
+      <w:r>
+        <w:rPr>
+          <w:rFonts w:hint="eastAsia"/>
+          <w:lang w:val="en-US" w:eastAsia="zh-CN"/>
+        </w:rPr>
+        <w:t>在链接之前，需要先回到旧的工程中，给大纲中重新分个类</w:t>
+      </w:r>
+    </w:p>
+    <w:p>
+      <w:pPr>
+        <w:rPr>
+          <w:rFonts w:hint="eastAsia"/>
+          <w:lang w:val="en-US" w:eastAsia="zh-CN"/>
+        </w:rPr>
+      </w:pPr>
+      <w:r>
+        <w:rPr>
+          <w:rFonts w:hint="eastAsia"/>
+          <w:lang w:val="en-US" w:eastAsia="zh-CN"/>
+        </w:rPr>
+        <w:t>将大纲设计成如图</w:t>
+      </w:r>
+    </w:p>
+    <w:p>
+      <w:r>
+        <w:drawing>
+          <wp:inline distT="0" distB="0" distL="114300" distR="114300">
+            <wp:extent cx="2367280" cy="1670050"/>
+            <wp:effectExtent l="0" t="0" r="4445" b="6350"/>
+            <wp:docPr id="11" name="图片 3"/>
+            <wp:cNvGraphicFramePr>
+              <a:graphicFrameLocks xmlns:a="http://schemas.openxmlformats.org/drawingml/2006/main" noChangeAspect="1"/>
+            </wp:cNvGraphicFramePr>
+            <a:graphic xmlns:a="http://schemas.openxmlformats.org/drawingml/2006/main">
+              <a:graphicData uri="http://schemas.openxmlformats.org/drawingml/2006/picture">
+                <pic:pic xmlns:pic="http://schemas.openxmlformats.org/drawingml/2006/picture">
+                  <pic:nvPicPr>
+                    <pic:cNvPr id="11" name="图片 3"/>
+                    <pic:cNvPicPr>
+                      <a:picLocks noChangeAspect="1"/>
+                    </pic:cNvPicPr>
+                  </pic:nvPicPr>
+                  <pic:blipFill>
+                    <a:blip r:embed="rId23"/>
+                    <a:stretch>
+                      <a:fillRect/>
+                    </a:stretch>
+                  </pic:blipFill>
+                  <pic:spPr>
+                    <a:xfrm>
+                      <a:off x="0" y="0"/>
+                      <a:ext cx="2367280" cy="1670050"/>
+                    </a:xfrm>
+                    <a:prstGeom prst="rect">
+                      <a:avLst/>
+                    </a:prstGeom>
+                    <a:noFill/>
+                    <a:ln>
+                      <a:noFill/>
+                    </a:ln>
+                  </pic:spPr>
+                </pic:pic>
+              </a:graphicData>
+            </a:graphic>
+          </wp:inline>
+        </w:drawing>
+      </w:r>
+    </w:p>
+    <w:p>
+      <w:pPr>
+        <w:rPr>
+          <w:rFonts w:hint="default" w:eastAsiaTheme="minorEastAsia"/>
+          <w:lang w:val="en-US" w:eastAsia="zh-CN"/>
+        </w:rPr>
+      </w:pPr>
+      <w:r>
+        <w:rPr>
+          <w:rFonts w:hint="eastAsia"/>
+          <w:lang w:val="en-US" w:eastAsia="zh-CN"/>
+        </w:rPr>
+        <w:t>注意把CustomShapes的所有三个能关的都关了，Meshes的箭头也关了</w:t>
+      </w:r>
+    </w:p>
+    <w:p>
+      <w:pPr>
+        <w:rPr>
+          <w:rFonts w:hint="default" w:eastAsiaTheme="minorEastAsia"/>
+          <w:lang w:val="en-US" w:eastAsia="zh-CN"/>
+        </w:rPr>
+      </w:pPr>
+      <w:r>
+        <w:rPr>
+          <w:rFonts w:hint="eastAsia"/>
+          <w:lang w:val="en-US" w:eastAsia="zh-CN"/>
+        </w:rPr>
+        <w:t>然后在新的项目中“文件--关联”选择旧项目，然后选择Collection，然后选择RIG_LightRay</w:t>
+      </w:r>
+    </w:p>
+    <w:p>
+      <w:pPr>
+        <w:rPr>
+          <w:rFonts w:hint="eastAsia"/>
+          <w:lang w:val="en-US" w:eastAsia="zh-CN"/>
+        </w:rPr>
+      </w:pPr>
+      <w:r>
+        <w:rPr>
+          <w:rFonts w:hint="eastAsia"/>
+          <w:lang w:val="en-US" w:eastAsia="zh-CN"/>
+        </w:rPr>
+        <w:t>在新项目中，现在大纲显示这些</w:t>
+      </w:r>
+    </w:p>
+    <w:p>
+      <w:r>
+        <w:drawing>
+          <wp:inline distT="0" distB="0" distL="114300" distR="114300">
+            <wp:extent cx="2493645" cy="870585"/>
+            <wp:effectExtent l="0" t="0" r="1905" b="5715"/>
+            <wp:docPr id="28" name="图片 5"/>
+            <wp:cNvGraphicFramePr>
+              <a:graphicFrameLocks xmlns:a="http://schemas.openxmlformats.org/drawingml/2006/main" noChangeAspect="1"/>
+            </wp:cNvGraphicFramePr>
+            <a:graphic xmlns:a="http://schemas.openxmlformats.org/drawingml/2006/main">
+              <a:graphicData uri="http://schemas.openxmlformats.org/drawingml/2006/picture">
+                <pic:pic xmlns:pic="http://schemas.openxmlformats.org/drawingml/2006/picture">
+                  <pic:nvPicPr>
+                    <pic:cNvPr id="28" name="图片 5"/>
+                    <pic:cNvPicPr>
+                      <a:picLocks noChangeAspect="1"/>
+                    </pic:cNvPicPr>
+                  </pic:nvPicPr>
+                  <pic:blipFill>
+                    <a:blip r:embed="rId24"/>
+                    <a:stretch>
+                      <a:fillRect/>
+                    </a:stretch>
+                  </pic:blipFill>
+                  <pic:spPr>
+                    <a:xfrm>
+                      <a:off x="0" y="0"/>
+                      <a:ext cx="2493645" cy="870585"/>
+                    </a:xfrm>
+                    <a:prstGeom prst="rect">
+                      <a:avLst/>
+                    </a:prstGeom>
+                    <a:noFill/>
+                    <a:ln>
+                      <a:noFill/>
+                    </a:ln>
+                  </pic:spPr>
+                </pic:pic>
+              </a:graphicData>
+            </a:graphic>
+          </wp:inline>
+        </w:drawing>
+      </w:r>
+    </w:p>
+    <w:p>
+      <w:pPr>
+        <w:rPr>
+          <w:rFonts w:hint="eastAsia"/>
+          <w:lang w:val="en-US" w:eastAsia="zh-CN"/>
+        </w:rPr>
+      </w:pPr>
+      <w:r>
+        <w:rPr>
+          <w:rFonts w:hint="eastAsia"/>
+          <w:lang w:val="en-US" w:eastAsia="zh-CN"/>
+        </w:rPr>
+        <w:t>右键下面那个文件夹，选择“库重写--生成--选中&amp;内容”</w:t>
+      </w:r>
+    </w:p>
+    <w:p>
+      <w:pPr>
+        <w:rPr>
+          <w:rFonts w:hint="default"/>
+          <w:lang w:val="en-US" w:eastAsia="zh-CN"/>
+        </w:rPr>
+      </w:pPr>
+      <w:r>
+        <w:rPr>
+          <w:rFonts w:hint="eastAsia"/>
+          <w:lang w:val="en-US" w:eastAsia="zh-CN"/>
+        </w:rPr>
+        <w:t>将3D视图中的CustomShapes在大纲中隐藏</w:t>
+      </w:r>
+    </w:p>
+    <w:p>
+      <w:pPr>
+        <w:pStyle w:val="3"/>
+        <w:bidi w:val="0"/>
+        <w:rPr>
+          <w:rFonts w:hint="eastAsia"/>
+          <w:lang w:val="en-US" w:eastAsia="zh-CN"/>
+        </w:rPr>
+      </w:pPr>
+      <w:r>
+        <w:rPr>
+          <w:rFonts w:hint="eastAsia"/>
+          <w:lang w:val="en-US" w:eastAsia="zh-CN"/>
+        </w:rPr>
+        <w:t>创建动画</w:t>
+      </w:r>
+    </w:p>
+    <w:p>
+      <w:pPr>
+        <w:rPr>
+          <w:rFonts w:hint="default"/>
+          <w:lang w:val="en-US" w:eastAsia="zh-CN"/>
+        </w:rPr>
+      </w:pPr>
+      <w:r>
+        <w:rPr>
+          <w:rFonts w:hint="eastAsia"/>
+          <w:lang w:val="en-US" w:eastAsia="zh-CN"/>
+        </w:rPr>
+        <w:t>在姿态模式下，选中骨骼，</w:t>
+      </w:r>
+    </w:p>
+    <w:p>
+      <w:pPr>
+        <w:rPr>
+          <w:rFonts w:hint="eastAsia"/>
+          <w:lang w:val="en-US" w:eastAsia="zh-CN"/>
+        </w:rPr>
+      </w:pPr>
+      <w:r>
+        <w:rPr>
+          <w:rFonts w:hint="eastAsia"/>
+          <w:lang w:val="en-US" w:eastAsia="zh-CN"/>
+        </w:rPr>
+        <w:t>将时间轴的起始设置为0，结束设置为120。</w:t>
+      </w:r>
+    </w:p>
+    <w:p>
+      <w:pPr>
+        <w:rPr>
+          <w:rFonts w:hint="default"/>
+          <w:lang w:val="en-US" w:eastAsia="zh-CN"/>
+        </w:rPr>
+      </w:pPr>
+      <w:r>
+        <w:rPr>
+          <w:rFonts w:hint="eastAsia"/>
+          <w:lang w:val="en-US" w:eastAsia="zh-CN"/>
+        </w:rPr>
+        <w:t>帧率为30，我们希望光棱塔的头部转一圈耗时4秒。</w:t>
+      </w:r>
+    </w:p>
+    <w:p>
+      <w:pPr>
+        <w:rPr>
+          <w:rFonts w:hint="eastAsia"/>
+          <w:lang w:val="en-US" w:eastAsia="zh-CN"/>
+        </w:rPr>
+      </w:pPr>
+      <w:r>
+        <w:rPr>
+          <w:rFonts w:hint="eastAsia"/>
+          <w:lang w:val="en-US" w:eastAsia="zh-CN"/>
+        </w:rPr>
+        <w:t>选择Head骨架（SKEL的一部分）进入姿势模式</w:t>
+      </w:r>
+    </w:p>
+    <w:p>
+      <w:pPr>
+        <w:rPr>
+          <w:rFonts w:hint="default"/>
+          <w:lang w:val="en-US" w:eastAsia="zh-CN"/>
+        </w:rPr>
+      </w:pPr>
+      <w:r>
+        <w:rPr>
+          <w:rFonts w:hint="eastAsia"/>
+          <w:lang w:val="en-US" w:eastAsia="zh-CN"/>
+        </w:rPr>
+        <w:t>在动作编辑器中新建动作，命名为AS_LightRay_Idle，表示静止状态。并保存动作。</w:t>
+      </w:r>
+    </w:p>
+    <w:p>
+      <w:pPr>
+        <w:rPr>
+          <w:rFonts w:hint="eastAsia"/>
+          <w:lang w:val="en-US" w:eastAsia="zh-CN"/>
+        </w:rPr>
+      </w:pPr>
+      <w:r>
+        <w:rPr>
+          <w:rFonts w:hint="eastAsia"/>
+          <w:lang w:val="en-US" w:eastAsia="zh-CN"/>
+        </w:rPr>
+        <w:t>静止状态下头部不断旋转。</w:t>
+      </w:r>
+    </w:p>
+    <w:p>
+      <w:pPr>
+        <w:rPr>
+          <w:rFonts w:hint="eastAsia"/>
+          <w:lang w:val="en-US" w:eastAsia="zh-CN"/>
+        </w:rPr>
+      </w:pPr>
+    </w:p>
+    <w:p>
+      <w:pPr>
+        <w:rPr>
+          <w:rFonts w:hint="eastAsia"/>
+          <w:lang w:val="en-US" w:eastAsia="zh-CN"/>
+        </w:rPr>
+      </w:pPr>
+      <w:r>
+        <w:rPr>
+          <w:rFonts w:hint="eastAsia"/>
+          <w:lang w:val="en-US" w:eastAsia="zh-CN"/>
+        </w:rPr>
+        <w:t>首先创建关键帧。创建方法就是，在姿态模式下选择头部骨骼后，在属性面板的骨骼面板中将鼠标放到旋转的右侧，有一个小白点，点一下就创建了关键帧（或者把鼠标放在需要创建关键帧的属性上，然后按I键，也能创建）</w:t>
+      </w:r>
+    </w:p>
+    <w:p>
+      <w:r>
+        <w:drawing>
+          <wp:inline distT="0" distB="0" distL="114300" distR="114300">
+            <wp:extent cx="2829560" cy="963295"/>
+            <wp:effectExtent l="0" t="0" r="8890" b="8255"/>
+            <wp:docPr id="9" name="图片 1"/>
+            <wp:cNvGraphicFramePr>
+              <a:graphicFrameLocks xmlns:a="http://schemas.openxmlformats.org/drawingml/2006/main" noChangeAspect="1"/>
+            </wp:cNvGraphicFramePr>
+            <a:graphic xmlns:a="http://schemas.openxmlformats.org/drawingml/2006/main">
+              <a:graphicData uri="http://schemas.openxmlformats.org/drawingml/2006/picture">
+                <pic:pic xmlns:pic="http://schemas.openxmlformats.org/drawingml/2006/picture">
+                  <pic:nvPicPr>
+                    <pic:cNvPr id="9" name="图片 1"/>
+                    <pic:cNvPicPr>
+                      <a:picLocks noChangeAspect="1"/>
+                    </pic:cNvPicPr>
+                  </pic:nvPicPr>
+                  <pic:blipFill>
+                    <a:blip r:embed="rId25"/>
+                    <a:stretch>
+                      <a:fillRect/>
+                    </a:stretch>
+                  </pic:blipFill>
+                  <pic:spPr>
+                    <a:xfrm>
+                      <a:off x="0" y="0"/>
+                      <a:ext cx="2829560" cy="963295"/>
+                    </a:xfrm>
+                    <a:prstGeom prst="rect">
+                      <a:avLst/>
+                    </a:prstGeom>
+                    <a:noFill/>
+                    <a:ln>
+                      <a:noFill/>
+                    </a:ln>
+                  </pic:spPr>
+                </pic:pic>
+              </a:graphicData>
+            </a:graphic>
+          </wp:inline>
+        </w:drawing>
+      </w:r>
+    </w:p>
+    <w:p>
+      <w:pPr>
+        <w:rPr>
+          <w:rFonts w:hint="eastAsia"/>
+          <w:lang w:val="en-US" w:eastAsia="zh-CN"/>
+        </w:rPr>
+      </w:pPr>
+      <w:r>
+        <w:rPr>
+          <w:rFonts w:hint="eastAsia"/>
+          <w:lang w:val="en-US" w:eastAsia="zh-CN"/>
+        </w:rPr>
+        <w:t>这里我们只需要给头部骨骼的Y轴方向创建旋转关键帧</w:t>
+      </w:r>
+    </w:p>
+    <w:p>
+      <w:pPr>
+        <w:rPr>
+          <w:rFonts w:hint="default"/>
+          <w:lang w:val="en-US" w:eastAsia="zh-CN"/>
+        </w:rPr>
+      </w:pPr>
+      <w:r>
+        <w:drawing>
+          <wp:inline distT="0" distB="0" distL="114300" distR="114300">
+            <wp:extent cx="5273040" cy="1007745"/>
+            <wp:effectExtent l="0" t="0" r="3810" b="1905"/>
+            <wp:docPr id="27" name="图片 3"/>
+            <wp:cNvGraphicFramePr>
+              <a:graphicFrameLocks xmlns:a="http://schemas.openxmlformats.org/drawingml/2006/main" noChangeAspect="1"/>
+            </wp:cNvGraphicFramePr>
+            <a:graphic xmlns:a="http://schemas.openxmlformats.org/drawingml/2006/main">
+              <a:graphicData uri="http://schemas.openxmlformats.org/drawingml/2006/picture">
+                <pic:pic xmlns:pic="http://schemas.openxmlformats.org/drawingml/2006/picture">
+                  <pic:nvPicPr>
+                    <pic:cNvPr id="27" name="图片 3"/>
+                    <pic:cNvPicPr>
+                      <a:picLocks noChangeAspect="1"/>
+                    </pic:cNvPicPr>
+                  </pic:nvPicPr>
+                  <pic:blipFill>
+                    <a:blip r:embed="rId26"/>
+                    <a:stretch>
+                      <a:fillRect/>
+                    </a:stretch>
+                  </pic:blipFill>
+                  <pic:spPr>
+                    <a:xfrm>
+                      <a:off x="0" y="0"/>
+                      <a:ext cx="5273040" cy="1007745"/>
+                    </a:xfrm>
+                    <a:prstGeom prst="rect">
+                      <a:avLst/>
+                    </a:prstGeom>
+                    <a:noFill/>
+                    <a:ln>
+                      <a:noFill/>
+                    </a:ln>
+                  </pic:spPr>
+                </pic:pic>
+              </a:graphicData>
+            </a:graphic>
+          </wp:inline>
+        </w:drawing>
+      </w:r>
+    </w:p>
+    <w:p>
+      <w:pPr>
+        <w:numPr>
+          <w:ilvl w:val="0"/>
+          <w:numId w:val="0"/>
+        </w:numPr>
+        <w:rPr>
+          <w:rFonts w:hint="eastAsia"/>
+          <w:lang w:val="en-US" w:eastAsia="zh-CN"/>
+        </w:rPr>
+      </w:pPr>
+      <w:r>
+        <w:rPr>
+          <w:rFonts w:hint="eastAsia"/>
+          <w:lang w:val="en-US" w:eastAsia="zh-CN"/>
+        </w:rPr>
+        <w:t>然后我们需要在120帧处创建新的关键帧</w:t>
+      </w:r>
+    </w:p>
+    <w:p>
+      <w:pPr>
+        <w:numPr>
+          <w:ilvl w:val="0"/>
+          <w:numId w:val="0"/>
+        </w:numPr>
+        <w:rPr>
+          <w:rFonts w:hint="default"/>
+          <w:lang w:val="en-US" w:eastAsia="zh-CN"/>
+        </w:rPr>
+      </w:pPr>
+      <w:r>
+        <w:rPr>
+          <w:rFonts w:hint="eastAsia"/>
+          <w:lang w:val="en-US" w:eastAsia="zh-CN"/>
+        </w:rPr>
+        <w:t>方法是选择旧的关键帧后，Shift D，将新的关键帧放到120帧的位置</w:t>
+      </w:r>
+    </w:p>
+    <w:p>
+      <w:pPr>
+        <w:numPr>
+          <w:ilvl w:val="0"/>
+          <w:numId w:val="0"/>
+        </w:numPr>
+        <w:rPr>
+          <w:rFonts w:hint="eastAsia"/>
+          <w:lang w:val="en-US" w:eastAsia="zh-CN"/>
+        </w:rPr>
+      </w:pPr>
+      <w:r>
+        <w:rPr>
+          <w:rFonts w:hint="eastAsia"/>
+          <w:lang w:val="en-US" w:eastAsia="zh-CN"/>
+        </w:rPr>
+        <w:t>然后把曲线编辑器的小导航关闭</w:t>
+      </w:r>
+    </w:p>
+    <w:p>
+      <w:pPr>
+        <w:numPr>
+          <w:ilvl w:val="0"/>
+          <w:numId w:val="0"/>
+        </w:numPr>
+      </w:pPr>
+      <w:r>
+        <w:drawing>
+          <wp:inline distT="0" distB="0" distL="114300" distR="114300">
+            <wp:extent cx="5264785" cy="471170"/>
+            <wp:effectExtent l="0" t="0" r="2540" b="5080"/>
+            <wp:docPr id="29" name="图片 4"/>
+            <wp:cNvGraphicFramePr>
+              <a:graphicFrameLocks xmlns:a="http://schemas.openxmlformats.org/drawingml/2006/main" noChangeAspect="1"/>
+            </wp:cNvGraphicFramePr>
+            <a:graphic xmlns:a="http://schemas.openxmlformats.org/drawingml/2006/main">
+              <a:graphicData uri="http://schemas.openxmlformats.org/drawingml/2006/picture">
+                <pic:pic xmlns:pic="http://schemas.openxmlformats.org/drawingml/2006/picture">
+                  <pic:nvPicPr>
+                    <pic:cNvPr id="29" name="图片 4"/>
+                    <pic:cNvPicPr>
+                      <a:picLocks noChangeAspect="1"/>
+                    </pic:cNvPicPr>
+                  </pic:nvPicPr>
+                  <pic:blipFill>
+                    <a:blip r:embed="rId27"/>
+                    <a:stretch>
+                      <a:fillRect/>
+                    </a:stretch>
+                  </pic:blipFill>
+                  <pic:spPr>
+                    <a:xfrm>
+                      <a:off x="0" y="0"/>
+                      <a:ext cx="5264785" cy="471170"/>
+                    </a:xfrm>
+                    <a:prstGeom prst="rect">
+                      <a:avLst/>
+                    </a:prstGeom>
+                    <a:noFill/>
+                    <a:ln>
+                      <a:noFill/>
+                    </a:ln>
+                  </pic:spPr>
+                </pic:pic>
+              </a:graphicData>
+            </a:graphic>
+          </wp:inline>
+        </w:drawing>
+      </w:r>
+    </w:p>
+    <w:p>
+      <w:pPr>
+        <w:numPr>
+          <w:ilvl w:val="0"/>
+          <w:numId w:val="0"/>
+        </w:numPr>
+        <w:rPr>
+          <w:rFonts w:hint="eastAsia"/>
+          <w:lang w:val="en-US" w:eastAsia="zh-CN"/>
+        </w:rPr>
+      </w:pPr>
+      <w:r>
+        <w:rPr>
+          <w:rFonts w:hint="eastAsia"/>
+          <w:lang w:val="en-US" w:eastAsia="zh-CN"/>
+        </w:rPr>
+        <w:t>就会显示动作编辑器中的关键帧</w:t>
+      </w:r>
+    </w:p>
+    <w:p>
+      <w:pPr>
+        <w:numPr>
+          <w:ilvl w:val="0"/>
+          <w:numId w:val="0"/>
+        </w:numPr>
+        <w:rPr>
+          <w:rFonts w:hint="default"/>
+          <w:lang w:val="en-US" w:eastAsia="zh-CN"/>
+        </w:rPr>
+      </w:pPr>
+      <w:r>
+        <w:drawing>
+          <wp:inline distT="0" distB="0" distL="114300" distR="114300">
+            <wp:extent cx="5260340" cy="2240915"/>
+            <wp:effectExtent l="0" t="0" r="6985" b="6985"/>
+            <wp:docPr id="30" name="图片 5"/>
+            <wp:cNvGraphicFramePr>
+              <a:graphicFrameLocks xmlns:a="http://schemas.openxmlformats.org/drawingml/2006/main" noChangeAspect="1"/>
+            </wp:cNvGraphicFramePr>
+            <a:graphic xmlns:a="http://schemas.openxmlformats.org/drawingml/2006/main">
+              <a:graphicData uri="http://schemas.openxmlformats.org/drawingml/2006/picture">
+                <pic:pic xmlns:pic="http://schemas.openxmlformats.org/drawingml/2006/picture">
+                  <pic:nvPicPr>
+                    <pic:cNvPr id="30" name="图片 5"/>
+                    <pic:cNvPicPr>
+                      <a:picLocks noChangeAspect="1"/>
+                    </pic:cNvPicPr>
+                  </pic:nvPicPr>
+                  <pic:blipFill>
+                    <a:blip r:embed="rId28"/>
+                    <a:stretch>
+                      <a:fillRect/>
+                    </a:stretch>
+                  </pic:blipFill>
+                  <pic:spPr>
+                    <a:xfrm>
+                      <a:off x="0" y="0"/>
+                      <a:ext cx="5260340" cy="2240915"/>
+                    </a:xfrm>
+                    <a:prstGeom prst="rect">
+                      <a:avLst/>
+                    </a:prstGeom>
+                    <a:noFill/>
+                    <a:ln>
+                      <a:noFill/>
+                    </a:ln>
+                  </pic:spPr>
+                </pic:pic>
+              </a:graphicData>
+            </a:graphic>
+          </wp:inline>
+        </w:drawing>
+      </w:r>
+    </w:p>
+    <w:p>
+      <w:pPr>
+        <w:numPr>
+          <w:ilvl w:val="0"/>
+          <w:numId w:val="0"/>
+        </w:numPr>
+        <w:rPr>
+          <w:rFonts w:hint="default"/>
+          <w:lang w:val="en-US" w:eastAsia="zh-CN"/>
+        </w:rPr>
+      </w:pPr>
+      <w:r>
+        <w:rPr>
+          <w:rFonts w:hint="eastAsia"/>
+          <w:lang w:val="en-US" w:eastAsia="zh-CN"/>
+        </w:rPr>
+        <w:t>（实际上是建议开着小导航的，如果开着小导航，想在动作编辑器中看到关键帧，则需要在3D视图中选择头部骨骼）</w:t>
+      </w:r>
+    </w:p>
+    <w:p>
+      <w:pPr>
+        <w:numPr>
+          <w:ilvl w:val="0"/>
+          <w:numId w:val="0"/>
+        </w:numPr>
+        <w:rPr>
+          <w:rFonts w:hint="eastAsia"/>
+          <w:lang w:val="en-US" w:eastAsia="zh-CN"/>
+        </w:rPr>
+      </w:pPr>
+      <w:r>
+        <w:rPr>
+          <w:rFonts w:hint="eastAsia"/>
+          <w:lang w:val="en-US" w:eastAsia="zh-CN"/>
+        </w:rPr>
+        <w:t>然后在曲线编辑器中将最后的关键帧放在360的高度上</w:t>
+      </w:r>
+    </w:p>
+    <w:p>
+      <w:pPr>
+        <w:numPr>
+          <w:ilvl w:val="0"/>
+          <w:numId w:val="0"/>
+        </w:numPr>
+        <w:rPr>
+          <w:rFonts w:hint="eastAsia"/>
+          <w:lang w:val="en-US" w:eastAsia="zh-CN"/>
+        </w:rPr>
+      </w:pPr>
+      <w:r>
+        <w:rPr>
+          <w:rFonts w:hint="eastAsia"/>
+          <w:lang w:val="en-US" w:eastAsia="zh-CN"/>
+        </w:rPr>
+        <w:t>然后可以空格键播放动画来查看效果</w:t>
+      </w:r>
+    </w:p>
+    <w:p>
+      <w:pPr>
+        <w:numPr>
+          <w:ilvl w:val="0"/>
+          <w:numId w:val="0"/>
+        </w:numPr>
+        <w:rPr>
+          <w:rFonts w:hint="default"/>
+          <w:lang w:val="en-US" w:eastAsia="zh-CN"/>
+        </w:rPr>
+      </w:pPr>
+      <w:r>
+        <w:rPr>
+          <w:rFonts w:hint="eastAsia"/>
+          <w:lang w:val="en-US" w:eastAsia="zh-CN"/>
+        </w:rPr>
+        <w:t>完美</w:t>
+      </w:r>
+    </w:p>
+    <w:p>
+      <w:pPr>
+        <w:numPr>
+          <w:ilvl w:val="0"/>
+          <w:numId w:val="0"/>
+        </w:numPr>
+        <w:rPr>
+          <w:rFonts w:hint="default"/>
+          <w:lang w:val="en-US" w:eastAsia="zh-CN"/>
+        </w:rPr>
+      </w:pPr>
+      <w:r>
+        <w:rPr>
+          <w:rFonts w:hint="eastAsia"/>
+          <w:lang w:val="en-US" w:eastAsia="zh-CN"/>
+        </w:rPr>
+        <w:t>最后实现循环，全选关键帧后Shift E后选择使用循环</w:t>
+      </w:r>
+    </w:p>
+    <w:p>
+      <w:pPr>
+        <w:pStyle w:val="3"/>
+        <w:bidi w:val="0"/>
+        <w:rPr>
+          <w:rFonts w:hint="eastAsia"/>
+          <w:lang w:val="en-US" w:eastAsia="zh-CN"/>
+        </w:rPr>
+      </w:pPr>
+      <w:r>
+        <w:rPr>
+          <w:rFonts w:hint="eastAsia"/>
+          <w:lang w:val="en-US" w:eastAsia="zh-CN"/>
+        </w:rPr>
+        <w:t>导出动画</w:t>
+      </w:r>
+    </w:p>
+    <w:p>
+      <w:pPr>
+        <w:numPr>
+          <w:ilvl w:val="0"/>
+          <w:numId w:val="0"/>
+        </w:numPr>
+        <w:rPr>
+          <w:rFonts w:hint="eastAsia"/>
+          <w:lang w:val="en-US" w:eastAsia="zh-CN"/>
+        </w:rPr>
+      </w:pPr>
+      <w:r>
+        <w:rPr>
+          <w:rFonts w:hint="eastAsia"/>
+          <w:lang w:val="en-US" w:eastAsia="zh-CN"/>
+        </w:rPr>
+        <w:t>导出动画需要修改一下设置</w:t>
+      </w:r>
+    </w:p>
+    <w:p>
+      <w:pPr>
+        <w:numPr>
+          <w:ilvl w:val="0"/>
+          <w:numId w:val="0"/>
+        </w:numPr>
+        <w:rPr>
+          <w:rFonts w:hint="eastAsia"/>
+          <w:lang w:val="en-US" w:eastAsia="zh-CN"/>
+        </w:rPr>
+      </w:pPr>
+      <w:r>
+        <w:rPr>
+          <w:rFonts w:hint="eastAsia"/>
+          <w:lang w:val="en-US" w:eastAsia="zh-CN"/>
+        </w:rPr>
+        <w:t>在物体模式下，选择光棱塔的骨骼，然后导出FBX。</w:t>
+      </w:r>
+    </w:p>
+    <w:p>
+      <w:pPr>
+        <w:numPr>
+          <w:ilvl w:val="0"/>
+          <w:numId w:val="0"/>
+        </w:numPr>
+        <w:rPr>
+          <w:rFonts w:hint="eastAsia"/>
+          <w:lang w:val="en-US" w:eastAsia="zh-CN"/>
+        </w:rPr>
+      </w:pPr>
+      <w:r>
+        <w:rPr>
+          <w:rFonts w:hint="eastAsia"/>
+          <w:lang w:val="en-US" w:eastAsia="zh-CN"/>
+        </w:rPr>
+        <w:t>导出设置中</w:t>
+      </w:r>
+    </w:p>
+    <w:p>
+      <w:pPr>
+        <w:numPr>
+          <w:ilvl w:val="0"/>
+          <w:numId w:val="0"/>
+        </w:numPr>
+        <w:rPr>
+          <w:rFonts w:hint="default"/>
+          <w:lang w:val="en-US" w:eastAsia="zh-CN"/>
+        </w:rPr>
+      </w:pPr>
+    </w:p>
+    <w:p>
+      <w:pPr>
+        <w:numPr>
+          <w:ilvl w:val="0"/>
+          <w:numId w:val="0"/>
+        </w:numPr>
+        <w:rPr>
+          <w:rFonts w:hint="eastAsia"/>
+          <w:lang w:val="en-US" w:eastAsia="zh-CN"/>
+        </w:rPr>
+      </w:pPr>
+      <w:r>
+        <w:rPr>
+          <w:rFonts w:hint="eastAsia"/>
+          <w:lang w:val="en-US" w:eastAsia="zh-CN"/>
+        </w:rPr>
+        <w:t>限定到选择的物体，勾选</w:t>
+      </w:r>
+    </w:p>
+    <w:p>
+      <w:pPr>
+        <w:numPr>
+          <w:ilvl w:val="0"/>
+          <w:numId w:val="0"/>
+        </w:numPr>
+        <w:rPr>
+          <w:rFonts w:hint="default"/>
+          <w:lang w:val="en-US" w:eastAsia="zh-CN"/>
+        </w:rPr>
+      </w:pPr>
+      <w:r>
+        <w:rPr>
+          <w:rFonts w:hint="eastAsia"/>
+          <w:lang w:val="en-US" w:eastAsia="zh-CN"/>
+        </w:rPr>
+        <w:t>物体类型为骨架</w:t>
+      </w:r>
+    </w:p>
+    <w:p>
+      <w:pPr>
+        <w:numPr>
+          <w:ilvl w:val="0"/>
+          <w:numId w:val="0"/>
+        </w:numPr>
+        <w:rPr>
+          <w:rFonts w:hint="eastAsia"/>
+          <w:lang w:val="en-US" w:eastAsia="zh-CN"/>
+        </w:rPr>
+      </w:pPr>
+      <w:r>
+        <w:rPr>
+          <w:rFonts w:hint="eastAsia"/>
+          <w:lang w:val="en-US" w:eastAsia="zh-CN"/>
+        </w:rPr>
+        <w:t>骨架折叠卡中的仅形变骨骼勾选，添加叶骨取消勾选</w:t>
+      </w:r>
+    </w:p>
+    <w:p>
+      <w:pPr>
+        <w:numPr>
+          <w:ilvl w:val="0"/>
+          <w:numId w:val="0"/>
+        </w:numPr>
+        <w:rPr>
+          <w:rFonts w:hint="default"/>
+          <w:lang w:val="en-US" w:eastAsia="zh-CN"/>
+        </w:rPr>
+      </w:pPr>
+      <w:r>
+        <w:rPr>
+          <w:rFonts w:hint="eastAsia"/>
+          <w:lang w:val="en-US" w:eastAsia="zh-CN"/>
+        </w:rPr>
+        <w:t>动画折叠卡中取消勾选NLA片段和全部动作</w:t>
+      </w:r>
+    </w:p>
+    <w:p>
+      <w:r>
+        <w:drawing>
+          <wp:inline distT="0" distB="0" distL="114300" distR="114300">
+            <wp:extent cx="1840230" cy="1943100"/>
+            <wp:effectExtent l="0" t="0" r="7620" b="0"/>
+            <wp:docPr id="33" name="图片 1"/>
+            <wp:cNvGraphicFramePr>
+              <a:graphicFrameLocks xmlns:a="http://schemas.openxmlformats.org/drawingml/2006/main" noChangeAspect="1"/>
+            </wp:cNvGraphicFramePr>
+            <a:graphic xmlns:a="http://schemas.openxmlformats.org/drawingml/2006/main">
+              <a:graphicData uri="http://schemas.openxmlformats.org/drawingml/2006/picture">
+                <pic:pic xmlns:pic="http://schemas.openxmlformats.org/drawingml/2006/picture">
+                  <pic:nvPicPr>
+                    <pic:cNvPr id="33" name="图片 1"/>
+                    <pic:cNvPicPr>
+                      <a:picLocks noChangeAspect="1"/>
+                    </pic:cNvPicPr>
+                  </pic:nvPicPr>
+                  <pic:blipFill>
+                    <a:blip r:embed="rId29"/>
+                    <a:stretch>
+                      <a:fillRect/>
+                    </a:stretch>
+                  </pic:blipFill>
+                  <pic:spPr>
+                    <a:xfrm>
+                      <a:off x="0" y="0"/>
+                      <a:ext cx="1840230" cy="1943100"/>
+                    </a:xfrm>
+                    <a:prstGeom prst="rect">
+                      <a:avLst/>
+                    </a:prstGeom>
+                    <a:noFill/>
+                    <a:ln>
+                      <a:noFill/>
+                    </a:ln>
+                  </pic:spPr>
+                </pic:pic>
+              </a:graphicData>
+            </a:graphic>
+          </wp:inline>
+        </w:drawing>
+      </w:r>
+      <w:r>
+        <w:drawing>
+          <wp:inline distT="0" distB="0" distL="114300" distR="114300">
+            <wp:extent cx="1556385" cy="2211070"/>
+            <wp:effectExtent l="0" t="0" r="5715" b="8255"/>
+            <wp:docPr id="34" name="图片 3"/>
+            <wp:cNvGraphicFramePr>
+              <a:graphicFrameLocks xmlns:a="http://schemas.openxmlformats.org/drawingml/2006/main" noChangeAspect="1"/>
+            </wp:cNvGraphicFramePr>
+            <a:graphic xmlns:a="http://schemas.openxmlformats.org/drawingml/2006/main">
+              <a:graphicData uri="http://schemas.openxmlformats.org/drawingml/2006/picture">
+                <pic:pic xmlns:pic="http://schemas.openxmlformats.org/drawingml/2006/picture">
+                  <pic:nvPicPr>
+                    <pic:cNvPr id="34" name="图片 3"/>
+                    <pic:cNvPicPr>
+                      <a:picLocks noChangeAspect="1"/>
+                    </pic:cNvPicPr>
+                  </pic:nvPicPr>
+                  <pic:blipFill>
+                    <a:blip r:embed="rId30"/>
+                    <a:stretch>
+                      <a:fillRect/>
+                    </a:stretch>
+                  </pic:blipFill>
+                  <pic:spPr>
+                    <a:xfrm>
+                      <a:off x="0" y="0"/>
+                      <a:ext cx="1556385" cy="2211070"/>
+                    </a:xfrm>
+                    <a:prstGeom prst="rect">
+                      <a:avLst/>
+                    </a:prstGeom>
+                    <a:noFill/>
+                    <a:ln>
+                      <a:noFill/>
+                    </a:ln>
+                  </pic:spPr>
+                </pic:pic>
+              </a:graphicData>
+            </a:graphic>
+          </wp:inline>
+        </w:drawing>
+      </w:r>
+    </w:p>
+    <w:p>
+      <w:pPr>
+        <w:pStyle w:val="3"/>
+        <w:bidi w:val="0"/>
+        <w:rPr>
+          <w:rFonts w:hint="default"/>
+          <w:lang w:val="en-US" w:eastAsia="zh-CN"/>
+        </w:rPr>
+      </w:pPr>
+      <w:r>
+        <w:rPr>
+          <w:rFonts w:hint="eastAsia"/>
+          <w:lang w:val="en-US" w:eastAsia="zh-CN"/>
+        </w:rPr>
+        <w:t>导入动画到UE</w:t>
+      </w:r>
+    </w:p>
+    <w:p>
+      <w:pPr>
+        <w:rPr>
+          <w:rFonts w:hint="eastAsia"/>
+          <w:lang w:val="en-US" w:eastAsia="zh-CN"/>
+        </w:rPr>
+      </w:pPr>
+      <w:r>
+        <w:rPr>
+          <w:rFonts w:hint="eastAsia"/>
+          <w:lang w:val="en-US" w:eastAsia="zh-CN"/>
+        </w:rPr>
+        <w:t>导入动画之前需要先导入骨骼网格体，才能导入动画</w:t>
+      </w:r>
+    </w:p>
+    <w:p>
+      <w:pPr>
+        <w:rPr>
+          <w:rFonts w:hint="default"/>
+          <w:lang w:val="en-US" w:eastAsia="zh-CN"/>
+        </w:rPr>
+      </w:pPr>
+      <w:r>
+        <w:rPr>
+          <w:rFonts w:hint="eastAsia"/>
+          <w:lang w:val="en-US" w:eastAsia="zh-CN"/>
+        </w:rPr>
+        <w:t>如果有多个动画，直接全选一起导入就行</w:t>
+      </w:r>
+    </w:p>
+    <w:p>
+      <w:pPr>
+        <w:numPr>
+          <w:ilvl w:val="0"/>
+          <w:numId w:val="0"/>
+        </w:numPr>
+        <w:rPr>
+          <w:rFonts w:hint="eastAsia"/>
+          <w:lang w:val="en-US" w:eastAsia="zh-CN"/>
+        </w:rPr>
+      </w:pPr>
+      <w:r>
+        <w:rPr>
+          <w:rFonts w:hint="eastAsia"/>
+          <w:lang w:val="en-US" w:eastAsia="zh-CN"/>
+        </w:rPr>
+        <w:t>导入设置中，只需要设置一下骨架，保证骨骼是正确的即可</w:t>
+      </w:r>
+    </w:p>
+    <w:p>
+      <w:pPr>
+        <w:numPr>
+          <w:ilvl w:val="0"/>
+          <w:numId w:val="0"/>
+        </w:numPr>
+        <w:rPr>
+          <w:rFonts w:hint="eastAsia"/>
+          <w:lang w:val="en-US" w:eastAsia="zh-CN"/>
+        </w:rPr>
+      </w:pPr>
+      <w:r>
+        <w:rPr>
+          <w:rFonts w:hint="eastAsia"/>
+          <w:lang w:val="en-US" w:eastAsia="zh-CN"/>
+        </w:rPr>
+        <w:t>也可以关注一些别的参数，如“仅导入动画”</w:t>
       </w:r>
     </w:p>
     <w:p>
@@ -2339,39 +5050,51 @@
         <w:pStyle w:val="2"/>
         <w:bidi w:val="0"/>
         <w:rPr>
-          <w:rFonts w:hint="default"/>
-          <w:lang w:val="en-US" w:eastAsia="zh-CN"/>
-        </w:rPr>
-      </w:pPr>
-      <w:r>
-        <w:rPr>
-          <w:rFonts w:hint="eastAsia"/>
-          <w:lang w:val="en-US" w:eastAsia="zh-CN"/>
-        </w:rPr>
-        <w:t>导出模型</w:t>
-      </w:r>
-    </w:p>
-    <w:p>
-      <w:pPr>
-        <w:numPr>
-          <w:numId w:val="0"/>
-        </w:numPr>
-        <w:rPr>
-          <w:rFonts w:hint="default"/>
-          <w:lang w:val="en-US" w:eastAsia="zh-CN"/>
-        </w:rPr>
-      </w:pPr>
-      <w:r>
-        <w:rPr>
-          <w:rFonts w:hint="eastAsia"/>
-          <w:lang w:val="en-US" w:eastAsia="zh-CN"/>
-        </w:rPr>
-        <w:t>导出之前，所有的网格体都需要标准化</w:t>
-      </w:r>
-    </w:p>
-    <w:p>
-      <w:pPr>
-        <w:pStyle w:val="2"/>
+          <w:rFonts w:hint="eastAsia"/>
+          <w:lang w:val="en-US" w:eastAsia="zh-CN"/>
+        </w:rPr>
+      </w:pPr>
+      <w:r>
+        <w:rPr>
+          <w:rFonts w:hint="eastAsia"/>
+          <w:lang w:val="en-US" w:eastAsia="zh-CN"/>
+        </w:rPr>
+        <w:t>UE中实现动画</w:t>
+      </w:r>
+    </w:p>
+    <w:p>
+      <w:pPr>
+        <w:rPr>
+          <w:rFonts w:hint="eastAsia"/>
+          <w:lang w:val="en-US" w:eastAsia="zh-CN"/>
+        </w:rPr>
+      </w:pPr>
+      <w:r>
+        <w:rPr>
+          <w:rFonts w:hint="eastAsia"/>
+          <w:lang w:val="en-US" w:eastAsia="zh-CN"/>
+        </w:rPr>
+        <w:t>导入完成网格体和动画资产后，可以创建一个Pawn类，在类中加一个骨骼网格体，给骨骼网格体提供LightRay和动画资产，观看效果。</w:t>
+      </w:r>
+    </w:p>
+    <w:p>
+      <w:pPr>
+        <w:rPr>
+          <w:rFonts w:hint="eastAsia"/>
+          <w:lang w:val="en-US" w:eastAsia="zh-CN"/>
+        </w:rPr>
+      </w:pPr>
+      <w:r>
+        <w:rPr>
+          <w:rFonts w:hint="eastAsia"/>
+          <w:lang w:val="en-US" w:eastAsia="zh-CN"/>
+        </w:rPr>
+        <w:t>完美。</w:t>
+      </w:r>
+    </w:p>
+    <w:p>
+      <w:pPr>
+        <w:pStyle w:val="3"/>
         <w:bidi w:val="0"/>
         <w:rPr>
           <w:rFonts w:hint="eastAsia"/>
@@ -2383,237 +5106,421 @@
           <w:rFonts w:hint="eastAsia"/>
           <w:lang w:val="en-US" w:eastAsia="zh-CN"/>
         </w:rPr>
-        <w:t>制作动画</w:t>
-      </w:r>
-    </w:p>
-    <w:p>
-      <w:pPr>
-        <w:rPr>
-          <w:rFonts w:hint="eastAsia"/>
-          <w:lang w:val="en-US" w:eastAsia="zh-CN"/>
-        </w:rPr>
-      </w:pPr>
-      <w:r>
-        <w:rPr>
-          <w:rFonts w:hint="eastAsia"/>
-          <w:lang w:val="en-US" w:eastAsia="zh-CN"/>
-        </w:rPr>
-        <w:t>首先把上面的blender工程保存</w:t>
-      </w:r>
-    </w:p>
-    <w:p>
-      <w:pPr>
-        <w:rPr>
-          <w:rFonts w:hint="default"/>
-          <w:lang w:val="en-US" w:eastAsia="zh-CN"/>
-        </w:rPr>
-      </w:pPr>
-      <w:r>
-        <w:rPr>
-          <w:rFonts w:hint="eastAsia"/>
-          <w:lang w:val="en-US" w:eastAsia="zh-CN"/>
-        </w:rPr>
-        <w:t>然后创建新的blender工程，开四个窗口</w:t>
-      </w:r>
-    </w:p>
-    <w:p>
-      <w:pPr>
-        <w:pStyle w:val="2"/>
-        <w:bidi w:val="0"/>
-        <w:rPr>
-          <w:rFonts w:hint="eastAsia"/>
-          <w:lang w:val="en-US" w:eastAsia="zh-CN"/>
-        </w:rPr>
-      </w:pPr>
-      <w:r>
-        <w:rPr>
-          <w:rFonts w:hint="eastAsia"/>
-          <w:lang w:val="en-US" w:eastAsia="zh-CN"/>
-        </w:rPr>
-        <w:t>链接模型</w:t>
-      </w:r>
-    </w:p>
-    <w:p>
-      <w:pPr>
-        <w:rPr>
-          <w:rFonts w:hint="default"/>
-          <w:lang w:val="en-US" w:eastAsia="zh-CN"/>
-        </w:rPr>
-      </w:pPr>
-      <w:r>
-        <w:rPr>
-          <w:rFonts w:hint="eastAsia"/>
-          <w:lang w:val="en-US" w:eastAsia="zh-CN"/>
-        </w:rPr>
-        <w:t>记得库重写</w:t>
-      </w:r>
-    </w:p>
-    <w:p>
-      <w:pPr>
-        <w:rPr>
-          <w:rFonts w:hint="default"/>
-          <w:lang w:val="en-US" w:eastAsia="zh-CN"/>
-        </w:rPr>
-      </w:pPr>
-      <w:r>
-        <w:rPr>
-          <w:rFonts w:hint="eastAsia"/>
-          <w:lang w:val="en-US" w:eastAsia="zh-CN"/>
-        </w:rPr>
-        <w:t>链接好后设置帧率</w:t>
-      </w:r>
-    </w:p>
-    <w:p>
-      <w:pPr>
-        <w:pStyle w:val="2"/>
-        <w:bidi w:val="0"/>
-        <w:rPr>
-          <w:rFonts w:hint="eastAsia"/>
-          <w:lang w:val="en-US" w:eastAsia="zh-CN"/>
-        </w:rPr>
-      </w:pPr>
-      <w:r>
-        <w:rPr>
-          <w:rFonts w:hint="eastAsia"/>
-          <w:lang w:val="en-US" w:eastAsia="zh-CN"/>
-        </w:rPr>
-        <w:t>创建动画</w:t>
-      </w:r>
-    </w:p>
-    <w:p>
-      <w:pPr>
-        <w:rPr>
-          <w:rFonts w:hint="eastAsia"/>
-          <w:lang w:val="en-US" w:eastAsia="zh-CN"/>
-        </w:rPr>
-      </w:pPr>
-      <w:r>
-        <w:rPr>
-          <w:rFonts w:hint="eastAsia"/>
-          <w:lang w:val="en-US" w:eastAsia="zh-CN"/>
-        </w:rPr>
-        <w:t>将时间轴的起始设置为0</w:t>
-      </w:r>
-    </w:p>
-    <w:p>
-      <w:pPr>
-        <w:rPr>
-          <w:rFonts w:hint="eastAsia"/>
-          <w:lang w:val="en-US" w:eastAsia="zh-CN"/>
-        </w:rPr>
-      </w:pPr>
-      <w:r>
-        <w:rPr>
-          <w:rFonts w:hint="eastAsia"/>
-          <w:lang w:val="en-US" w:eastAsia="zh-CN"/>
-        </w:rPr>
-        <w:t>选择骨架进入姿势模式</w:t>
-      </w:r>
-    </w:p>
-    <w:p>
-      <w:pPr>
-        <w:rPr>
-          <w:rFonts w:hint="eastAsia"/>
-          <w:lang w:val="en-US" w:eastAsia="zh-CN"/>
-        </w:rPr>
-      </w:pPr>
-      <w:r>
-        <w:rPr>
-          <w:rFonts w:hint="eastAsia"/>
-          <w:lang w:val="en-US" w:eastAsia="zh-CN"/>
-        </w:rPr>
-        <w:t>在动作编辑器中新建动作，命名为LightRay_Idle，表示静止状态。</w:t>
-      </w:r>
-    </w:p>
-    <w:p>
-      <w:pPr>
-        <w:rPr>
-          <w:rFonts w:hint="eastAsia"/>
-          <w:lang w:val="en-US" w:eastAsia="zh-CN"/>
-        </w:rPr>
-      </w:pPr>
-      <w:r>
-        <w:rPr>
-          <w:rFonts w:hint="eastAsia"/>
-          <w:lang w:val="en-US" w:eastAsia="zh-CN"/>
-        </w:rPr>
-        <w:t>静止状态下头部不断旋转。</w:t>
-      </w:r>
-    </w:p>
-    <w:p>
-      <w:pPr>
-        <w:rPr>
-          <w:rFonts w:hint="default"/>
-          <w:lang w:val="en-US" w:eastAsia="zh-CN"/>
-        </w:rPr>
-      </w:pPr>
-    </w:p>
-    <w:p>
-      <w:pPr>
-        <w:rPr>
-          <w:rFonts w:hint="default"/>
-          <w:lang w:val="en-US" w:eastAsia="zh-CN"/>
-        </w:rPr>
-      </w:pPr>
-      <w:r>
-        <w:rPr>
-          <w:rFonts w:hint="eastAsia"/>
-          <w:lang w:val="en-US" w:eastAsia="zh-CN"/>
-        </w:rPr>
-        <w:t>然后选择所有骨骼，I键添加关键帧</w:t>
+        <w:t>碰撞问题</w:t>
+      </w:r>
+    </w:p>
+    <w:p>
+      <w:pPr>
+        <w:rPr>
+          <w:rFonts w:hint="eastAsia"/>
+          <w:lang w:val="en-US" w:eastAsia="zh-CN"/>
+        </w:rPr>
+      </w:pPr>
+      <w:r>
+        <w:rPr>
+          <w:rFonts w:hint="eastAsia"/>
+          <w:lang w:val="en-US" w:eastAsia="zh-CN"/>
+        </w:rPr>
+        <w:t>这样做出来的模型没有碰撞体。</w:t>
+      </w:r>
+    </w:p>
+    <w:p>
+      <w:pPr>
+        <w:rPr>
+          <w:rFonts w:hint="default"/>
+          <w:lang w:val="en-US" w:eastAsia="zh-CN"/>
+        </w:rPr>
+      </w:pPr>
+      <w:r>
+        <w:rPr>
+          <w:rFonts w:hint="eastAsia"/>
+          <w:lang w:val="en-US" w:eastAsia="zh-CN"/>
+        </w:rPr>
+        <w:t>下面以静态网格体举例</w:t>
+      </w:r>
+    </w:p>
+    <w:p>
+      <w:pPr>
+        <w:rPr>
+          <w:rFonts w:hint="eastAsia"/>
+          <w:lang w:val="en-US" w:eastAsia="zh-CN"/>
+        </w:rPr>
+      </w:pPr>
+      <w:r>
+        <w:rPr>
+          <w:rFonts w:hint="eastAsia"/>
+          <w:lang w:val="en-US" w:eastAsia="zh-CN"/>
+        </w:rPr>
+        <w:t>首先，在导入的时候</w:t>
+      </w:r>
+    </w:p>
+    <w:p>
+      <w:pPr>
+        <w:rPr>
+          <w:rFonts w:hint="eastAsia"/>
+          <w:lang w:val="en-US" w:eastAsia="zh-CN"/>
+        </w:rPr>
+      </w:pPr>
+      <w:r>
+        <w:rPr>
+          <w:rFonts w:hint="eastAsia"/>
+          <w:lang w:val="en-US" w:eastAsia="zh-CN"/>
+        </w:rPr>
+        <w:t>静态网格体，勾选“生成缺失碰撞”</w:t>
+      </w:r>
+    </w:p>
+    <w:p>
+      <w:pPr>
+        <w:rPr>
+          <w:rFonts w:hint="eastAsia"/>
+          <w:lang w:val="en-US" w:eastAsia="zh-CN"/>
+        </w:rPr>
+      </w:pPr>
+      <w:r>
+        <w:rPr>
+          <w:rFonts w:hint="eastAsia"/>
+          <w:lang w:val="en-US" w:eastAsia="zh-CN"/>
+        </w:rPr>
+        <w:t>如果没有的话，可以在外部导入一个fbx的碰撞体</w:t>
+      </w:r>
+    </w:p>
+    <w:p>
+      <w:pPr>
+        <w:rPr>
+          <w:rFonts w:hint="eastAsia"/>
+          <w:lang w:val="en-US" w:eastAsia="zh-CN"/>
+        </w:rPr>
+      </w:pPr>
+      <w:r>
+        <w:rPr>
+          <w:rFonts w:hint="eastAsia"/>
+          <w:lang w:val="en-US" w:eastAsia="zh-CN"/>
+        </w:rPr>
+        <w:t>（即使有生成缺失碰撞这一个选项，网格体的实际碰撞体积也可能和网格体的模型有区别）</w:t>
+      </w:r>
+    </w:p>
+    <w:p>
+      <w:pPr>
+        <w:rPr>
+          <w:rFonts w:hint="eastAsia"/>
+          <w:lang w:val="en-US" w:eastAsia="zh-CN"/>
+        </w:rPr>
+      </w:pPr>
+    </w:p>
+    <w:p>
+      <w:pPr>
+        <w:rPr>
+          <w:rFonts w:hint="eastAsia"/>
+          <w:lang w:val="en-US" w:eastAsia="zh-CN"/>
+        </w:rPr>
+      </w:pPr>
+      <w:r>
+        <w:rPr>
+          <w:rFonts w:hint="eastAsia"/>
+          <w:lang w:val="en-US" w:eastAsia="zh-CN"/>
+        </w:rPr>
+        <w:t>下面创建碰撞FBX</w:t>
+      </w:r>
+    </w:p>
+    <w:p>
+      <w:pPr>
+        <w:rPr>
+          <w:rFonts w:hint="eastAsia"/>
+          <w:lang w:val="en-US" w:eastAsia="zh-CN"/>
+        </w:rPr>
+      </w:pPr>
+      <w:r>
+        <w:rPr>
+          <w:rFonts w:hint="eastAsia"/>
+          <w:lang w:val="en-US" w:eastAsia="zh-CN"/>
+        </w:rPr>
+        <w:t>很简单，在Blender中复制一下这个网格体，然后大纲中会有这个复制体</w:t>
+      </w:r>
+    </w:p>
+    <w:p>
+      <w:pPr>
+        <w:rPr>
+          <w:rFonts w:hint="eastAsia"/>
+          <w:lang w:val="en-US" w:eastAsia="zh-CN"/>
+        </w:rPr>
+      </w:pPr>
+      <w:r>
+        <w:rPr>
+          <w:rFonts w:hint="eastAsia"/>
+          <w:lang w:val="en-US" w:eastAsia="zh-CN"/>
+        </w:rPr>
+        <w:t>然后先把原来的模型隐藏掉，来操作这个新的模型</w:t>
+      </w:r>
+    </w:p>
+    <w:p>
+      <w:pPr>
+        <w:rPr>
+          <w:rFonts w:hint="eastAsia"/>
+          <w:lang w:val="en-US" w:eastAsia="zh-CN"/>
+        </w:rPr>
+      </w:pPr>
+      <w:r>
+        <w:rPr>
+          <w:rFonts w:hint="eastAsia"/>
+          <w:lang w:val="en-US" w:eastAsia="zh-CN"/>
+        </w:rPr>
+        <w:t>进入编辑模式，选中想要分离的</w:t>
+      </w:r>
+      <w:r>
+        <w:rPr>
+          <w:rFonts w:hint="eastAsia"/>
+          <w:b/>
+          <w:bCs/>
+          <w:lang w:val="en-US" w:eastAsia="zh-CN"/>
+        </w:rPr>
+        <w:t>面</w:t>
+      </w:r>
+      <w:r>
+        <w:rPr>
+          <w:rFonts w:hint="eastAsia"/>
+          <w:lang w:val="en-US" w:eastAsia="zh-CN"/>
+        </w:rPr>
+        <w:t>，P键把他分离出来</w:t>
+      </w:r>
+    </w:p>
+    <w:p>
+      <w:pPr>
+        <w:rPr>
+          <w:rFonts w:hint="eastAsia"/>
+          <w:lang w:val="en-US" w:eastAsia="zh-CN"/>
+        </w:rPr>
+      </w:pPr>
+      <w:r>
+        <w:rPr>
+          <w:rFonts w:hint="eastAsia"/>
+          <w:lang w:val="en-US" w:eastAsia="zh-CN"/>
+        </w:rPr>
+        <w:t>这之后，模型是有暴露的空白面的</w:t>
+      </w:r>
+    </w:p>
+    <w:p>
+      <w:pPr>
+        <w:rPr>
+          <w:rFonts w:hint="eastAsia"/>
+          <w:lang w:val="en-US" w:eastAsia="zh-CN"/>
+        </w:rPr>
+      </w:pPr>
+      <w:r>
+        <w:rPr>
+          <w:rFonts w:hint="eastAsia"/>
+          <w:lang w:val="en-US" w:eastAsia="zh-CN"/>
+        </w:rPr>
+        <w:t>这个时候，选择被分离的这一部分，按F去自动把面补全。</w:t>
+      </w:r>
+    </w:p>
+    <w:p>
+      <w:pPr>
+        <w:rPr>
+          <w:rFonts w:hint="eastAsia"/>
+          <w:lang w:val="en-US" w:eastAsia="zh-CN"/>
+        </w:rPr>
+      </w:pPr>
+      <w:r>
+        <w:rPr>
+          <w:rFonts w:hint="eastAsia"/>
+          <w:lang w:val="en-US" w:eastAsia="zh-CN"/>
+        </w:rPr>
+        <w:t>每个被分离部分都是这么做。</w:t>
+      </w:r>
+    </w:p>
+    <w:p>
+      <w:pPr>
+        <w:rPr>
+          <w:rFonts w:hint="default"/>
+          <w:lang w:val="en-US" w:eastAsia="zh-CN"/>
+        </w:rPr>
+      </w:pPr>
+      <w:r>
+        <w:rPr>
+          <w:rFonts w:hint="eastAsia"/>
+          <w:lang w:val="en-US" w:eastAsia="zh-CN"/>
+        </w:rPr>
+        <w:t>然后修改命名。命名的前缀通常为UCX_。全命名为UCX_[RenderMeshName]_##</w:t>
+      </w:r>
+    </w:p>
+    <w:p>
+      <w:pPr>
+        <w:rPr>
+          <w:rFonts w:hint="default"/>
+          <w:lang w:val="en-US" w:eastAsia="zh-CN"/>
+        </w:rPr>
+      </w:pPr>
+      <w:r>
+        <w:rPr>
+          <w:rFonts w:hint="eastAsia"/>
+          <w:lang w:val="en-US" w:eastAsia="zh-CN"/>
+        </w:rPr>
+        <w:t>如果同时有多个碰撞体，可以在多个碰撞体的后面加一个_[序数]，序数以00或01开始。</w:t>
+      </w:r>
+    </w:p>
+    <w:p>
+      <w:pPr>
+        <w:rPr>
+          <w:rFonts w:hint="default"/>
+          <w:lang w:val="en-US" w:eastAsia="zh-CN"/>
+        </w:rPr>
+      </w:pPr>
+      <w:r>
+        <w:rPr>
+          <w:rFonts w:hint="eastAsia"/>
+          <w:lang w:val="en-US" w:eastAsia="zh-CN"/>
+        </w:rPr>
+        <w:t>所以在Blender中，将分离出的多个静态网格体，分别命名为UCX_StaMesh_01或02或03</w:t>
+      </w:r>
+    </w:p>
+    <w:p>
+      <w:pPr>
+        <w:rPr>
+          <w:rFonts w:hint="eastAsia"/>
+          <w:lang w:val="en-US" w:eastAsia="zh-CN"/>
+        </w:rPr>
+      </w:pPr>
+      <w:r>
+        <w:rPr>
+          <w:rFonts w:hint="eastAsia"/>
+          <w:lang w:val="en-US" w:eastAsia="zh-CN"/>
+        </w:rPr>
+        <w:t>完成之后把隐藏的模型展示出来，在大纲中全选所有的UCX和Mesh，导出。</w:t>
+      </w:r>
+    </w:p>
+    <w:p>
+      <w:pPr>
+        <w:rPr>
+          <w:rFonts w:hint="default"/>
+          <w:lang w:val="en-US" w:eastAsia="zh-CN"/>
+        </w:rPr>
+      </w:pPr>
+      <w:r>
+        <w:rPr>
+          <w:rFonts w:hint="eastAsia"/>
+          <w:lang w:val="en-US" w:eastAsia="zh-CN"/>
+        </w:rPr>
+        <w:t>完成。</w:t>
+      </w:r>
+    </w:p>
+    <w:p>
+      <w:pPr>
+        <w:rPr>
+          <w:rFonts w:hint="eastAsia"/>
+          <w:lang w:val="en-US" w:eastAsia="zh-CN"/>
+        </w:rPr>
+      </w:pPr>
+    </w:p>
+    <w:p>
+      <w:pPr>
+        <w:rPr>
+          <w:rFonts w:hint="eastAsia"/>
+          <w:lang w:val="en-US" w:eastAsia="zh-CN"/>
+        </w:rPr>
+      </w:pPr>
+      <w:r>
+        <w:rPr>
+          <w:rFonts w:hint="eastAsia"/>
+          <w:lang w:val="en-US" w:eastAsia="zh-CN"/>
+        </w:rPr>
+        <w:t>Key：如果是把fbx从windows文件夹直接拖入到UE的内容文件夹中，是不需要勾选“生成缺失碰撞”的。因为会自动生成。</w:t>
+      </w:r>
+    </w:p>
+    <w:p>
+      <w:pPr>
+        <w:rPr>
+          <w:rFonts w:hint="eastAsia"/>
+          <w:lang w:val="en-US" w:eastAsia="zh-CN"/>
+        </w:rPr>
+      </w:pPr>
+    </w:p>
+    <w:p>
+      <w:pPr>
+        <w:rPr>
+          <w:rFonts w:hint="eastAsia"/>
+          <w:lang w:val="en-US" w:eastAsia="zh-CN"/>
+        </w:rPr>
+      </w:pPr>
+      <w:r>
+        <w:rPr>
+          <w:rFonts w:hint="eastAsia"/>
+          <w:lang w:val="en-US" w:eastAsia="zh-CN"/>
+        </w:rPr>
+        <w:t>还有一个方法，我没有试过，读者可以试一下然后修改这部分的文档</w:t>
+      </w:r>
+    </w:p>
+    <w:p>
+      <w:pPr>
+        <w:rPr>
+          <w:rFonts w:hint="eastAsia"/>
+          <w:lang w:val="en-US" w:eastAsia="zh-CN"/>
+        </w:rPr>
+      </w:pPr>
+      <w:r>
+        <w:rPr>
+          <w:rFonts w:hint="eastAsia"/>
+          <w:lang w:val="en-US" w:eastAsia="zh-CN"/>
+        </w:rPr>
+        <w:t>自动凸包再把复杂碰撞运用到简单碰撞</w:t>
+      </w:r>
+    </w:p>
+    <w:p>
+      <w:pPr>
+        <w:rPr>
+          <w:rFonts w:hint="default"/>
+          <w:lang w:val="en-US" w:eastAsia="zh-CN"/>
+        </w:rPr>
+      </w:pPr>
+      <w:r>
+        <w:rPr>
+          <w:rFonts w:hint="eastAsia"/>
+          <w:lang w:val="en-US" w:eastAsia="zh-CN"/>
+        </w:rPr>
+        <w:t>说人话就是：</w:t>
       </w:r>
       <w:bookmarkStart w:id="0" w:name="_GoBack"/>
       <w:bookmarkEnd w:id="0"/>
-    </w:p>
-    <w:p>
-      <w:pPr>
-        <w:numPr>
-          <w:numId w:val="0"/>
-        </w:numPr>
-        <w:rPr>
-          <w:rFonts w:hint="default"/>
-          <w:lang w:val="en-US" w:eastAsia="zh-CN"/>
-        </w:rPr>
-      </w:pPr>
-    </w:p>
-    <w:p>
-      <w:pPr>
-        <w:numPr>
-          <w:numId w:val="0"/>
-        </w:numPr>
-        <w:rPr>
-          <w:rFonts w:hint="default"/>
-          <w:lang w:val="en-US" w:eastAsia="zh-CN"/>
-        </w:rPr>
-      </w:pPr>
-    </w:p>
-    <w:p>
-      <w:pPr>
-        <w:numPr>
-          <w:numId w:val="0"/>
-        </w:numPr>
-        <w:rPr>
-          <w:rFonts w:hint="default"/>
-          <w:lang w:val="en-US" w:eastAsia="zh-CN"/>
-        </w:rPr>
-      </w:pPr>
-    </w:p>
-    <w:p>
-      <w:pPr>
-        <w:numPr>
-          <w:numId w:val="0"/>
-        </w:numPr>
-        <w:rPr>
-          <w:rFonts w:hint="default"/>
-          <w:lang w:val="en-US" w:eastAsia="zh-CN"/>
-        </w:rPr>
-      </w:pPr>
-    </w:p>
-    <w:p>
-      <w:pPr>
-        <w:numPr>
-          <w:numId w:val="0"/>
-        </w:numPr>
+      <w:r>
+        <w:rPr>
+          <w:rFonts w:hint="default"/>
+          <w:lang w:val="en-US" w:eastAsia="zh-CN"/>
+        </w:rPr>
+        <w:t>在内容管理器中，选中你要修改的资产，右键-资产操作-通过属性矩阵进行批量编辑，在弹窗中再次选中所有内容，在碰撞复杂度中改变复杂到简单，记得保存就好了</w:t>
+      </w:r>
+    </w:p>
+    <w:p>
+      <w:pPr>
+        <w:rPr>
+          <w:rFonts w:hint="default"/>
+          <w:lang w:val="en-US" w:eastAsia="zh-CN"/>
+        </w:rPr>
+      </w:pPr>
+      <w:r>
+        <w:rPr>
+          <w:rFonts w:hint="eastAsia"/>
+          <w:lang w:val="en-US" w:eastAsia="zh-CN"/>
+        </w:rPr>
+        <w:t>这个可以直接应用于复杂的网格体</w:t>
+      </w:r>
+    </w:p>
+    <w:p>
+      <w:pPr>
+        <w:rPr>
+          <w:rFonts w:hint="eastAsia"/>
+          <w:lang w:val="en-US" w:eastAsia="zh-CN"/>
+        </w:rPr>
+      </w:pPr>
+    </w:p>
+    <w:p>
+      <w:pPr>
+        <w:rPr>
+          <w:rFonts w:hint="eastAsia"/>
+          <w:lang w:val="en-US" w:eastAsia="zh-CN"/>
+        </w:rPr>
+      </w:pPr>
+    </w:p>
+    <w:p>
+      <w:pPr>
         <w:rPr>
           <w:rFonts w:hint="default"/>
           <w:lang w:val="en-US" w:eastAsia="zh-CN"/>
@@ -2648,7 +5555,26 @@
       </w:pPr>
     </w:lvl>
   </w:abstractNum>
+  <w:abstractNum w:abstractNumId="1">
+    <w:nsid w:val="94B03877"/>
+    <w:multiLevelType w:val="singleLevel"/>
+    <w:tmpl w:val="94B03877"/>
+    <w:lvl w:ilvl="0" w:tentative="0">
+      <w:start w:val="1"/>
+      <w:numFmt w:val="decimal"/>
+      <w:lvlText w:val="%1."/>
+      <w:lvlJc w:val="left"/>
+      <w:pPr>
+        <w:tabs>
+          <w:tab w:val="left" w:pos="312"/>
+        </w:tabs>
+      </w:pPr>
+    </w:lvl>
+  </w:abstractNum>
   <w:num w:numId="1">
+    <w:abstractNumId w:val="1"/>
+  </w:num>
+  <w:num w:numId="2">
     <w:abstractNumId w:val="0"/>
   </w:num>
 </w:numbering>
@@ -2668,8 +5594,8 @@
     <w:lsdException w:qFormat="1" w:unhideWhenUsed="0" w:uiPriority="0" w:semiHidden="0" w:name="Normal"/>
     <w:lsdException w:qFormat="1" w:unhideWhenUsed="0" w:uiPriority="0" w:semiHidden="0" w:name="heading 1"/>
     <w:lsdException w:qFormat="1" w:uiPriority="0" w:semiHidden="0" w:name="heading 2"/>
-    <w:lsdException w:qFormat="1" w:uiPriority="0" w:name="heading 3"/>
-    <w:lsdException w:qFormat="1" w:uiPriority="0" w:name="heading 4"/>
+    <w:lsdException w:qFormat="1" w:uiPriority="0" w:semiHidden="0" w:name="heading 3"/>
+    <w:lsdException w:qFormat="1" w:uiPriority="0" w:semiHidden="0" w:name="heading 4"/>
     <w:lsdException w:qFormat="1" w:uiPriority="0" w:name="heading 5"/>
     <w:lsdException w:qFormat="1" w:uiPriority="0" w:name="heading 6"/>
     <w:lsdException w:qFormat="1" w:uiPriority="0" w:name="heading 7"/>
@@ -2750,7 +5676,7 @@
     <w:lsdException w:unhideWhenUsed="0" w:uiPriority="0" w:semiHidden="0" w:name="Body Text Indent 2"/>
     <w:lsdException w:unhideWhenUsed="0" w:uiPriority="0" w:semiHidden="0" w:name="Body Text Indent 3"/>
     <w:lsdException w:unhideWhenUsed="0" w:uiPriority="0" w:semiHidden="0" w:name="Block Text"/>
-    <w:lsdException w:unhideWhenUsed="0" w:uiPriority="0" w:semiHidden="0" w:name="Hyperlink"/>
+    <w:lsdException w:qFormat="1" w:unhideWhenUsed="0" w:uiPriority="0" w:semiHidden="0" w:name="Hyperlink"/>
     <w:lsdException w:unhideWhenUsed="0" w:uiPriority="0" w:semiHidden="0" w:name="FollowedHyperlink"/>
     <w:lsdException w:qFormat="1" w:unhideWhenUsed="0" w:uiPriority="0" w:semiHidden="0" w:name="Strong"/>
     <w:lsdException w:qFormat="1" w:unhideWhenUsed="0" w:uiPriority="0" w:semiHidden="0" w:name="Emphasis"/>
@@ -2931,6 +5857,24 @@
     </w:rPr>
   </w:style>
   <w:style w:type="paragraph" w:styleId="2">
+    <w:name w:val="heading 1"/>
+    <w:basedOn w:val="1"/>
+    <w:next w:val="1"/>
+    <w:qFormat/>
+    <w:uiPriority w:val="0"/>
+    <w:pPr>
+      <w:keepNext/>
+      <w:keepLines/>
+      <w:spacing w:before="340" w:beforeLines="0" w:beforeAutospacing="0" w:after="330" w:afterLines="0" w:afterAutospacing="0" w:line="576" w:lineRule="auto"/>
+      <w:outlineLvl w:val="0"/>
+    </w:pPr>
+    <w:rPr>
+      <w:b/>
+      <w:kern w:val="44"/>
+      <w:sz w:val="44"/>
+    </w:rPr>
+  </w:style>
+  <w:style w:type="paragraph" w:styleId="3">
     <w:name w:val="heading 2"/>
     <w:basedOn w:val="1"/>
     <w:next w:val="1"/>
@@ -2949,13 +5893,50 @@
       <w:sz w:val="32"/>
     </w:rPr>
   </w:style>
-  <w:style w:type="character" w:default="1" w:styleId="4">
+  <w:style w:type="paragraph" w:styleId="4">
+    <w:name w:val="heading 3"/>
+    <w:basedOn w:val="1"/>
+    <w:next w:val="1"/>
+    <w:unhideWhenUsed/>
+    <w:qFormat/>
+    <w:uiPriority w:val="0"/>
+    <w:pPr>
+      <w:keepNext/>
+      <w:keepLines/>
+      <w:spacing w:before="260" w:beforeLines="0" w:beforeAutospacing="0" w:after="260" w:afterLines="0" w:afterAutospacing="0" w:line="413" w:lineRule="auto"/>
+      <w:outlineLvl w:val="2"/>
+    </w:pPr>
+    <w:rPr>
+      <w:b/>
+      <w:sz w:val="32"/>
+    </w:rPr>
+  </w:style>
+  <w:style w:type="paragraph" w:styleId="5">
+    <w:name w:val="heading 4"/>
+    <w:basedOn w:val="1"/>
+    <w:next w:val="1"/>
+    <w:unhideWhenUsed/>
+    <w:qFormat/>
+    <w:uiPriority w:val="0"/>
+    <w:pPr>
+      <w:keepNext/>
+      <w:keepLines/>
+      <w:spacing w:before="280" w:beforeLines="0" w:beforeAutospacing="0" w:after="290" w:afterLines="0" w:afterAutospacing="0" w:line="372" w:lineRule="auto"/>
+      <w:outlineLvl w:val="3"/>
+    </w:pPr>
+    <w:rPr>
+      <w:rFonts w:ascii="Arial" w:hAnsi="Arial" w:eastAsia="黑体"/>
+      <w:b/>
+      <w:sz w:val="28"/>
+    </w:rPr>
+  </w:style>
+  <w:style w:type="character" w:default="1" w:styleId="7">
     <w:name w:val="Default Paragraph Font"/>
     <w:semiHidden/>
     <w:qFormat/>
     <w:uiPriority w:val="0"/>
   </w:style>
-  <w:style w:type="table" w:default="1" w:styleId="3">
+  <w:style w:type="table" w:default="1" w:styleId="6">
     <w:name w:val="Normal Table"/>
     <w:semiHidden/>
     <w:qFormat/>
@@ -2969,9 +5950,10 @@
       </w:tblCellMar>
     </w:tblPr>
   </w:style>
-  <w:style w:type="character" w:styleId="5">
+  <w:style w:type="character" w:styleId="8">
     <w:name w:val="Hyperlink"/>
-    <w:basedOn w:val="4"/>
+    <w:basedOn w:val="7"/>
+    <w:qFormat/>
     <w:uiPriority w:val="0"/>
     <w:rPr>
       <w:color w:val="0000FF"/>
